--- a/template/SK-4/ba SK IV.docx
+++ b/template/SK-4/ba SK IV.docx
@@ -9,12 +9,14 @@
         <w:jc w:val="center"/>
         <w:rPr>
           <w:b/>
+          <w:color w:val="000000" w:themeColor="text1"/>
           <w:sz w:val="28"/>
         </w:rPr>
       </w:pPr>
       <w:r>
         <w:rPr>
           <w:b/>
+          <w:color w:val="000000" w:themeColor="text1"/>
           <w:sz w:val="28"/>
         </w:rPr>
         <w:t>FORM</w:t>
@@ -22,6 +24,7 @@
       <w:r>
         <w:rPr>
           <w:b/>
+          <w:color w:val="000000" w:themeColor="text1"/>
           <w:spacing w:val="-4"/>
           <w:sz w:val="28"/>
         </w:rPr>
@@ -30,6 +33,7 @@
       <w:r>
         <w:rPr>
           <w:b/>
+          <w:color w:val="000000" w:themeColor="text1"/>
           <w:spacing w:val="-2"/>
           <w:sz w:val="28"/>
         </w:rPr>
@@ -43,12 +47,14 @@
         <w:jc w:val="center"/>
         <w:rPr>
           <w:b/>
+          <w:color w:val="000000" w:themeColor="text1"/>
           <w:sz w:val="28"/>
         </w:rPr>
       </w:pPr>
       <w:r>
         <w:rPr>
           <w:b/>
+          <w:color w:val="000000" w:themeColor="text1"/>
           <w:sz w:val="28"/>
         </w:rPr>
         <w:t>BERITA</w:t>
@@ -56,6 +62,7 @@
       <w:r>
         <w:rPr>
           <w:b/>
+          <w:color w:val="000000" w:themeColor="text1"/>
           <w:spacing w:val="-7"/>
           <w:sz w:val="28"/>
         </w:rPr>
@@ -64,6 +71,7 @@
       <w:r>
         <w:rPr>
           <w:b/>
+          <w:color w:val="000000" w:themeColor="text1"/>
           <w:sz w:val="28"/>
         </w:rPr>
         <w:t>ACARA</w:t>
@@ -71,6 +79,7 @@
       <w:r>
         <w:rPr>
           <w:b/>
+          <w:color w:val="000000" w:themeColor="text1"/>
           <w:spacing w:val="-7"/>
           <w:sz w:val="28"/>
         </w:rPr>
@@ -79,6 +88,7 @@
       <w:r>
         <w:rPr>
           <w:b/>
+          <w:color w:val="000000" w:themeColor="text1"/>
           <w:sz w:val="28"/>
         </w:rPr>
         <w:t>PENILAIAN DISERTASI</w:t>
@@ -91,6 +101,7 @@
         <w:jc w:val="center"/>
         <w:rPr>
           <w:b/>
+          <w:color w:val="000000" w:themeColor="text1"/>
           <w:sz w:val="28"/>
         </w:rPr>
       </w:pPr>
@@ -102,6 +113,7 @@
         <w:jc w:val="center"/>
         <w:rPr>
           <w:b/>
+          <w:color w:val="000000" w:themeColor="text1"/>
           <w:sz w:val="28"/>
         </w:rPr>
       </w:pPr>
@@ -142,18 +154,21 @@
               <w:spacing w:line="275" w:lineRule="exact"/>
               <w:ind w:left="107"/>
               <w:rPr>
+                <w:color w:val="000000" w:themeColor="text1"/>
                 <w:spacing w:val="-2"/>
                 <w:sz w:val="24"/>
               </w:rPr>
             </w:pPr>
             <w:r>
               <w:rPr>
+                <w:color w:val="000000" w:themeColor="text1"/>
                 <w:sz w:val="24"/>
               </w:rPr>
               <w:t>Judul</w:t>
             </w:r>
             <w:r>
               <w:rPr>
+                <w:color w:val="000000" w:themeColor="text1"/>
                 <w:spacing w:val="-6"/>
                 <w:sz w:val="24"/>
               </w:rPr>
@@ -161,6 +176,7 @@
             </w:r>
             <w:r>
               <w:rPr>
+                <w:color w:val="000000" w:themeColor="text1"/>
                 <w:spacing w:val="-2"/>
                 <w:sz w:val="24"/>
               </w:rPr>
@@ -177,6 +193,7 @@
               <w:jc w:val="both"/>
               <w:rPr>
                 <w:b/>
+                <w:color w:val="000000" w:themeColor="text1"/>
                 <w:spacing w:val="-2"/>
                 <w:szCs w:val="22"/>
                 <w:lang w:val="id"/>
@@ -190,7 +207,7 @@
                 <w:rFonts w:ascii="Tahoma-Bold" w:hAnsi="Tahoma-Bold"/>
                 <w:b/>
                 <w:bCs/>
-                <w:color w:val="000000"/>
+                <w:color w:val="000000" w:themeColor="text1"/>
                 <w:sz w:val="20"/>
                 <w:szCs w:val="20"/>
               </w:rPr>
@@ -200,7 +217,7 @@
                 <w:rFonts w:ascii="Tahoma-Bold" w:hAnsi="Tahoma-Bold"/>
                 <w:b/>
                 <w:bCs/>
-                <w:color w:val="000000"/>
+                <w:color w:val="000000" w:themeColor="text1"/>
                 <w:sz w:val="20"/>
                 <w:szCs w:val="20"/>
               </w:rPr>
@@ -211,29 +228,31 @@
                 <w:rFonts w:ascii="Tahoma-Bold" w:hAnsi="Tahoma-Bold"/>
                 <w:b/>
                 <w:bCs/>
-                <w:color w:val="000000"/>
+                <w:color w:val="000000" w:themeColor="text1"/>
                 <w:sz w:val="20"/>
                 <w:szCs w:val="20"/>
               </w:rPr>
               <w:t>(</w:t>
             </w:r>
+            <w:proofErr w:type="spellStart"/>
             <w:r>
               <w:rPr>
                 <w:rFonts w:ascii="Tahoma-Bold" w:hAnsi="Tahoma-Bold"/>
                 <w:b/>
                 <w:bCs/>
-                <w:color w:val="FF0000"/>
+                <w:color w:val="000000" w:themeColor="text1"/>
                 <w:sz w:val="20"/>
                 <w:szCs w:val="20"/>
               </w:rPr>
               <w:t>judul</w:t>
             </w:r>
+            <w:proofErr w:type="spellEnd"/>
             <w:r>
               <w:rPr>
                 <w:rFonts w:ascii="Tahoma-Bold" w:hAnsi="Tahoma-Bold"/>
                 <w:b/>
                 <w:bCs/>
-                <w:color w:val="000000"/>
+                <w:color w:val="000000" w:themeColor="text1"/>
                 <w:sz w:val="20"/>
                 <w:szCs w:val="20"/>
               </w:rPr>
@@ -243,6 +262,9 @@
           <w:p>
             <w:pPr>
               <w:jc w:val="center"/>
+              <w:rPr>
+                <w:color w:val="000000" w:themeColor="text1"/>
+              </w:rPr>
             </w:pPr>
           </w:p>
         </w:tc>
@@ -264,17 +286,20 @@
               <w:spacing w:line="275" w:lineRule="exact"/>
               <w:ind w:left="107"/>
               <w:rPr>
+                <w:color w:val="000000" w:themeColor="text1"/>
                 <w:sz w:val="24"/>
               </w:rPr>
             </w:pPr>
             <w:r>
               <w:rPr>
+                <w:color w:val="000000" w:themeColor="text1"/>
                 <w:sz w:val="24"/>
               </w:rPr>
               <w:t>Nama</w:t>
             </w:r>
             <w:r>
               <w:rPr>
+                <w:color w:val="000000" w:themeColor="text1"/>
                 <w:spacing w:val="-5"/>
                 <w:sz w:val="24"/>
               </w:rPr>
@@ -282,6 +307,7 @@
             </w:r>
             <w:r>
               <w:rPr>
+                <w:color w:val="000000" w:themeColor="text1"/>
                 <w:spacing w:val="-2"/>
                 <w:sz w:val="24"/>
               </w:rPr>
@@ -289,6 +315,7 @@
             </w:r>
             <w:r>
               <w:rPr>
+                <w:color w:val="000000" w:themeColor="text1"/>
                 <w:spacing w:val="-2"/>
                 <w:sz w:val="24"/>
               </w:rPr>
@@ -296,37 +323,23 @@
             </w:r>
             <w:r>
               <w:rPr>
+                <w:color w:val="000000" w:themeColor="text1"/>
                 <w:spacing w:val="-2"/>
                 <w:sz w:val="24"/>
                 <w:lang w:val="fi-FI"/>
               </w:rPr>
-              <w:t>(</w:t>
-            </w:r>
-            <w:r>
-              <w:rPr>
-                <w:color w:val="FF0000"/>
-                <w:spacing w:val="-2"/>
+              <w:t>(nama mhs)</w:t>
+            </w:r>
+            <w:r>
+              <w:rPr>
+                <w:color w:val="000000" w:themeColor="text1"/>
                 <w:sz w:val="24"/>
-                <w:lang w:val="fi-FI"/>
-              </w:rPr>
-              <w:t>nama mhs</w:t>
-            </w:r>
-            <w:r>
-              <w:rPr>
-                <w:spacing w:val="-2"/>
-                <w:sz w:val="24"/>
-                <w:lang w:val="fi-FI"/>
-              </w:rPr>
-              <w:t>)</w:t>
-            </w:r>
-            <w:r>
-              <w:rPr>
-                <w:sz w:val="24"/>
               </w:rPr>
               <w:tab/>
             </w:r>
             <w:r>
               <w:rPr>
+                <w:color w:val="000000" w:themeColor="text1"/>
                 <w:spacing w:val="-4"/>
                 <w:sz w:val="24"/>
               </w:rPr>
@@ -334,6 +347,7 @@
             </w:r>
             <w:r>
               <w:rPr>
+                <w:color w:val="000000" w:themeColor="text1"/>
                 <w:spacing w:val="-4"/>
                 <w:sz w:val="24"/>
               </w:rPr>
@@ -341,28 +355,12 @@
             </w:r>
             <w:r>
               <w:rPr>
+                <w:color w:val="000000" w:themeColor="text1"/>
                 <w:spacing w:val="-4"/>
                 <w:sz w:val="24"/>
                 <w:lang w:val="fi-FI"/>
               </w:rPr>
-              <w:t>(</w:t>
-            </w:r>
-            <w:r>
-              <w:rPr>
-                <w:color w:val="FF0000"/>
-                <w:spacing w:val="-4"/>
-                <w:sz w:val="24"/>
-                <w:lang w:val="fi-FI"/>
-              </w:rPr>
-              <w:t>nim</w:t>
-            </w:r>
-            <w:r>
-              <w:rPr>
-                <w:spacing w:val="-4"/>
-                <w:sz w:val="24"/>
-                <w:lang w:val="fi-FI"/>
-              </w:rPr>
-              <w:t>)</w:t>
+              <w:t>(nim)</w:t>
             </w:r>
           </w:p>
         </w:tc>
@@ -381,12 +379,14 @@
               <w:spacing w:line="275" w:lineRule="exact"/>
               <w:ind w:left="107"/>
               <w:rPr>
+                <w:color w:val="000000" w:themeColor="text1"/>
                 <w:sz w:val="24"/>
                 <w:szCs w:val="24"/>
               </w:rPr>
             </w:pPr>
             <w:r>
               <w:rPr>
+                <w:color w:val="000000" w:themeColor="text1"/>
                 <w:sz w:val="24"/>
                 <w:szCs w:val="24"/>
               </w:rPr>
@@ -394,6 +394,7 @@
             </w:r>
             <w:r>
               <w:rPr>
+                <w:color w:val="000000" w:themeColor="text1"/>
                 <w:spacing w:val="-3"/>
                 <w:sz w:val="24"/>
                 <w:szCs w:val="24"/>
@@ -402,6 +403,7 @@
             </w:r>
             <w:r>
               <w:rPr>
+                <w:color w:val="000000" w:themeColor="text1"/>
                 <w:sz w:val="24"/>
                 <w:szCs w:val="24"/>
               </w:rPr>
@@ -409,6 +411,7 @@
             </w:r>
             <w:r>
               <w:rPr>
+                <w:color w:val="000000" w:themeColor="text1"/>
                 <w:spacing w:val="-3"/>
                 <w:sz w:val="24"/>
                 <w:szCs w:val="24"/>
@@ -417,6 +420,7 @@
             </w:r>
             <w:r>
               <w:rPr>
+                <w:color w:val="000000" w:themeColor="text1"/>
                 <w:sz w:val="24"/>
                 <w:szCs w:val="24"/>
               </w:rPr>
@@ -424,6 +428,7 @@
             </w:r>
             <w:r>
               <w:rPr>
+                <w:color w:val="000000" w:themeColor="text1"/>
                 <w:spacing w:val="-2"/>
                 <w:sz w:val="24"/>
                 <w:szCs w:val="24"/>
@@ -432,6 +437,7 @@
             </w:r>
             <w:r>
               <w:rPr>
+                <w:color w:val="000000" w:themeColor="text1"/>
                 <w:spacing w:val="-2"/>
                 <w:sz w:val="24"/>
                 <w:szCs w:val="24"/>
@@ -440,6 +446,7 @@
             </w:r>
             <w:r>
               <w:rPr>
+                <w:color w:val="000000" w:themeColor="text1"/>
                 <w:spacing w:val="-2"/>
                 <w:sz w:val="24"/>
                 <w:szCs w:val="24"/>
@@ -448,6 +455,7 @@
             </w:r>
             <w:r>
               <w:rPr>
+                <w:color w:val="000000" w:themeColor="text1"/>
                 <w:spacing w:val="-2"/>
                 <w:sz w:val="24"/>
                 <w:szCs w:val="24"/>
@@ -457,25 +465,47 @@
             <w:r>
               <w:rPr>
                 <w:rFonts w:ascii="Segoe UI" w:hAnsi="Segoe UI" w:cs="Segoe UI"/>
-                <w:color w:val="000000"/>
+                <w:color w:val="000000" w:themeColor="text1"/>
                 <w:shd w:val="clear" w:color="auto" w:fill="FFFFFF"/>
                 <w:lang w:val="en-US"/>
               </w:rPr>
-              <w:t>(</w:t>
-            </w:r>
+              <w:t xml:space="preserve">(nama </w:t>
+            </w:r>
+            <w:proofErr w:type="spellStart"/>
             <w:r>
               <w:rPr>
                 <w:rFonts w:ascii="Segoe UI" w:hAnsi="Segoe UI" w:cs="Segoe UI"/>
-                <w:color w:val="FF0000"/>
+                <w:color w:val="000000" w:themeColor="text1"/>
                 <w:shd w:val="clear" w:color="auto" w:fill="FFFFFF"/>
                 <w:lang w:val="en-US"/>
               </w:rPr>
-              <w:t>nama ketua pembimbing</w:t>
-            </w:r>
+              <w:t>ketua</w:t>
+            </w:r>
+            <w:proofErr w:type="spellEnd"/>
             <w:r>
               <w:rPr>
                 <w:rFonts w:ascii="Segoe UI" w:hAnsi="Segoe UI" w:cs="Segoe UI"/>
-                <w:color w:val="000000"/>
+                <w:color w:val="000000" w:themeColor="text1"/>
+                <w:shd w:val="clear" w:color="auto" w:fill="FFFFFF"/>
+                <w:lang w:val="en-US"/>
+              </w:rPr>
+              <w:t xml:space="preserve"> </w:t>
+            </w:r>
+            <w:proofErr w:type="spellStart"/>
+            <w:r>
+              <w:rPr>
+                <w:rFonts w:ascii="Segoe UI" w:hAnsi="Segoe UI" w:cs="Segoe UI"/>
+                <w:color w:val="000000" w:themeColor="text1"/>
+                <w:shd w:val="clear" w:color="auto" w:fill="FFFFFF"/>
+                <w:lang w:val="en-US"/>
+              </w:rPr>
+              <w:t>pembimbing</w:t>
+            </w:r>
+            <w:proofErr w:type="spellEnd"/>
+            <w:r>
+              <w:rPr>
+                <w:rFonts w:ascii="Segoe UI" w:hAnsi="Segoe UI" w:cs="Segoe UI"/>
+                <w:color w:val="000000" w:themeColor="text1"/>
                 <w:shd w:val="clear" w:color="auto" w:fill="FFFFFF"/>
                 <w:lang w:val="en-US"/>
               </w:rPr>
@@ -498,12 +528,14 @@
               <w:spacing w:line="275" w:lineRule="exact"/>
               <w:ind w:left="107"/>
               <w:rPr>
+                <w:color w:val="000000" w:themeColor="text1"/>
                 <w:sz w:val="24"/>
                 <w:szCs w:val="24"/>
               </w:rPr>
             </w:pPr>
             <w:r>
               <w:rPr>
+                <w:color w:val="000000" w:themeColor="text1"/>
                 <w:sz w:val="24"/>
                 <w:szCs w:val="24"/>
               </w:rPr>
@@ -511,6 +543,7 @@
             </w:r>
             <w:r>
               <w:rPr>
+                <w:color w:val="000000" w:themeColor="text1"/>
                 <w:spacing w:val="-2"/>
                 <w:sz w:val="24"/>
                 <w:szCs w:val="24"/>
@@ -519,6 +552,7 @@
             </w:r>
             <w:r>
               <w:rPr>
+                <w:color w:val="000000" w:themeColor="text1"/>
                 <w:sz w:val="24"/>
                 <w:szCs w:val="24"/>
               </w:rPr>
@@ -526,6 +560,7 @@
             </w:r>
             <w:r>
               <w:rPr>
+                <w:color w:val="000000" w:themeColor="text1"/>
                 <w:spacing w:val="-2"/>
                 <w:sz w:val="24"/>
                 <w:szCs w:val="24"/>
@@ -534,6 +569,7 @@
             </w:r>
             <w:r>
               <w:rPr>
+                <w:color w:val="000000" w:themeColor="text1"/>
                 <w:sz w:val="24"/>
                 <w:szCs w:val="24"/>
               </w:rPr>
@@ -541,6 +577,7 @@
             </w:r>
             <w:r>
               <w:rPr>
+                <w:color w:val="000000" w:themeColor="text1"/>
                 <w:spacing w:val="-2"/>
                 <w:sz w:val="24"/>
                 <w:szCs w:val="24"/>
@@ -549,6 +586,7 @@
             </w:r>
             <w:r>
               <w:rPr>
+                <w:color w:val="000000" w:themeColor="text1"/>
                 <w:spacing w:val="-5"/>
                 <w:sz w:val="24"/>
                 <w:szCs w:val="24"/>
@@ -557,6 +595,7 @@
             </w:r>
             <w:r>
               <w:rPr>
+                <w:color w:val="000000" w:themeColor="text1"/>
                 <w:spacing w:val="-5"/>
                 <w:sz w:val="24"/>
                 <w:szCs w:val="24"/>
@@ -565,6 +604,7 @@
             </w:r>
             <w:r>
               <w:rPr>
+                <w:color w:val="000000" w:themeColor="text1"/>
                 <w:spacing w:val="-5"/>
                 <w:sz w:val="24"/>
                 <w:szCs w:val="24"/>
@@ -573,6 +613,7 @@
             </w:r>
             <w:r>
               <w:rPr>
+                <w:color w:val="000000" w:themeColor="text1"/>
                 <w:spacing w:val="-5"/>
                 <w:sz w:val="24"/>
                 <w:szCs w:val="24"/>
@@ -582,29 +623,31 @@
             <w:r>
               <w:rPr>
                 <w:rFonts w:ascii="Segoe UI" w:hAnsi="Segoe UI" w:cs="Segoe UI"/>
-                <w:color w:val="000000"/>
+                <w:color w:val="000000" w:themeColor="text1"/>
                 <w:shd w:val="clear" w:color="auto" w:fill="FFFFFF"/>
                 <w:lang w:val="en-US"/>
               </w:rPr>
-              <w:t>(</w:t>
-            </w:r>
+              <w:t xml:space="preserve">(nama </w:t>
+            </w:r>
+            <w:proofErr w:type="spellStart"/>
             <w:r>
               <w:rPr>
                 <w:rFonts w:ascii="Segoe UI" w:hAnsi="Segoe UI" w:cs="Segoe UI"/>
-                <w:color w:val="FF0000"/>
+                <w:color w:val="000000" w:themeColor="text1"/>
                 <w:shd w:val="clear" w:color="auto" w:fill="FFFFFF"/>
                 <w:lang w:val="en-US"/>
               </w:rPr>
-              <w:t>nama pembimbing I</w:t>
-            </w:r>
+              <w:t>pembimbing</w:t>
+            </w:r>
+            <w:proofErr w:type="spellEnd"/>
             <w:r>
               <w:rPr>
                 <w:rFonts w:ascii="Segoe UI" w:hAnsi="Segoe UI" w:cs="Segoe UI"/>
-                <w:color w:val="000000"/>
+                <w:color w:val="000000" w:themeColor="text1"/>
                 <w:shd w:val="clear" w:color="auto" w:fill="FFFFFF"/>
                 <w:lang w:val="en-US"/>
               </w:rPr>
-              <w:t>)</w:t>
+              <w:t xml:space="preserve"> I)</w:t>
             </w:r>
           </w:p>
         </w:tc>
@@ -623,12 +666,14 @@
               <w:spacing w:line="275" w:lineRule="exact"/>
               <w:ind w:left="107"/>
               <w:rPr>
+                <w:color w:val="000000" w:themeColor="text1"/>
                 <w:sz w:val="24"/>
                 <w:szCs w:val="24"/>
               </w:rPr>
             </w:pPr>
             <w:r>
               <w:rPr>
+                <w:color w:val="000000" w:themeColor="text1"/>
                 <w:sz w:val="24"/>
                 <w:szCs w:val="24"/>
               </w:rPr>
@@ -636,6 +681,7 @@
             </w:r>
             <w:r>
               <w:rPr>
+                <w:color w:val="000000" w:themeColor="text1"/>
                 <w:spacing w:val="-2"/>
                 <w:sz w:val="24"/>
                 <w:szCs w:val="24"/>
@@ -644,6 +690,7 @@
             </w:r>
             <w:r>
               <w:rPr>
+                <w:color w:val="000000" w:themeColor="text1"/>
                 <w:sz w:val="24"/>
                 <w:szCs w:val="24"/>
               </w:rPr>
@@ -651,6 +698,7 @@
             </w:r>
             <w:r>
               <w:rPr>
+                <w:color w:val="000000" w:themeColor="text1"/>
                 <w:spacing w:val="-2"/>
                 <w:sz w:val="24"/>
                 <w:szCs w:val="24"/>
@@ -659,6 +707,7 @@
             </w:r>
             <w:r>
               <w:rPr>
+                <w:color w:val="000000" w:themeColor="text1"/>
                 <w:sz w:val="24"/>
                 <w:szCs w:val="24"/>
               </w:rPr>
@@ -666,6 +715,7 @@
             </w:r>
             <w:r>
               <w:rPr>
+                <w:color w:val="000000" w:themeColor="text1"/>
                 <w:spacing w:val="-2"/>
                 <w:sz w:val="24"/>
                 <w:szCs w:val="24"/>
@@ -674,6 +724,7 @@
             </w:r>
             <w:r>
               <w:rPr>
+                <w:color w:val="000000" w:themeColor="text1"/>
                 <w:spacing w:val="-5"/>
                 <w:sz w:val="24"/>
                 <w:szCs w:val="24"/>
@@ -682,6 +733,7 @@
             </w:r>
             <w:r>
               <w:rPr>
+                <w:color w:val="000000" w:themeColor="text1"/>
                 <w:spacing w:val="-5"/>
                 <w:sz w:val="24"/>
                 <w:szCs w:val="24"/>
@@ -690,6 +742,7 @@
             </w:r>
             <w:r>
               <w:rPr>
+                <w:color w:val="000000" w:themeColor="text1"/>
                 <w:spacing w:val="-5"/>
                 <w:sz w:val="24"/>
                 <w:szCs w:val="24"/>
@@ -699,29 +752,31 @@
             <w:r>
               <w:rPr>
                 <w:rFonts w:ascii="Segoe UI" w:hAnsi="Segoe UI" w:cs="Segoe UI"/>
-                <w:color w:val="000000"/>
+                <w:color w:val="000000" w:themeColor="text1"/>
                 <w:shd w:val="clear" w:color="auto" w:fill="FFFFFF"/>
                 <w:lang w:val="en-US"/>
               </w:rPr>
-              <w:t>(</w:t>
-            </w:r>
+              <w:t xml:space="preserve">(nama </w:t>
+            </w:r>
+            <w:proofErr w:type="spellStart"/>
             <w:r>
               <w:rPr>
                 <w:rFonts w:ascii="Segoe UI" w:hAnsi="Segoe UI" w:cs="Segoe UI"/>
-                <w:color w:val="FF0000"/>
+                <w:color w:val="000000" w:themeColor="text1"/>
                 <w:shd w:val="clear" w:color="auto" w:fill="FFFFFF"/>
                 <w:lang w:val="en-US"/>
               </w:rPr>
-              <w:t>nama pembimbing II</w:t>
-            </w:r>
+              <w:t>pembimbing</w:t>
+            </w:r>
+            <w:proofErr w:type="spellEnd"/>
             <w:r>
               <w:rPr>
                 <w:rFonts w:ascii="Segoe UI" w:hAnsi="Segoe UI" w:cs="Segoe UI"/>
-                <w:color w:val="000000"/>
+                <w:color w:val="000000" w:themeColor="text1"/>
                 <w:shd w:val="clear" w:color="auto" w:fill="FFFFFF"/>
                 <w:lang w:val="en-US"/>
               </w:rPr>
-              <w:t>)</w:t>
+              <w:t xml:space="preserve"> II)</w:t>
             </w:r>
           </w:p>
         </w:tc>
@@ -739,6 +794,7 @@
           <w:rFonts w:ascii="Times New Roman" w:hAnsi="Times New Roman" w:cs="Times New Roman"/>
           <w:b/>
           <w:bCs/>
+          <w:color w:val="000000" w:themeColor="text1"/>
         </w:rPr>
       </w:pPr>
     </w:p>
@@ -754,6 +810,7 @@
           <w:rFonts w:ascii="Times New Roman" w:hAnsi="Times New Roman" w:cs="Times New Roman"/>
           <w:b/>
           <w:bCs/>
+          <w:color w:val="000000" w:themeColor="text1"/>
         </w:rPr>
       </w:pPr>
       <w:r>
@@ -761,6 +818,7 @@
           <w:rFonts w:ascii="Times New Roman" w:hAnsi="Times New Roman" w:cs="Times New Roman"/>
           <w:b/>
           <w:bCs/>
+          <w:color w:val="000000" w:themeColor="text1"/>
         </w:rPr>
         <w:t>HASIL PENILAIAN</w:t>
       </w:r>
@@ -805,12 +863,14 @@
               <w:ind w:left="222" w:right="172" w:hanging="39"/>
               <w:rPr>
                 <w:b/>
+                <w:color w:val="000000" w:themeColor="text1"/>
                 <w:spacing w:val="-6"/>
               </w:rPr>
             </w:pPr>
             <w:r>
               <w:rPr>
                 <w:b/>
+                <w:color w:val="000000" w:themeColor="text1"/>
                 <w:spacing w:val="-6"/>
               </w:rPr>
               <w:t>NO</w:t>
@@ -823,11 +883,13 @@
               <w:ind w:left="222" w:right="172" w:hanging="39"/>
               <w:rPr>
                 <w:b/>
+                <w:color w:val="000000" w:themeColor="text1"/>
               </w:rPr>
             </w:pPr>
             <w:r>
               <w:rPr>
                 <w:b/>
+                <w:color w:val="000000" w:themeColor="text1"/>
                 <w:spacing w:val="-5"/>
               </w:rPr>
               <w:t>(1)</w:t>
@@ -845,17 +907,20 @@
               <w:ind w:left="1077" w:hanging="860"/>
               <w:rPr>
                 <w:b/>
+                <w:color w:val="000000" w:themeColor="text1"/>
               </w:rPr>
             </w:pPr>
             <w:r>
               <w:rPr>
                 <w:b/>
+                <w:color w:val="000000" w:themeColor="text1"/>
               </w:rPr>
               <w:t>Komponen</w:t>
             </w:r>
             <w:r>
               <w:rPr>
                 <w:b/>
+                <w:color w:val="000000" w:themeColor="text1"/>
                 <w:spacing w:val="-14"/>
               </w:rPr>
               <w:t xml:space="preserve"> </w:t>
@@ -863,12 +928,14 @@
             <w:r>
               <w:rPr>
                 <w:b/>
+                <w:color w:val="000000" w:themeColor="text1"/>
               </w:rPr>
               <w:t xml:space="preserve">Penilaian </w:t>
             </w:r>
             <w:r>
               <w:rPr>
                 <w:b/>
+                <w:color w:val="000000" w:themeColor="text1"/>
                 <w:spacing w:val="-4"/>
               </w:rPr>
               <w:t>(2)</w:t>
@@ -886,11 +953,13 @@
               <w:ind w:left="523" w:right="403" w:hanging="96"/>
               <w:rPr>
                 <w:b/>
+                <w:color w:val="000000" w:themeColor="text1"/>
               </w:rPr>
             </w:pPr>
             <w:r>
               <w:rPr>
                 <w:b/>
+                <w:color w:val="000000" w:themeColor="text1"/>
                 <w:spacing w:val="-2"/>
               </w:rPr>
               <w:t xml:space="preserve">Nilai </w:t>
@@ -898,6 +967,7 @@
             <w:r>
               <w:rPr>
                 <w:b/>
+                <w:color w:val="000000" w:themeColor="text1"/>
                 <w:spacing w:val="-4"/>
               </w:rPr>
               <w:t>(3)</w:t>
@@ -916,11 +986,13 @@
               <w:jc w:val="center"/>
               <w:rPr>
                 <w:b/>
+                <w:color w:val="000000" w:themeColor="text1"/>
               </w:rPr>
             </w:pPr>
             <w:r>
               <w:rPr>
                 <w:b/>
+                <w:color w:val="000000" w:themeColor="text1"/>
                 <w:spacing w:val="-2"/>
               </w:rPr>
               <w:t xml:space="preserve">Keterangan </w:t>
@@ -928,6 +1000,7 @@
             <w:r>
               <w:rPr>
                 <w:b/>
+                <w:color w:val="000000" w:themeColor="text1"/>
                 <w:spacing w:val="-4"/>
               </w:rPr>
               <w:t>(4)</w:t>
@@ -949,8 +1022,14 @@
               <w:spacing w:before="43"/>
               <w:ind w:left="7"/>
               <w:jc w:val="center"/>
-            </w:pPr>
-            <w:r>
+              <w:rPr>
+                <w:color w:val="000000" w:themeColor="text1"/>
+              </w:rPr>
+            </w:pPr>
+            <w:r>
+              <w:rPr>
+                <w:color w:val="000000" w:themeColor="text1"/>
+              </w:rPr>
               <w:t>1</w:t>
             </w:r>
           </w:p>
@@ -965,17 +1044,38 @@
               <w:spacing w:before="43"/>
               <w:ind w:left="110"/>
               <w:rPr>
+                <w:color w:val="000000" w:themeColor="text1"/>
                 <w:lang w:val="en-US"/>
               </w:rPr>
             </w:pPr>
             <w:r>
+              <w:rPr>
+                <w:color w:val="000000" w:themeColor="text1"/>
+              </w:rPr>
               <w:t>Pembimbing</w:t>
             </w:r>
             <w:r>
               <w:rPr>
+                <w:color w:val="000000" w:themeColor="text1"/>
                 <w:lang w:val="en-US"/>
               </w:rPr>
-              <w:t xml:space="preserve"> (Ketua)</w:t>
+              <w:t xml:space="preserve"> (</w:t>
+            </w:r>
+            <w:proofErr w:type="spellStart"/>
+            <w:r>
+              <w:rPr>
+                <w:color w:val="000000" w:themeColor="text1"/>
+                <w:lang w:val="en-US"/>
+              </w:rPr>
+              <w:t>Ketua</w:t>
+            </w:r>
+            <w:proofErr w:type="spellEnd"/>
+            <w:r>
+              <w:rPr>
+                <w:color w:val="000000" w:themeColor="text1"/>
+                <w:lang w:val="en-US"/>
+              </w:rPr>
+              <w:t>)</w:t>
             </w:r>
           </w:p>
         </w:tc>
@@ -988,27 +1088,27 @@
               <w:pStyle w:val="TableParagraph"/>
               <w:jc w:val="center"/>
               <w:rPr>
-                <w:color w:val="FF0000"/>
+                <w:color w:val="000000" w:themeColor="text1"/>
                 <w:lang w:val="en-US"/>
               </w:rPr>
             </w:pPr>
             <w:r>
               <w:rPr>
-                <w:color w:val="FF0000"/>
+                <w:color w:val="000000" w:themeColor="text1"/>
                 <w:lang w:val="en-US"/>
               </w:rPr>
               <w:t>$(</w:t>
             </w:r>
             <w:r>
               <w:rPr>
-                <w:color w:val="FF0000"/>
+                <w:color w:val="000000" w:themeColor="text1"/>
                 <w:lang w:val="en-US"/>
               </w:rPr>
               <w:t>Nilai rata2</w:t>
             </w:r>
             <w:r>
               <w:rPr>
-                <w:color w:val="FF0000"/>
+                <w:color w:val="000000" w:themeColor="text1"/>
                 <w:lang w:val="en-US"/>
               </w:rPr>
               <w:t>)</w:t>
@@ -1025,23 +1125,32 @@
               <w:spacing w:before="43"/>
               <w:ind w:left="111"/>
               <w:rPr>
-                <w:spacing w:val="-2"/>
-              </w:rPr>
-            </w:pPr>
-            <w:r>
+                <w:color w:val="000000" w:themeColor="text1"/>
+                <w:spacing w:val="-2"/>
+              </w:rPr>
+            </w:pPr>
+            <w:r>
+              <w:rPr>
+                <w:color w:val="000000" w:themeColor="text1"/>
+              </w:rPr>
               <w:t>Dari</w:t>
             </w:r>
             <w:r>
               <w:rPr>
-                <w:spacing w:val="-2"/>
-              </w:rPr>
-              <w:t xml:space="preserve"> </w:t>
-            </w:r>
-            <w:r>
+                <w:color w:val="000000" w:themeColor="text1"/>
+                <w:spacing w:val="-2"/>
+              </w:rPr>
+              <w:t xml:space="preserve"> </w:t>
+            </w:r>
+            <w:r>
+              <w:rPr>
+                <w:color w:val="000000" w:themeColor="text1"/>
+              </w:rPr>
               <w:t>Form</w:t>
             </w:r>
             <w:r>
               <w:rPr>
+                <w:color w:val="000000" w:themeColor="text1"/>
                 <w:spacing w:val="-2"/>
               </w:rPr>
               <w:t xml:space="preserve"> #306.2</w:t>
@@ -1052,6 +1161,9 @@
               <w:pStyle w:val="TableParagraph"/>
               <w:spacing w:before="43"/>
               <w:ind w:left="111"/>
+              <w:rPr>
+                <w:color w:val="000000" w:themeColor="text1"/>
+              </w:rPr>
             </w:pPr>
           </w:p>
         </w:tc>
@@ -1070,8 +1182,14 @@
               <w:spacing w:before="44"/>
               <w:ind w:left="7"/>
               <w:jc w:val="center"/>
-            </w:pPr>
-            <w:r>
+              <w:rPr>
+                <w:color w:val="000000" w:themeColor="text1"/>
+              </w:rPr>
+            </w:pPr>
+            <w:r>
+              <w:rPr>
+                <w:color w:val="000000" w:themeColor="text1"/>
+              </w:rPr>
               <w:t>2</w:t>
             </w:r>
           </w:p>
@@ -1085,8 +1203,14 @@
               <w:pStyle w:val="TableParagraph"/>
               <w:spacing w:before="44"/>
               <w:ind w:left="110"/>
-            </w:pPr>
-            <w:r>
+              <w:rPr>
+                <w:color w:val="000000" w:themeColor="text1"/>
+              </w:rPr>
+            </w:pPr>
+            <w:r>
+              <w:rPr>
+                <w:color w:val="000000" w:themeColor="text1"/>
+              </w:rPr>
               <w:t>Ko-Pembimbing 1</w:t>
             </w:r>
           </w:p>
@@ -1100,26 +1224,26 @@
               <w:pStyle w:val="TableParagraph"/>
               <w:jc w:val="center"/>
               <w:rPr>
-                <w:color w:val="FF0000"/>
-              </w:rPr>
-            </w:pPr>
-            <w:r>
-              <w:rPr>
-                <w:color w:val="FF0000"/>
+                <w:color w:val="000000" w:themeColor="text1"/>
+              </w:rPr>
+            </w:pPr>
+            <w:r>
+              <w:rPr>
+                <w:color w:val="000000" w:themeColor="text1"/>
                 <w:lang w:val="en-US"/>
               </w:rPr>
               <w:t>$(</w:t>
             </w:r>
             <w:r>
               <w:rPr>
-                <w:color w:val="FF0000"/>
+                <w:color w:val="000000" w:themeColor="text1"/>
                 <w:lang w:val="en-US"/>
               </w:rPr>
               <w:t>Nilai rata2</w:t>
             </w:r>
             <w:r>
               <w:rPr>
-                <w:color w:val="FF0000"/>
+                <w:color w:val="000000" w:themeColor="text1"/>
                 <w:lang w:val="en-US"/>
               </w:rPr>
               <w:t>)</w:t>
@@ -1135,21 +1259,32 @@
               <w:pStyle w:val="TableParagraph"/>
               <w:spacing w:before="44"/>
               <w:ind w:left="111"/>
-            </w:pPr>
-            <w:r>
+              <w:rPr>
+                <w:color w:val="000000" w:themeColor="text1"/>
+              </w:rPr>
+            </w:pPr>
+            <w:r>
+              <w:rPr>
+                <w:color w:val="000000" w:themeColor="text1"/>
+              </w:rPr>
               <w:t>Dari</w:t>
             </w:r>
             <w:r>
               <w:rPr>
-                <w:spacing w:val="-2"/>
-              </w:rPr>
-              <w:t xml:space="preserve"> </w:t>
-            </w:r>
-            <w:r>
+                <w:color w:val="000000" w:themeColor="text1"/>
+                <w:spacing w:val="-2"/>
+              </w:rPr>
+              <w:t xml:space="preserve"> </w:t>
+            </w:r>
+            <w:r>
+              <w:rPr>
+                <w:color w:val="000000" w:themeColor="text1"/>
+              </w:rPr>
               <w:t>Form</w:t>
             </w:r>
             <w:r>
               <w:rPr>
+                <w:color w:val="000000" w:themeColor="text1"/>
                 <w:spacing w:val="-2"/>
               </w:rPr>
               <w:t xml:space="preserve"> #306.2</w:t>
@@ -1171,8 +1306,14 @@
               <w:spacing w:before="41"/>
               <w:ind w:left="7"/>
               <w:jc w:val="center"/>
-            </w:pPr>
-            <w:r>
+              <w:rPr>
+                <w:color w:val="000000" w:themeColor="text1"/>
+              </w:rPr>
+            </w:pPr>
+            <w:r>
+              <w:rPr>
+                <w:color w:val="000000" w:themeColor="text1"/>
+              </w:rPr>
               <w:t>3</w:t>
             </w:r>
           </w:p>
@@ -1186,8 +1327,14 @@
               <w:pStyle w:val="TableParagraph"/>
               <w:spacing w:before="41"/>
               <w:ind w:left="110"/>
-            </w:pPr>
-            <w:r>
+              <w:rPr>
+                <w:color w:val="000000" w:themeColor="text1"/>
+              </w:rPr>
+            </w:pPr>
+            <w:r>
+              <w:rPr>
+                <w:color w:val="000000" w:themeColor="text1"/>
+              </w:rPr>
               <w:t>Ko-Pembimbing 2</w:t>
             </w:r>
           </w:p>
@@ -1201,26 +1348,26 @@
               <w:pStyle w:val="TableParagraph"/>
               <w:jc w:val="center"/>
               <w:rPr>
-                <w:color w:val="FF0000"/>
-              </w:rPr>
-            </w:pPr>
-            <w:r>
-              <w:rPr>
-                <w:color w:val="FF0000"/>
+                <w:color w:val="000000" w:themeColor="text1"/>
+              </w:rPr>
+            </w:pPr>
+            <w:r>
+              <w:rPr>
+                <w:color w:val="000000" w:themeColor="text1"/>
                 <w:lang w:val="en-US"/>
               </w:rPr>
               <w:t>$(</w:t>
             </w:r>
             <w:r>
               <w:rPr>
-                <w:color w:val="FF0000"/>
+                <w:color w:val="000000" w:themeColor="text1"/>
                 <w:lang w:val="en-US"/>
               </w:rPr>
               <w:t>Nilai rata2</w:t>
             </w:r>
             <w:r>
               <w:rPr>
-                <w:color w:val="FF0000"/>
+                <w:color w:val="000000" w:themeColor="text1"/>
                 <w:lang w:val="en-US"/>
               </w:rPr>
               <w:t>)</w:t>
@@ -1236,21 +1383,32 @@
               <w:pStyle w:val="TableParagraph"/>
               <w:spacing w:before="41"/>
               <w:ind w:left="111"/>
-            </w:pPr>
-            <w:r>
+              <w:rPr>
+                <w:color w:val="000000" w:themeColor="text1"/>
+              </w:rPr>
+            </w:pPr>
+            <w:r>
+              <w:rPr>
+                <w:color w:val="000000" w:themeColor="text1"/>
+              </w:rPr>
               <w:t>Dari</w:t>
             </w:r>
             <w:r>
               <w:rPr>
-                <w:spacing w:val="-2"/>
-              </w:rPr>
-              <w:t xml:space="preserve"> </w:t>
-            </w:r>
-            <w:r>
+                <w:color w:val="000000" w:themeColor="text1"/>
+                <w:spacing w:val="-2"/>
+              </w:rPr>
+              <w:t xml:space="preserve"> </w:t>
+            </w:r>
+            <w:r>
+              <w:rPr>
+                <w:color w:val="000000" w:themeColor="text1"/>
+              </w:rPr>
               <w:t>Form</w:t>
             </w:r>
             <w:r>
               <w:rPr>
+                <w:color w:val="000000" w:themeColor="text1"/>
                 <w:spacing w:val="-2"/>
               </w:rPr>
               <w:t xml:space="preserve"> #3062</w:t>
@@ -1272,8 +1430,14 @@
               <w:spacing w:before="41"/>
               <w:ind w:left="7"/>
               <w:jc w:val="center"/>
-            </w:pPr>
-            <w:r>
+              <w:rPr>
+                <w:color w:val="000000" w:themeColor="text1"/>
+              </w:rPr>
+            </w:pPr>
+            <w:r>
+              <w:rPr>
+                <w:color w:val="000000" w:themeColor="text1"/>
+              </w:rPr>
               <w:t>4</w:t>
             </w:r>
           </w:p>
@@ -1287,18 +1451,26 @@
               <w:pStyle w:val="TableParagraph"/>
               <w:spacing w:before="41"/>
               <w:ind w:left="110"/>
-            </w:pPr>
-            <w:r>
+              <w:rPr>
+                <w:color w:val="000000" w:themeColor="text1"/>
+              </w:rPr>
+            </w:pPr>
+            <w:r>
+              <w:rPr>
+                <w:color w:val="000000" w:themeColor="text1"/>
+              </w:rPr>
               <w:t>Penguji</w:t>
             </w:r>
             <w:r>
               <w:rPr>
+                <w:color w:val="000000" w:themeColor="text1"/>
                 <w:spacing w:val="-3"/>
               </w:rPr>
               <w:t xml:space="preserve"> </w:t>
             </w:r>
             <w:r>
               <w:rPr>
+                <w:color w:val="000000" w:themeColor="text1"/>
                 <w:spacing w:val="-10"/>
               </w:rPr>
               <w:t>1</w:t>
@@ -1314,26 +1486,26 @@
               <w:pStyle w:val="TableParagraph"/>
               <w:jc w:val="center"/>
               <w:rPr>
-                <w:color w:val="FF0000"/>
-              </w:rPr>
-            </w:pPr>
-            <w:r>
-              <w:rPr>
-                <w:color w:val="FF0000"/>
+                <w:color w:val="000000" w:themeColor="text1"/>
+              </w:rPr>
+            </w:pPr>
+            <w:r>
+              <w:rPr>
+                <w:color w:val="000000" w:themeColor="text1"/>
                 <w:lang w:val="en-US"/>
               </w:rPr>
               <w:t>$(</w:t>
             </w:r>
             <w:r>
               <w:rPr>
-                <w:color w:val="FF0000"/>
+                <w:color w:val="000000" w:themeColor="text1"/>
                 <w:lang w:val="en-US"/>
               </w:rPr>
               <w:t>Nilai rata2</w:t>
             </w:r>
             <w:r>
               <w:rPr>
-                <w:color w:val="FF0000"/>
+                <w:color w:val="000000" w:themeColor="text1"/>
                 <w:lang w:val="en-US"/>
               </w:rPr>
               <w:t>)</w:t>
@@ -1349,21 +1521,32 @@
               <w:pStyle w:val="TableParagraph"/>
               <w:spacing w:before="41"/>
               <w:ind w:left="111"/>
-            </w:pPr>
-            <w:r>
+              <w:rPr>
+                <w:color w:val="000000" w:themeColor="text1"/>
+              </w:rPr>
+            </w:pPr>
+            <w:r>
+              <w:rPr>
+                <w:color w:val="000000" w:themeColor="text1"/>
+              </w:rPr>
               <w:t>Dari</w:t>
             </w:r>
             <w:r>
               <w:rPr>
-                <w:spacing w:val="-2"/>
-              </w:rPr>
-              <w:t xml:space="preserve"> </w:t>
-            </w:r>
-            <w:r>
+                <w:color w:val="000000" w:themeColor="text1"/>
+                <w:spacing w:val="-2"/>
+              </w:rPr>
+              <w:t xml:space="preserve"> </w:t>
+            </w:r>
+            <w:r>
+              <w:rPr>
+                <w:color w:val="000000" w:themeColor="text1"/>
+              </w:rPr>
               <w:t>Form</w:t>
             </w:r>
             <w:r>
               <w:rPr>
+                <w:color w:val="000000" w:themeColor="text1"/>
                 <w:spacing w:val="-2"/>
               </w:rPr>
               <w:t xml:space="preserve"> #3062</w:t>
@@ -1385,8 +1568,14 @@
               <w:spacing w:before="41"/>
               <w:ind w:left="7"/>
               <w:jc w:val="center"/>
-            </w:pPr>
-            <w:r>
+              <w:rPr>
+                <w:color w:val="000000" w:themeColor="text1"/>
+              </w:rPr>
+            </w:pPr>
+            <w:r>
+              <w:rPr>
+                <w:color w:val="000000" w:themeColor="text1"/>
+              </w:rPr>
               <w:t>5</w:t>
             </w:r>
           </w:p>
@@ -1400,18 +1589,26 @@
               <w:pStyle w:val="TableParagraph"/>
               <w:spacing w:before="41"/>
               <w:ind w:left="110"/>
-            </w:pPr>
-            <w:r>
+              <w:rPr>
+                <w:color w:val="000000" w:themeColor="text1"/>
+              </w:rPr>
+            </w:pPr>
+            <w:r>
+              <w:rPr>
+                <w:color w:val="000000" w:themeColor="text1"/>
+              </w:rPr>
               <w:t>Penguji</w:t>
             </w:r>
             <w:r>
               <w:rPr>
+                <w:color w:val="000000" w:themeColor="text1"/>
                 <w:spacing w:val="-3"/>
               </w:rPr>
               <w:t xml:space="preserve"> </w:t>
             </w:r>
             <w:r>
               <w:rPr>
+                <w:color w:val="000000" w:themeColor="text1"/>
                 <w:spacing w:val="-10"/>
               </w:rPr>
               <w:t>2</w:t>
@@ -1427,26 +1624,26 @@
               <w:pStyle w:val="TableParagraph"/>
               <w:jc w:val="center"/>
               <w:rPr>
-                <w:color w:val="FF0000"/>
-              </w:rPr>
-            </w:pPr>
-            <w:r>
-              <w:rPr>
-                <w:color w:val="FF0000"/>
+                <w:color w:val="000000" w:themeColor="text1"/>
+              </w:rPr>
+            </w:pPr>
+            <w:r>
+              <w:rPr>
+                <w:color w:val="000000" w:themeColor="text1"/>
                 <w:lang w:val="en-US"/>
               </w:rPr>
               <w:t>$(</w:t>
             </w:r>
             <w:r>
               <w:rPr>
-                <w:color w:val="FF0000"/>
+                <w:color w:val="000000" w:themeColor="text1"/>
                 <w:lang w:val="en-US"/>
               </w:rPr>
               <w:t>Nilai rata2</w:t>
             </w:r>
             <w:r>
               <w:rPr>
-                <w:color w:val="FF0000"/>
+                <w:color w:val="000000" w:themeColor="text1"/>
                 <w:lang w:val="en-US"/>
               </w:rPr>
               <w:t>)</w:t>
@@ -1462,21 +1659,32 @@
               <w:pStyle w:val="TableParagraph"/>
               <w:spacing w:before="41"/>
               <w:ind w:left="111"/>
-            </w:pPr>
-            <w:r>
+              <w:rPr>
+                <w:color w:val="000000" w:themeColor="text1"/>
+              </w:rPr>
+            </w:pPr>
+            <w:r>
+              <w:rPr>
+                <w:color w:val="000000" w:themeColor="text1"/>
+              </w:rPr>
               <w:t>Dari</w:t>
             </w:r>
             <w:r>
               <w:rPr>
-                <w:spacing w:val="-2"/>
-              </w:rPr>
-              <w:t xml:space="preserve"> </w:t>
-            </w:r>
-            <w:r>
+                <w:color w:val="000000" w:themeColor="text1"/>
+                <w:spacing w:val="-2"/>
+              </w:rPr>
+              <w:t xml:space="preserve"> </w:t>
+            </w:r>
+            <w:r>
+              <w:rPr>
+                <w:color w:val="000000" w:themeColor="text1"/>
+              </w:rPr>
               <w:t>Form</w:t>
             </w:r>
             <w:r>
               <w:rPr>
+                <w:color w:val="000000" w:themeColor="text1"/>
                 <w:spacing w:val="-2"/>
               </w:rPr>
               <w:t xml:space="preserve"> #3062</w:t>
@@ -1498,8 +1706,14 @@
               <w:spacing w:before="41"/>
               <w:ind w:left="7"/>
               <w:jc w:val="center"/>
-            </w:pPr>
-            <w:r>
+              <w:rPr>
+                <w:color w:val="000000" w:themeColor="text1"/>
+              </w:rPr>
+            </w:pPr>
+            <w:r>
+              <w:rPr>
+                <w:color w:val="000000" w:themeColor="text1"/>
+              </w:rPr>
               <w:t>6</w:t>
             </w:r>
           </w:p>
@@ -1513,17 +1727,32 @@
               <w:pStyle w:val="TableParagraph"/>
               <w:spacing w:before="41"/>
               <w:ind w:left="110"/>
-            </w:pPr>
-            <w:r>
+              <w:rPr>
+                <w:color w:val="000000" w:themeColor="text1"/>
+              </w:rPr>
+            </w:pPr>
+            <w:r>
+              <w:rPr>
+                <w:color w:val="000000" w:themeColor="text1"/>
+              </w:rPr>
               <w:t>Pe</w:t>
             </w:r>
             <w:r>
+              <w:rPr>
+                <w:color w:val="000000" w:themeColor="text1"/>
+              </w:rPr>
               <w:t>n</w:t>
             </w:r>
             <w:r>
+              <w:rPr>
+                <w:color w:val="000000" w:themeColor="text1"/>
+              </w:rPr>
               <w:t>guji</w:t>
             </w:r>
             <w:r>
+              <w:rPr>
+                <w:color w:val="000000" w:themeColor="text1"/>
+              </w:rPr>
               <w:t xml:space="preserve"> 3</w:t>
             </w:r>
           </w:p>
@@ -1537,26 +1766,26 @@
               <w:pStyle w:val="TableParagraph"/>
               <w:jc w:val="center"/>
               <w:rPr>
-                <w:color w:val="FF0000"/>
-              </w:rPr>
-            </w:pPr>
-            <w:r>
-              <w:rPr>
-                <w:color w:val="FF0000"/>
+                <w:color w:val="000000" w:themeColor="text1"/>
+              </w:rPr>
+            </w:pPr>
+            <w:r>
+              <w:rPr>
+                <w:color w:val="000000" w:themeColor="text1"/>
                 <w:lang w:val="en-US"/>
               </w:rPr>
               <w:t>$(</w:t>
             </w:r>
             <w:r>
               <w:rPr>
-                <w:color w:val="FF0000"/>
+                <w:color w:val="000000" w:themeColor="text1"/>
                 <w:lang w:val="en-US"/>
               </w:rPr>
               <w:t>Nilai rata2</w:t>
             </w:r>
             <w:r>
               <w:rPr>
-                <w:color w:val="FF0000"/>
+                <w:color w:val="000000" w:themeColor="text1"/>
                 <w:lang w:val="en-US"/>
               </w:rPr>
               <w:t>)</w:t>
@@ -1572,21 +1801,32 @@
               <w:pStyle w:val="TableParagraph"/>
               <w:spacing w:before="41"/>
               <w:ind w:left="111"/>
-            </w:pPr>
-            <w:r>
+              <w:rPr>
+                <w:color w:val="000000" w:themeColor="text1"/>
+              </w:rPr>
+            </w:pPr>
+            <w:r>
+              <w:rPr>
+                <w:color w:val="000000" w:themeColor="text1"/>
+              </w:rPr>
               <w:t>Dari</w:t>
             </w:r>
             <w:r>
               <w:rPr>
-                <w:spacing w:val="-2"/>
-              </w:rPr>
-              <w:t xml:space="preserve"> </w:t>
-            </w:r>
-            <w:r>
+                <w:color w:val="000000" w:themeColor="text1"/>
+                <w:spacing w:val="-2"/>
+              </w:rPr>
+              <w:t xml:space="preserve"> </w:t>
+            </w:r>
+            <w:r>
+              <w:rPr>
+                <w:color w:val="000000" w:themeColor="text1"/>
+              </w:rPr>
               <w:t>Form</w:t>
             </w:r>
             <w:r>
               <w:rPr>
+                <w:color w:val="000000" w:themeColor="text1"/>
                 <w:spacing w:val="-2"/>
               </w:rPr>
               <w:t xml:space="preserve"> #3062</w:t>
@@ -1606,8 +1846,14 @@
             <w:pPr>
               <w:pStyle w:val="TableParagraph"/>
               <w:jc w:val="center"/>
-            </w:pPr>
-            <w:r>
+              <w:rPr>
+                <w:color w:val="000000" w:themeColor="text1"/>
+              </w:rPr>
+            </w:pPr>
+            <w:r>
+              <w:rPr>
+                <w:color w:val="000000" w:themeColor="text1"/>
+              </w:rPr>
               <w:t>7</w:t>
             </w:r>
           </w:p>
@@ -1620,21 +1866,32 @@
             <w:pPr>
               <w:pStyle w:val="TableParagraph"/>
               <w:ind w:left="110" w:right="22"/>
-            </w:pPr>
-            <w:r>
+              <w:rPr>
+                <w:color w:val="000000" w:themeColor="text1"/>
+              </w:rPr>
+            </w:pPr>
+            <w:r>
+              <w:rPr>
+                <w:color w:val="000000" w:themeColor="text1"/>
+              </w:rPr>
               <w:t>Nilai</w:t>
             </w:r>
             <w:r>
               <w:rPr>
+                <w:color w:val="000000" w:themeColor="text1"/>
                 <w:spacing w:val="-10"/>
               </w:rPr>
               <w:t xml:space="preserve"> </w:t>
             </w:r>
             <w:r>
+              <w:rPr>
+                <w:color w:val="000000" w:themeColor="text1"/>
+              </w:rPr>
               <w:t>Rata-</w:t>
             </w:r>
             <w:r>
               <w:rPr>
+                <w:color w:val="000000" w:themeColor="text1"/>
                 <w:spacing w:val="-4"/>
               </w:rPr>
               <w:t>Rata</w:t>
@@ -1649,6 +1906,9 @@
             <w:pPr>
               <w:pStyle w:val="TableParagraph"/>
               <w:jc w:val="center"/>
+              <w:rPr>
+                <w:color w:val="000000" w:themeColor="text1"/>
+              </w:rPr>
             </w:pPr>
           </w:p>
         </w:tc>
@@ -1661,80 +1921,118 @@
               <w:pStyle w:val="TableParagraph"/>
               <w:spacing w:line="252" w:lineRule="exact"/>
               <w:ind w:left="111"/>
-            </w:pPr>
-            <w:r>
+              <w:rPr>
+                <w:color w:val="000000" w:themeColor="text1"/>
+              </w:rPr>
+            </w:pPr>
+            <w:r>
+              <w:rPr>
+                <w:color w:val="000000" w:themeColor="text1"/>
+              </w:rPr>
               <w:t>Jumlah</w:t>
             </w:r>
             <w:r>
               <w:rPr>
+                <w:color w:val="000000" w:themeColor="text1"/>
                 <w:spacing w:val="-4"/>
               </w:rPr>
               <w:t xml:space="preserve"> </w:t>
             </w:r>
             <w:r>
+              <w:rPr>
+                <w:color w:val="000000" w:themeColor="text1"/>
+              </w:rPr>
               <w:t>nilai</w:t>
             </w:r>
             <w:r>
               <w:rPr>
+                <w:color w:val="000000" w:themeColor="text1"/>
                 <w:spacing w:val="-6"/>
               </w:rPr>
               <w:t xml:space="preserve"> </w:t>
             </w:r>
             <w:r>
+              <w:rPr>
+                <w:color w:val="000000" w:themeColor="text1"/>
+              </w:rPr>
               <w:t>dari</w:t>
             </w:r>
             <w:r>
               <w:rPr>
+                <w:color w:val="000000" w:themeColor="text1"/>
                 <w:spacing w:val="-4"/>
               </w:rPr>
               <w:t xml:space="preserve"> </w:t>
             </w:r>
             <w:r>
+              <w:rPr>
+                <w:color w:val="000000" w:themeColor="text1"/>
+              </w:rPr>
               <w:t>komponen</w:t>
             </w:r>
             <w:r>
               <w:rPr>
+                <w:color w:val="000000" w:themeColor="text1"/>
                 <w:spacing w:val="-4"/>
               </w:rPr>
               <w:t xml:space="preserve"> </w:t>
             </w:r>
             <w:r>
+              <w:rPr>
+                <w:color w:val="000000" w:themeColor="text1"/>
+              </w:rPr>
               <w:t>penilaian</w:t>
             </w:r>
             <w:r>
               <w:rPr>
+                <w:color w:val="000000" w:themeColor="text1"/>
                 <w:spacing w:val="-4"/>
               </w:rPr>
               <w:t xml:space="preserve"> </w:t>
             </w:r>
             <w:r>
+              <w:rPr>
+                <w:color w:val="000000" w:themeColor="text1"/>
+              </w:rPr>
               <w:t>No.</w:t>
             </w:r>
             <w:r>
               <w:rPr>
+                <w:color w:val="000000" w:themeColor="text1"/>
                 <w:spacing w:val="-7"/>
               </w:rPr>
               <w:t xml:space="preserve"> </w:t>
             </w:r>
             <w:r>
+              <w:rPr>
+                <w:color w:val="000000" w:themeColor="text1"/>
+              </w:rPr>
               <w:t>1</w:t>
             </w:r>
             <w:r>
               <w:rPr>
+                <w:color w:val="000000" w:themeColor="text1"/>
                 <w:spacing w:val="-3"/>
               </w:rPr>
               <w:t xml:space="preserve"> </w:t>
             </w:r>
             <w:r>
+              <w:rPr>
+                <w:color w:val="000000" w:themeColor="text1"/>
+              </w:rPr>
               <w:t>–</w:t>
             </w:r>
             <w:r>
               <w:rPr>
+                <w:color w:val="000000" w:themeColor="text1"/>
                 <w:spacing w:val="-4"/>
               </w:rPr>
               <w:t xml:space="preserve"> </w:t>
             </w:r>
             <w:r>
+              <w:rPr>
+                <w:color w:val="000000" w:themeColor="text1"/>
+              </w:rPr>
               <w:t>3 dibagi dengan jumlah semua penilai</w:t>
             </w:r>
           </w:p>
@@ -1752,8 +2050,14 @@
             <w:pPr>
               <w:pStyle w:val="TableParagraph"/>
               <w:jc w:val="center"/>
-            </w:pPr>
-            <w:r>
+              <w:rPr>
+                <w:color w:val="000000" w:themeColor="text1"/>
+              </w:rPr>
+            </w:pPr>
+            <w:r>
+              <w:rPr>
+                <w:color w:val="000000" w:themeColor="text1"/>
+              </w:rPr>
               <w:t>8</w:t>
             </w:r>
           </w:p>
@@ -1767,39 +2071,58 @@
               <w:pStyle w:val="TableParagraph"/>
               <w:spacing w:line="251" w:lineRule="exact"/>
               <w:ind w:left="110"/>
-            </w:pPr>
-            <w:r>
+              <w:rPr>
+                <w:color w:val="000000" w:themeColor="text1"/>
+              </w:rPr>
+            </w:pPr>
+            <w:r>
+              <w:rPr>
+                <w:color w:val="000000" w:themeColor="text1"/>
+              </w:rPr>
               <w:t>Nilai</w:t>
             </w:r>
             <w:r>
               <w:rPr>
+                <w:color w:val="000000" w:themeColor="text1"/>
                 <w:spacing w:val="-13"/>
               </w:rPr>
               <w:t xml:space="preserve"> </w:t>
             </w:r>
             <w:r>
+              <w:rPr>
+                <w:color w:val="000000" w:themeColor="text1"/>
+              </w:rPr>
               <w:t>Publikasi</w:t>
             </w:r>
             <w:r>
               <w:rPr>
+                <w:color w:val="000000" w:themeColor="text1"/>
                 <w:spacing w:val="-12"/>
               </w:rPr>
               <w:t xml:space="preserve"> </w:t>
             </w:r>
             <w:r>
+              <w:rPr>
+                <w:color w:val="000000" w:themeColor="text1"/>
+              </w:rPr>
               <w:t>di</w:t>
             </w:r>
             <w:r>
               <w:rPr>
+                <w:color w:val="000000" w:themeColor="text1"/>
                 <w:spacing w:val="-14"/>
               </w:rPr>
               <w:t xml:space="preserve"> </w:t>
             </w:r>
             <w:r>
+              <w:rPr>
+                <w:color w:val="000000" w:themeColor="text1"/>
+              </w:rPr>
               <w:t xml:space="preserve">Jurnal </w:t>
             </w:r>
             <w:r>
               <w:rPr>
+                <w:color w:val="000000" w:themeColor="text1"/>
                 <w:spacing w:val="-2"/>
               </w:rPr>
               <w:t>Internasional</w:t>
@@ -1814,6 +2137,9 @@
             <w:pPr>
               <w:pStyle w:val="TableParagraph"/>
               <w:jc w:val="center"/>
+              <w:rPr>
+                <w:color w:val="000000" w:themeColor="text1"/>
+              </w:rPr>
             </w:pPr>
           </w:p>
         </w:tc>
@@ -1828,59 +2154,84 @@
               <w:jc w:val="both"/>
               <w:rPr>
                 <w:i/>
-              </w:rPr>
-            </w:pPr>
-            <w:r>
+                <w:color w:val="000000" w:themeColor="text1"/>
+              </w:rPr>
+            </w:pPr>
+            <w:r>
+              <w:rPr>
+                <w:color w:val="000000" w:themeColor="text1"/>
+              </w:rPr>
               <w:t>Kriteria penilaian (dinilai oleh KPPs): 0,5</w:t>
             </w:r>
             <w:r>
               <w:rPr>
+                <w:color w:val="000000" w:themeColor="text1"/>
                 <w:spacing w:val="-3"/>
               </w:rPr>
               <w:t xml:space="preserve"> </w:t>
             </w:r>
             <w:r>
+              <w:rPr>
+                <w:color w:val="000000" w:themeColor="text1"/>
+              </w:rPr>
               <w:t>:</w:t>
             </w:r>
             <w:r>
               <w:rPr>
-                <w:spacing w:val="-2"/>
-              </w:rPr>
-              <w:t xml:space="preserve"> </w:t>
-            </w:r>
-            <w:r>
+                <w:color w:val="000000" w:themeColor="text1"/>
+                <w:spacing w:val="-2"/>
+              </w:rPr>
+              <w:t xml:space="preserve"> </w:t>
+            </w:r>
+            <w:r>
+              <w:rPr>
+                <w:color w:val="000000" w:themeColor="text1"/>
+              </w:rPr>
               <w:t>publikasi</w:t>
             </w:r>
             <w:r>
               <w:rPr>
+                <w:color w:val="000000" w:themeColor="text1"/>
                 <w:spacing w:val="-1"/>
               </w:rPr>
               <w:t xml:space="preserve"> </w:t>
             </w:r>
             <w:r>
+              <w:rPr>
+                <w:color w:val="000000" w:themeColor="text1"/>
+              </w:rPr>
               <w:t>pada</w:t>
             </w:r>
             <w:r>
               <w:rPr>
+                <w:color w:val="000000" w:themeColor="text1"/>
                 <w:spacing w:val="-4"/>
               </w:rPr>
               <w:t xml:space="preserve"> </w:t>
             </w:r>
             <w:r>
+              <w:rPr>
+                <w:color w:val="000000" w:themeColor="text1"/>
+              </w:rPr>
               <w:t>jurnal</w:t>
             </w:r>
             <w:r>
               <w:rPr>
+                <w:color w:val="000000" w:themeColor="text1"/>
                 <w:spacing w:val="-5"/>
               </w:rPr>
               <w:t xml:space="preserve"> </w:t>
             </w:r>
             <w:r>
+              <w:rPr>
+                <w:color w:val="000000" w:themeColor="text1"/>
+              </w:rPr>
               <w:t xml:space="preserve">Q1 </w:t>
             </w:r>
             <w:r>
               <w:rPr>
                 <w:i/>
+                <w:color w:val="000000" w:themeColor="text1"/>
                 <w:spacing w:val="-2"/>
               </w:rPr>
               <w:t>(Accepted)</w:t>
@@ -1891,75 +2242,110 @@
               <w:pStyle w:val="TableParagraph"/>
               <w:spacing w:before="1" w:line="280" w:lineRule="atLeast"/>
               <w:ind w:left="121" w:right="364" w:hanging="10"/>
-            </w:pPr>
-            <w:r>
+              <w:rPr>
+                <w:color w:val="000000" w:themeColor="text1"/>
+              </w:rPr>
+            </w:pPr>
+            <w:r>
+              <w:rPr>
+                <w:color w:val="000000" w:themeColor="text1"/>
+              </w:rPr>
               <w:t>0,3 : publikasi</w:t>
             </w:r>
             <w:r>
               <w:rPr>
+                <w:color w:val="000000" w:themeColor="text1"/>
                 <w:spacing w:val="40"/>
               </w:rPr>
               <w:t xml:space="preserve"> </w:t>
             </w:r>
             <w:r>
+              <w:rPr>
+                <w:color w:val="000000" w:themeColor="text1"/>
+              </w:rPr>
               <w:t>pada jurnal</w:t>
             </w:r>
             <w:r>
               <w:rPr>
+                <w:color w:val="000000" w:themeColor="text1"/>
                 <w:spacing w:val="40"/>
               </w:rPr>
               <w:t xml:space="preserve"> </w:t>
             </w:r>
             <w:r>
+              <w:rPr>
+                <w:color w:val="000000" w:themeColor="text1"/>
+              </w:rPr>
               <w:t xml:space="preserve">Q2 </w:t>
             </w:r>
             <w:r>
               <w:rPr>
                 <w:i/>
+                <w:color w:val="000000" w:themeColor="text1"/>
               </w:rPr>
               <w:t xml:space="preserve">(Accepted) </w:t>
             </w:r>
             <w:r>
+              <w:rPr>
+                <w:color w:val="000000" w:themeColor="text1"/>
+              </w:rPr>
               <w:t>0,2</w:t>
             </w:r>
             <w:r>
               <w:rPr>
+                <w:color w:val="000000" w:themeColor="text1"/>
                 <w:spacing w:val="-4"/>
               </w:rPr>
               <w:t xml:space="preserve"> </w:t>
             </w:r>
             <w:r>
+              <w:rPr>
+                <w:color w:val="000000" w:themeColor="text1"/>
+              </w:rPr>
               <w:t>:</w:t>
             </w:r>
             <w:r>
               <w:rPr>
+                <w:color w:val="000000" w:themeColor="text1"/>
                 <w:spacing w:val="40"/>
               </w:rPr>
               <w:t xml:space="preserve"> </w:t>
             </w:r>
             <w:r>
+              <w:rPr>
+                <w:color w:val="000000" w:themeColor="text1"/>
+              </w:rPr>
               <w:t>publikasi</w:t>
             </w:r>
             <w:r>
               <w:rPr>
+                <w:color w:val="000000" w:themeColor="text1"/>
                 <w:spacing w:val="40"/>
               </w:rPr>
               <w:t xml:space="preserve"> </w:t>
             </w:r>
             <w:r>
+              <w:rPr>
+                <w:color w:val="000000" w:themeColor="text1"/>
+              </w:rPr>
               <w:t>pada</w:t>
             </w:r>
             <w:r>
               <w:rPr>
+                <w:color w:val="000000" w:themeColor="text1"/>
                 <w:spacing w:val="-6"/>
               </w:rPr>
               <w:t xml:space="preserve"> </w:t>
             </w:r>
             <w:r>
+              <w:rPr>
+                <w:color w:val="000000" w:themeColor="text1"/>
+              </w:rPr>
               <w:t>jurnal Q3</w:t>
             </w:r>
             <w:r>
               <w:rPr>
+                <w:color w:val="000000" w:themeColor="text1"/>
                 <w:spacing w:val="-2"/>
               </w:rPr>
               <w:t xml:space="preserve"> </w:t>
@@ -1967,33 +2353,46 @@
             <w:r>
               <w:rPr>
                 <w:i/>
+                <w:color w:val="000000" w:themeColor="text1"/>
               </w:rPr>
               <w:t xml:space="preserve">(Accepted) </w:t>
             </w:r>
             <w:r>
+              <w:rPr>
+                <w:color w:val="000000" w:themeColor="text1"/>
+              </w:rPr>
               <w:t>0,1 :</w:t>
             </w:r>
             <w:r>
               <w:rPr>
+                <w:color w:val="000000" w:themeColor="text1"/>
                 <w:spacing w:val="40"/>
               </w:rPr>
               <w:t xml:space="preserve"> </w:t>
             </w:r>
             <w:r>
+              <w:rPr>
+                <w:color w:val="000000" w:themeColor="text1"/>
+              </w:rPr>
               <w:t>publikasi pada jurnal</w:t>
             </w:r>
             <w:r>
               <w:rPr>
+                <w:color w:val="000000" w:themeColor="text1"/>
                 <w:spacing w:val="40"/>
               </w:rPr>
               <w:t xml:space="preserve"> </w:t>
             </w:r>
             <w:r>
+              <w:rPr>
+                <w:color w:val="000000" w:themeColor="text1"/>
+              </w:rPr>
               <w:t xml:space="preserve">Q4 </w:t>
             </w:r>
             <w:r>
               <w:rPr>
                 <w:i/>
+                <w:color w:val="000000" w:themeColor="text1"/>
               </w:rPr>
               <w:t>(Accepted)</w:t>
             </w:r>
@@ -2012,8 +2411,14 @@
             <w:pPr>
               <w:pStyle w:val="TableParagraph"/>
               <w:jc w:val="center"/>
-            </w:pPr>
-            <w:r>
+              <w:rPr>
+                <w:color w:val="000000" w:themeColor="text1"/>
+              </w:rPr>
+            </w:pPr>
+            <w:r>
+              <w:rPr>
+                <w:color w:val="000000" w:themeColor="text1"/>
+              </w:rPr>
               <w:t>9</w:t>
             </w:r>
           </w:p>
@@ -2027,18 +2432,26 @@
               <w:pStyle w:val="TableParagraph"/>
               <w:spacing w:line="251" w:lineRule="exact"/>
               <w:ind w:left="110"/>
-            </w:pPr>
-            <w:r>
+              <w:rPr>
+                <w:color w:val="000000" w:themeColor="text1"/>
+              </w:rPr>
+            </w:pPr>
+            <w:r>
+              <w:rPr>
+                <w:color w:val="000000" w:themeColor="text1"/>
+              </w:rPr>
               <w:t>Nilai</w:t>
             </w:r>
             <w:r>
               <w:rPr>
+                <w:color w:val="000000" w:themeColor="text1"/>
                 <w:spacing w:val="-3"/>
               </w:rPr>
               <w:t xml:space="preserve"> </w:t>
             </w:r>
             <w:r>
               <w:rPr>
+                <w:color w:val="000000" w:themeColor="text1"/>
                 <w:spacing w:val="-2"/>
               </w:rPr>
               <w:t>Akhir</w:t>
@@ -2053,6 +2466,9 @@
             <w:pPr>
               <w:pStyle w:val="TableParagraph"/>
               <w:jc w:val="center"/>
+              <w:rPr>
+                <w:color w:val="000000" w:themeColor="text1"/>
+              </w:rPr>
             </w:pPr>
           </w:p>
         </w:tc>
@@ -2065,63 +2481,91 @@
               <w:pStyle w:val="TableParagraph"/>
               <w:spacing w:line="246" w:lineRule="exact"/>
               <w:ind w:left="111"/>
-            </w:pPr>
-            <w:r>
+              <w:rPr>
+                <w:color w:val="000000" w:themeColor="text1"/>
+              </w:rPr>
+            </w:pPr>
+            <w:r>
+              <w:rPr>
+                <w:color w:val="000000" w:themeColor="text1"/>
+              </w:rPr>
               <w:t>(Nilai</w:t>
             </w:r>
             <w:r>
               <w:rPr>
+                <w:color w:val="000000" w:themeColor="text1"/>
                 <w:spacing w:val="-4"/>
               </w:rPr>
               <w:t xml:space="preserve"> </w:t>
             </w:r>
             <w:r>
+              <w:rPr>
+                <w:color w:val="000000" w:themeColor="text1"/>
+              </w:rPr>
               <w:t>Rata-rata</w:t>
             </w:r>
             <w:r>
               <w:rPr>
+                <w:color w:val="000000" w:themeColor="text1"/>
                 <w:spacing w:val="-4"/>
               </w:rPr>
               <w:t xml:space="preserve"> </w:t>
             </w:r>
             <w:r>
+              <w:rPr>
+                <w:color w:val="000000" w:themeColor="text1"/>
+              </w:rPr>
               <w:t>x</w:t>
             </w:r>
             <w:r>
               <w:rPr>
+                <w:color w:val="000000" w:themeColor="text1"/>
                 <w:spacing w:val="-3"/>
               </w:rPr>
               <w:t xml:space="preserve"> </w:t>
             </w:r>
             <w:r>
+              <w:rPr>
+                <w:color w:val="000000" w:themeColor="text1"/>
+              </w:rPr>
               <w:t>0,9)</w:t>
             </w:r>
             <w:r>
               <w:rPr>
+                <w:color w:val="000000" w:themeColor="text1"/>
                 <w:spacing w:val="-3"/>
               </w:rPr>
               <w:t xml:space="preserve"> </w:t>
             </w:r>
             <w:r>
+              <w:rPr>
+                <w:color w:val="000000" w:themeColor="text1"/>
+              </w:rPr>
               <w:t>+</w:t>
             </w:r>
             <w:r>
               <w:rPr>
-                <w:spacing w:val="-2"/>
-              </w:rPr>
-              <w:t xml:space="preserve"> </w:t>
-            </w:r>
-            <w:r>
+                <w:color w:val="000000" w:themeColor="text1"/>
+                <w:spacing w:val="-2"/>
+              </w:rPr>
+              <w:t xml:space="preserve"> </w:t>
+            </w:r>
+            <w:r>
+              <w:rPr>
+                <w:color w:val="000000" w:themeColor="text1"/>
+              </w:rPr>
               <w:t>Nilai</w:t>
             </w:r>
             <w:r>
               <w:rPr>
+                <w:color w:val="000000" w:themeColor="text1"/>
                 <w:spacing w:val="-4"/>
               </w:rPr>
               <w:t xml:space="preserve"> </w:t>
             </w:r>
             <w:r>
               <w:rPr>
+                <w:color w:val="000000" w:themeColor="text1"/>
                 <w:spacing w:val="-2"/>
               </w:rPr>
               <w:t>publikasi</w:t>
@@ -2141,8 +2585,14 @@
             <w:pPr>
               <w:pStyle w:val="TableParagraph"/>
               <w:jc w:val="center"/>
-            </w:pPr>
-            <w:r>
+              <w:rPr>
+                <w:color w:val="000000" w:themeColor="text1"/>
+              </w:rPr>
+            </w:pPr>
+            <w:r>
+              <w:rPr>
+                <w:color w:val="000000" w:themeColor="text1"/>
+              </w:rPr>
               <w:t>10</w:t>
             </w:r>
           </w:p>
@@ -2156,27 +2606,39 @@
               <w:pStyle w:val="TableParagraph"/>
               <w:spacing w:line="251" w:lineRule="exact"/>
               <w:ind w:left="110"/>
-            </w:pPr>
-            <w:r>
+              <w:rPr>
+                <w:color w:val="000000" w:themeColor="text1"/>
+              </w:rPr>
+            </w:pPr>
+            <w:r>
+              <w:rPr>
+                <w:color w:val="000000" w:themeColor="text1"/>
+              </w:rPr>
               <w:t>Indeks</w:t>
             </w:r>
             <w:r>
               <w:rPr>
+                <w:color w:val="000000" w:themeColor="text1"/>
                 <w:spacing w:val="-5"/>
               </w:rPr>
               <w:t xml:space="preserve"> </w:t>
             </w:r>
             <w:r>
+              <w:rPr>
+                <w:color w:val="000000" w:themeColor="text1"/>
+              </w:rPr>
               <w:t>Nilai</w:t>
             </w:r>
             <w:r>
               <w:rPr>
-                <w:spacing w:val="-2"/>
-              </w:rPr>
-              <w:t xml:space="preserve"> </w:t>
-            </w:r>
-            <w:r>
-              <w:rPr>
+                <w:color w:val="000000" w:themeColor="text1"/>
+                <w:spacing w:val="-2"/>
+              </w:rPr>
+              <w:t xml:space="preserve"> </w:t>
+            </w:r>
+            <w:r>
+              <w:rPr>
+                <w:color w:val="000000" w:themeColor="text1"/>
                 <w:spacing w:val="-4"/>
               </w:rPr>
               <w:t>Akhir</w:t>
@@ -2191,6 +2653,9 @@
             <w:pPr>
               <w:pStyle w:val="TableParagraph"/>
               <w:jc w:val="center"/>
+              <w:rPr>
+                <w:color w:val="000000" w:themeColor="text1"/>
+              </w:rPr>
             </w:pPr>
           </w:p>
         </w:tc>
@@ -2203,48 +2668,71 @@
               <w:pStyle w:val="TableParagraph"/>
               <w:spacing w:line="246" w:lineRule="exact"/>
               <w:ind w:left="211"/>
-            </w:pPr>
-            <w:r>
+              <w:rPr>
+                <w:color w:val="000000" w:themeColor="text1"/>
+              </w:rPr>
+            </w:pPr>
+            <w:r>
+              <w:rPr>
+                <w:color w:val="000000" w:themeColor="text1"/>
+              </w:rPr>
               <w:t>Indeks</w:t>
             </w:r>
             <w:r>
               <w:rPr>
+                <w:color w:val="000000" w:themeColor="text1"/>
                 <w:spacing w:val="-4"/>
               </w:rPr>
               <w:t xml:space="preserve"> </w:t>
             </w:r>
             <w:r>
+              <w:rPr>
+                <w:color w:val="000000" w:themeColor="text1"/>
+              </w:rPr>
               <w:t>A,</w:t>
             </w:r>
             <w:r>
               <w:rPr>
+                <w:color w:val="000000" w:themeColor="text1"/>
                 <w:spacing w:val="-1"/>
               </w:rPr>
               <w:t xml:space="preserve"> </w:t>
             </w:r>
             <w:r>
+              <w:rPr>
+                <w:color w:val="000000" w:themeColor="text1"/>
+              </w:rPr>
               <w:t>jika</w:t>
             </w:r>
             <w:r>
               <w:rPr>
-                <w:spacing w:val="-2"/>
-              </w:rPr>
-              <w:t xml:space="preserve"> </w:t>
-            </w:r>
-            <w:r>
+                <w:color w:val="000000" w:themeColor="text1"/>
+                <w:spacing w:val="-2"/>
+              </w:rPr>
+              <w:t xml:space="preserve"> </w:t>
+            </w:r>
+            <w:r>
+              <w:rPr>
+                <w:color w:val="000000" w:themeColor="text1"/>
+              </w:rPr>
               <w:t>NA</w:t>
             </w:r>
             <w:r>
               <w:rPr>
+                <w:color w:val="000000" w:themeColor="text1"/>
                 <w:spacing w:val="-6"/>
               </w:rPr>
               <w:t xml:space="preserve"> </w:t>
             </w:r>
             <w:r>
+              <w:rPr>
+                <w:color w:val="000000" w:themeColor="text1"/>
+              </w:rPr>
               <w:t xml:space="preserve">≥ </w:t>
             </w:r>
             <w:r>
               <w:rPr>
+                <w:color w:val="000000" w:themeColor="text1"/>
                 <w:spacing w:val="-5"/>
               </w:rPr>
               <w:t>4,5</w:t>
@@ -2255,81 +2743,117 @@
               <w:pStyle w:val="TableParagraph"/>
               <w:spacing w:line="252" w:lineRule="exact"/>
               <w:ind w:left="211"/>
-            </w:pPr>
-            <w:r>
+              <w:rPr>
+                <w:color w:val="000000" w:themeColor="text1"/>
+              </w:rPr>
+            </w:pPr>
+            <w:r>
+              <w:rPr>
+                <w:color w:val="000000" w:themeColor="text1"/>
+              </w:rPr>
               <w:t>Indeks</w:t>
             </w:r>
             <w:r>
               <w:rPr>
-                <w:spacing w:val="-2"/>
-              </w:rPr>
-              <w:t xml:space="preserve"> </w:t>
-            </w:r>
-            <w:r>
+                <w:color w:val="000000" w:themeColor="text1"/>
+                <w:spacing w:val="-2"/>
+              </w:rPr>
+              <w:t xml:space="preserve"> </w:t>
+            </w:r>
+            <w:r>
+              <w:rPr>
+                <w:color w:val="000000" w:themeColor="text1"/>
+              </w:rPr>
               <w:t>AB,</w:t>
             </w:r>
             <w:r>
               <w:rPr>
+                <w:color w:val="000000" w:themeColor="text1"/>
                 <w:spacing w:val="-1"/>
               </w:rPr>
               <w:t xml:space="preserve"> </w:t>
             </w:r>
             <w:r>
+              <w:rPr>
+                <w:color w:val="000000" w:themeColor="text1"/>
+              </w:rPr>
               <w:t>jika</w:t>
             </w:r>
             <w:r>
               <w:rPr>
+                <w:color w:val="000000" w:themeColor="text1"/>
                 <w:spacing w:val="50"/>
               </w:rPr>
               <w:t xml:space="preserve"> </w:t>
             </w:r>
             <w:r>
+              <w:rPr>
+                <w:color w:val="000000" w:themeColor="text1"/>
+              </w:rPr>
               <w:t>jika</w:t>
             </w:r>
             <w:r>
               <w:rPr>
+                <w:color w:val="000000" w:themeColor="text1"/>
                 <w:spacing w:val="-1"/>
               </w:rPr>
               <w:t xml:space="preserve"> </w:t>
             </w:r>
             <w:r>
+              <w:rPr>
+                <w:color w:val="000000" w:themeColor="text1"/>
+              </w:rPr>
               <w:t>4,0</w:t>
             </w:r>
             <w:r>
               <w:rPr>
+                <w:color w:val="000000" w:themeColor="text1"/>
                 <w:spacing w:val="-4"/>
               </w:rPr>
               <w:t xml:space="preserve"> </w:t>
             </w:r>
             <w:r>
+              <w:rPr>
+                <w:color w:val="000000" w:themeColor="text1"/>
+              </w:rPr>
               <w:t>≤</w:t>
             </w:r>
             <w:r>
               <w:rPr>
+                <w:color w:val="000000" w:themeColor="text1"/>
                 <w:spacing w:val="-3"/>
               </w:rPr>
               <w:t xml:space="preserve"> </w:t>
             </w:r>
             <w:r>
+              <w:rPr>
+                <w:color w:val="000000" w:themeColor="text1"/>
+              </w:rPr>
               <w:t>NA</w:t>
             </w:r>
             <w:r>
               <w:rPr>
-                <w:spacing w:val="-2"/>
-              </w:rPr>
-              <w:t xml:space="preserve"> </w:t>
-            </w:r>
-            <w:r>
+                <w:color w:val="000000" w:themeColor="text1"/>
+                <w:spacing w:val="-2"/>
+              </w:rPr>
+              <w:t xml:space="preserve"> </w:t>
+            </w:r>
+            <w:r>
+              <w:rPr>
+                <w:color w:val="000000" w:themeColor="text1"/>
+              </w:rPr>
               <w:t>&lt;</w:t>
             </w:r>
             <w:r>
               <w:rPr>
+                <w:color w:val="000000" w:themeColor="text1"/>
                 <w:spacing w:val="-1"/>
               </w:rPr>
               <w:t xml:space="preserve"> </w:t>
             </w:r>
             <w:r>
               <w:rPr>
+                <w:color w:val="000000" w:themeColor="text1"/>
                 <w:spacing w:val="-5"/>
               </w:rPr>
               <w:t>4,5</w:t>
@@ -2340,89 +2864,131 @@
               <w:pStyle w:val="TableParagraph"/>
               <w:spacing w:line="246" w:lineRule="exact"/>
               <w:ind w:left="111"/>
-            </w:pPr>
-            <w:r>
+              <w:rPr>
+                <w:color w:val="000000" w:themeColor="text1"/>
+              </w:rPr>
+            </w:pPr>
+            <w:r>
+              <w:rPr>
+                <w:color w:val="000000" w:themeColor="text1"/>
+              </w:rPr>
               <w:t xml:space="preserve">  Indeks</w:t>
             </w:r>
             <w:r>
               <w:rPr>
+                <w:color w:val="000000" w:themeColor="text1"/>
                 <w:spacing w:val="-3"/>
               </w:rPr>
               <w:t xml:space="preserve"> </w:t>
             </w:r>
             <w:r>
+              <w:rPr>
+                <w:color w:val="000000" w:themeColor="text1"/>
+              </w:rPr>
               <w:t>B,</w:t>
             </w:r>
             <w:r>
               <w:rPr>
+                <w:color w:val="000000" w:themeColor="text1"/>
                 <w:spacing w:val="-3"/>
               </w:rPr>
               <w:t xml:space="preserve"> </w:t>
             </w:r>
             <w:r>
+              <w:rPr>
+                <w:color w:val="000000" w:themeColor="text1"/>
+              </w:rPr>
               <w:t>jika</w:t>
             </w:r>
             <w:r>
               <w:rPr>
+                <w:color w:val="000000" w:themeColor="text1"/>
                 <w:spacing w:val="-3"/>
               </w:rPr>
               <w:t xml:space="preserve"> </w:t>
             </w:r>
             <w:r>
+              <w:rPr>
+                <w:color w:val="000000" w:themeColor="text1"/>
+              </w:rPr>
               <w:t>NA</w:t>
             </w:r>
             <w:r>
               <w:rPr>
+                <w:color w:val="000000" w:themeColor="text1"/>
                 <w:spacing w:val="40"/>
               </w:rPr>
               <w:t xml:space="preserve"> </w:t>
             </w:r>
             <w:r>
+              <w:rPr>
+                <w:color w:val="000000" w:themeColor="text1"/>
+              </w:rPr>
               <w:t>jika</w:t>
             </w:r>
             <w:r>
               <w:rPr>
+                <w:color w:val="000000" w:themeColor="text1"/>
                 <w:spacing w:val="-3"/>
               </w:rPr>
               <w:t xml:space="preserve"> </w:t>
             </w:r>
             <w:r>
+              <w:rPr>
+                <w:color w:val="000000" w:themeColor="text1"/>
+              </w:rPr>
               <w:t>3,5</w:t>
             </w:r>
             <w:r>
               <w:rPr>
+                <w:color w:val="000000" w:themeColor="text1"/>
                 <w:spacing w:val="-5"/>
               </w:rPr>
               <w:t xml:space="preserve"> </w:t>
             </w:r>
             <w:r>
+              <w:rPr>
+                <w:color w:val="000000" w:themeColor="text1"/>
+              </w:rPr>
               <w:t>≤</w:t>
             </w:r>
             <w:r>
               <w:rPr>
-                <w:spacing w:val="-2"/>
-              </w:rPr>
-              <w:t xml:space="preserve"> </w:t>
-            </w:r>
-            <w:r>
+                <w:color w:val="000000" w:themeColor="text1"/>
+                <w:spacing w:val="-2"/>
+              </w:rPr>
+              <w:t xml:space="preserve"> </w:t>
+            </w:r>
+            <w:r>
+              <w:rPr>
+                <w:color w:val="000000" w:themeColor="text1"/>
+              </w:rPr>
               <w:t>NA</w:t>
             </w:r>
             <w:r>
               <w:rPr>
+                <w:color w:val="000000" w:themeColor="text1"/>
                 <w:spacing w:val="-4"/>
               </w:rPr>
               <w:t xml:space="preserve"> </w:t>
             </w:r>
             <w:r>
+              <w:rPr>
+                <w:color w:val="000000" w:themeColor="text1"/>
+              </w:rPr>
               <w:t>&lt;</w:t>
             </w:r>
             <w:r>
               <w:rPr>
+                <w:color w:val="000000" w:themeColor="text1"/>
                 <w:spacing w:val="-3"/>
               </w:rPr>
               <w:t xml:space="preserve"> </w:t>
             </w:r>
             <w:r>
+              <w:rPr>
+                <w:color w:val="000000" w:themeColor="text1"/>
+              </w:rPr>
               <w:t xml:space="preserve">4,0 </w:t>
             </w:r>
           </w:p>
@@ -2431,8 +2997,14 @@
               <w:pStyle w:val="TableParagraph"/>
               <w:spacing w:line="246" w:lineRule="exact"/>
               <w:ind w:left="111"/>
-            </w:pPr>
-            <w:r>
+              <w:rPr>
+                <w:color w:val="000000" w:themeColor="text1"/>
+              </w:rPr>
+            </w:pPr>
+            <w:r>
+              <w:rPr>
+                <w:color w:val="000000" w:themeColor="text1"/>
+              </w:rPr>
               <w:t xml:space="preserve"> Tidak   lulus, jika NA &lt; 3,5</w:t>
             </w:r>
           </w:p>
@@ -2446,6 +3018,7 @@
         <w:ind w:left="0"/>
         <w:rPr>
           <w:b/>
+          <w:color w:val="000000" w:themeColor="text1"/>
           <w:sz w:val="22"/>
         </w:rPr>
       </w:pPr>
@@ -2456,12 +3029,14 @@
         <w:rPr>
           <w:rFonts w:ascii="Segoe UI" w:eastAsia="Segoe UI" w:hAnsi="Segoe UI" w:cs="Segoe UI"/>
           <w:b/>
+          <w:color w:val="000000" w:themeColor="text1"/>
           <w:sz w:val="22"/>
         </w:rPr>
       </w:pPr>
       <w:r>
         <w:rPr>
           <w:b/>
+          <w:color w:val="000000" w:themeColor="text1"/>
           <w:sz w:val="22"/>
         </w:rPr>
         <w:br w:type="page"/>
@@ -2474,6 +3049,7 @@
         <w:ind w:left="0"/>
         <w:rPr>
           <w:b/>
+          <w:color w:val="000000" w:themeColor="text1"/>
           <w:sz w:val="22"/>
         </w:rPr>
       </w:pPr>
@@ -2511,17 +3087,20 @@
               <w:ind w:left="50"/>
               <w:rPr>
                 <w:b/>
+                <w:color w:val="000000" w:themeColor="text1"/>
               </w:rPr>
             </w:pPr>
             <w:r>
               <w:rPr>
                 <w:b/>
+                <w:color w:val="000000" w:themeColor="text1"/>
               </w:rPr>
               <w:t>Tim</w:t>
             </w:r>
             <w:r>
               <w:rPr>
                 <w:b/>
+                <w:color w:val="000000" w:themeColor="text1"/>
                 <w:spacing w:val="-1"/>
               </w:rPr>
               <w:t xml:space="preserve"> </w:t>
@@ -2529,6 +3108,7 @@
             <w:r>
               <w:rPr>
                 <w:b/>
+                <w:color w:val="000000" w:themeColor="text1"/>
                 <w:spacing w:val="-2"/>
               </w:rPr>
               <w:t>Penguji/Penilai:</w:t>
@@ -2542,6 +3122,9 @@
           <w:p>
             <w:pPr>
               <w:pStyle w:val="TableParagraph"/>
+              <w:rPr>
+                <w:color w:val="000000" w:themeColor="text1"/>
+              </w:rPr>
             </w:pPr>
           </w:p>
         </w:tc>
@@ -2556,11 +3139,13 @@
               <w:ind w:left="197"/>
               <w:rPr>
                 <w:b/>
+                <w:color w:val="000000" w:themeColor="text1"/>
               </w:rPr>
             </w:pPr>
             <w:r>
               <w:rPr>
                 <w:b/>
+                <w:color w:val="000000" w:themeColor="text1"/>
                 <w:spacing w:val="-2"/>
               </w:rPr>
               <w:t>Tandatangan</w:t>
@@ -2581,8 +3166,14 @@
               <w:pStyle w:val="TableParagraph"/>
               <w:spacing w:before="95"/>
               <w:ind w:left="50"/>
-            </w:pPr>
-            <w:r>
+              <w:rPr>
+                <w:color w:val="000000" w:themeColor="text1"/>
+              </w:rPr>
+            </w:pPr>
+            <w:r>
+              <w:rPr>
+                <w:color w:val="000000" w:themeColor="text1"/>
+              </w:rPr>
               <w:t>1</w:t>
             </w:r>
           </w:p>
@@ -2596,12 +3187,32 @@
               <w:pStyle w:val="TableParagraph"/>
               <w:spacing w:before="95"/>
               <w:ind w:left="162"/>
-            </w:pPr>
-            <w:r>
-              <w:rPr>
+              <w:rPr>
+                <w:color w:val="000000" w:themeColor="text1"/>
+              </w:rPr>
+            </w:pPr>
+            <w:r>
+              <w:rPr>
+                <w:color w:val="000000" w:themeColor="text1"/>
                 <w:lang w:val="en-US"/>
               </w:rPr>
-              <w:t>Nama penguji I</w:t>
+              <w:t xml:space="preserve">Nama </w:t>
+            </w:r>
+            <w:proofErr w:type="spellStart"/>
+            <w:r>
+              <w:rPr>
+                <w:color w:val="000000" w:themeColor="text1"/>
+                <w:lang w:val="en-US"/>
+              </w:rPr>
+              <w:t>penguji</w:t>
+            </w:r>
+            <w:proofErr w:type="spellEnd"/>
+            <w:r>
+              <w:rPr>
+                <w:color w:val="000000" w:themeColor="text1"/>
+                <w:lang w:val="en-US"/>
+              </w:rPr>
+              <w:t xml:space="preserve"> I</w:t>
             </w:r>
           </w:p>
         </w:tc>
@@ -2614,18 +3225,26 @@
               <w:pStyle w:val="TableParagraph"/>
               <w:spacing w:before="95"/>
               <w:ind w:left="364"/>
-            </w:pPr>
-            <w:r>
+              <w:rPr>
+                <w:color w:val="000000" w:themeColor="text1"/>
+              </w:rPr>
+            </w:pPr>
+            <w:r>
+              <w:rPr>
+                <w:color w:val="000000" w:themeColor="text1"/>
+              </w:rPr>
               <w:t>(Ketua</w:t>
             </w:r>
             <w:r>
               <w:rPr>
+                <w:color w:val="000000" w:themeColor="text1"/>
                 <w:spacing w:val="-3"/>
               </w:rPr>
               <w:t xml:space="preserve"> </w:t>
             </w:r>
             <w:r>
               <w:rPr>
+                <w:color w:val="000000" w:themeColor="text1"/>
                 <w:spacing w:val="-2"/>
               </w:rPr>
               <w:t>Pembimbing)</w:t>
@@ -2641,9 +3260,13 @@
               <w:pStyle w:val="TableParagraph"/>
               <w:spacing w:before="95"/>
               <w:ind w:left="197"/>
-            </w:pPr>
-            <w:r>
-              <w:rPr>
+              <w:rPr>
+                <w:color w:val="000000" w:themeColor="text1"/>
+              </w:rPr>
+            </w:pPr>
+            <w:r>
+              <w:rPr>
+                <w:color w:val="000000" w:themeColor="text1"/>
                 <w:spacing w:val="-2"/>
               </w:rPr>
               <w:t>………………..</w:t>
@@ -2664,8 +3287,14 @@
               <w:pStyle w:val="TableParagraph"/>
               <w:spacing w:before="36"/>
               <w:ind w:left="50"/>
-            </w:pPr>
-            <w:r>
+              <w:rPr>
+                <w:color w:val="000000" w:themeColor="text1"/>
+              </w:rPr>
+            </w:pPr>
+            <w:r>
+              <w:rPr>
+                <w:color w:val="000000" w:themeColor="text1"/>
+              </w:rPr>
               <w:t>2</w:t>
             </w:r>
           </w:p>
@@ -2679,12 +3308,32 @@
               <w:pStyle w:val="TableParagraph"/>
               <w:spacing w:before="36"/>
               <w:ind w:left="162"/>
-            </w:pPr>
-            <w:r>
-              <w:rPr>
+              <w:rPr>
+                <w:color w:val="000000" w:themeColor="text1"/>
+              </w:rPr>
+            </w:pPr>
+            <w:r>
+              <w:rPr>
+                <w:color w:val="000000" w:themeColor="text1"/>
                 <w:lang w:val="en-US"/>
               </w:rPr>
-              <w:t>Nama penguji II</w:t>
+              <w:t xml:space="preserve">Nama </w:t>
+            </w:r>
+            <w:proofErr w:type="spellStart"/>
+            <w:r>
+              <w:rPr>
+                <w:color w:val="000000" w:themeColor="text1"/>
+                <w:lang w:val="en-US"/>
+              </w:rPr>
+              <w:t>penguji</w:t>
+            </w:r>
+            <w:proofErr w:type="spellEnd"/>
+            <w:r>
+              <w:rPr>
+                <w:color w:val="000000" w:themeColor="text1"/>
+                <w:lang w:val="en-US"/>
+              </w:rPr>
+              <w:t xml:space="preserve"> II</w:t>
             </w:r>
           </w:p>
         </w:tc>
@@ -2697,18 +3346,26 @@
               <w:pStyle w:val="TableParagraph"/>
               <w:spacing w:before="36"/>
               <w:ind w:left="364"/>
-            </w:pPr>
-            <w:r>
+              <w:rPr>
+                <w:color w:val="000000" w:themeColor="text1"/>
+              </w:rPr>
+            </w:pPr>
+            <w:r>
+              <w:rPr>
+                <w:color w:val="000000" w:themeColor="text1"/>
+              </w:rPr>
               <w:t>(Ko-Pembimbing</w:t>
             </w:r>
             <w:r>
               <w:rPr>
+                <w:color w:val="000000" w:themeColor="text1"/>
                 <w:spacing w:val="-13"/>
               </w:rPr>
               <w:t xml:space="preserve"> </w:t>
             </w:r>
             <w:r>
               <w:rPr>
+                <w:color w:val="000000" w:themeColor="text1"/>
                 <w:spacing w:val="-5"/>
               </w:rPr>
               <w:t>1)</w:t>
@@ -2724,9 +3381,13 @@
               <w:pStyle w:val="TableParagraph"/>
               <w:spacing w:before="36"/>
               <w:ind w:left="197"/>
-            </w:pPr>
-            <w:r>
-              <w:rPr>
+              <w:rPr>
+                <w:color w:val="000000" w:themeColor="text1"/>
+              </w:rPr>
+            </w:pPr>
+            <w:r>
+              <w:rPr>
+                <w:color w:val="000000" w:themeColor="text1"/>
                 <w:spacing w:val="-2"/>
               </w:rPr>
               <w:t>………………..</w:t>
@@ -2747,8 +3408,14 @@
               <w:pStyle w:val="TableParagraph"/>
               <w:spacing w:before="36"/>
               <w:ind w:left="50"/>
-            </w:pPr>
-            <w:r>
+              <w:rPr>
+                <w:color w:val="000000" w:themeColor="text1"/>
+              </w:rPr>
+            </w:pPr>
+            <w:r>
+              <w:rPr>
+                <w:color w:val="000000" w:themeColor="text1"/>
+              </w:rPr>
               <w:t>3</w:t>
             </w:r>
           </w:p>
@@ -2762,12 +3429,32 @@
               <w:pStyle w:val="TableParagraph"/>
               <w:spacing w:before="36"/>
               <w:ind w:left="162"/>
-            </w:pPr>
-            <w:r>
-              <w:rPr>
+              <w:rPr>
+                <w:color w:val="000000" w:themeColor="text1"/>
+              </w:rPr>
+            </w:pPr>
+            <w:r>
+              <w:rPr>
+                <w:color w:val="000000" w:themeColor="text1"/>
                 <w:lang w:val="en-US"/>
               </w:rPr>
-              <w:t>Nama penguji III</w:t>
+              <w:t xml:space="preserve">Nama </w:t>
+            </w:r>
+            <w:proofErr w:type="spellStart"/>
+            <w:r>
+              <w:rPr>
+                <w:color w:val="000000" w:themeColor="text1"/>
+                <w:lang w:val="en-US"/>
+              </w:rPr>
+              <w:t>penguji</w:t>
+            </w:r>
+            <w:proofErr w:type="spellEnd"/>
+            <w:r>
+              <w:rPr>
+                <w:color w:val="000000" w:themeColor="text1"/>
+                <w:lang w:val="en-US"/>
+              </w:rPr>
+              <w:t xml:space="preserve"> III</w:t>
             </w:r>
           </w:p>
         </w:tc>
@@ -2780,18 +3467,26 @@
               <w:pStyle w:val="TableParagraph"/>
               <w:spacing w:before="36"/>
               <w:ind w:left="364"/>
-            </w:pPr>
-            <w:r>
+              <w:rPr>
+                <w:color w:val="000000" w:themeColor="text1"/>
+              </w:rPr>
+            </w:pPr>
+            <w:r>
+              <w:rPr>
+                <w:color w:val="000000" w:themeColor="text1"/>
+              </w:rPr>
               <w:t>(Ko-Pembimbing</w:t>
             </w:r>
             <w:r>
               <w:rPr>
+                <w:color w:val="000000" w:themeColor="text1"/>
                 <w:spacing w:val="-13"/>
               </w:rPr>
               <w:t xml:space="preserve"> </w:t>
             </w:r>
             <w:r>
               <w:rPr>
+                <w:color w:val="000000" w:themeColor="text1"/>
                 <w:spacing w:val="-5"/>
               </w:rPr>
               <w:t>2)</w:t>
@@ -2807,9 +3502,13 @@
               <w:pStyle w:val="TableParagraph"/>
               <w:spacing w:before="36"/>
               <w:ind w:left="197"/>
-            </w:pPr>
-            <w:r>
-              <w:rPr>
+              <w:rPr>
+                <w:color w:val="000000" w:themeColor="text1"/>
+              </w:rPr>
+            </w:pPr>
+            <w:r>
+              <w:rPr>
+                <w:color w:val="000000" w:themeColor="text1"/>
                 <w:spacing w:val="-2"/>
               </w:rPr>
               <w:t>………………..</w:t>
@@ -2830,8 +3529,14 @@
               <w:pStyle w:val="TableParagraph"/>
               <w:spacing w:line="360" w:lineRule="auto"/>
               <w:ind w:left="50"/>
-            </w:pPr>
-            <w:r>
+              <w:rPr>
+                <w:color w:val="000000" w:themeColor="text1"/>
+              </w:rPr>
+            </w:pPr>
+            <w:r>
+              <w:rPr>
+                <w:color w:val="000000" w:themeColor="text1"/>
+              </w:rPr>
               <w:t>4</w:t>
             </w:r>
           </w:p>
@@ -2846,14 +3551,32 @@
               <w:spacing w:line="360" w:lineRule="auto"/>
               <w:ind w:left="162"/>
               <w:rPr>
+                <w:color w:val="000000" w:themeColor="text1"/>
                 <w:lang w:val="en-US"/>
               </w:rPr>
             </w:pPr>
             <w:r>
               <w:rPr>
+                <w:color w:val="000000" w:themeColor="text1"/>
                 <w:lang w:val="en-US"/>
               </w:rPr>
-              <w:t>Nama penguji IV</w:t>
+              <w:t xml:space="preserve">Nama </w:t>
+            </w:r>
+            <w:proofErr w:type="spellStart"/>
+            <w:r>
+              <w:rPr>
+                <w:color w:val="000000" w:themeColor="text1"/>
+                <w:lang w:val="en-US"/>
+              </w:rPr>
+              <w:t>penguji</w:t>
+            </w:r>
+            <w:proofErr w:type="spellEnd"/>
+            <w:r>
+              <w:rPr>
+                <w:color w:val="000000" w:themeColor="text1"/>
+                <w:lang w:val="en-US"/>
+              </w:rPr>
+              <w:t xml:space="preserve"> IV</w:t>
             </w:r>
           </w:p>
         </w:tc>
@@ -2866,9 +3589,13 @@
               <w:pStyle w:val="TableParagraph"/>
               <w:spacing w:line="360" w:lineRule="auto"/>
               <w:ind w:left="364"/>
-            </w:pPr>
-            <w:r>
-              <w:rPr>
+              <w:rPr>
+                <w:color w:val="000000" w:themeColor="text1"/>
+              </w:rPr>
+            </w:pPr>
+            <w:r>
+              <w:rPr>
+                <w:color w:val="000000" w:themeColor="text1"/>
                 <w:spacing w:val="-2"/>
               </w:rPr>
               <w:t>(Penguji)</w:t>
@@ -2884,9 +3611,13 @@
               <w:pStyle w:val="TableParagraph"/>
               <w:spacing w:line="360" w:lineRule="auto"/>
               <w:ind w:left="197"/>
-            </w:pPr>
-            <w:r>
-              <w:rPr>
+              <w:rPr>
+                <w:color w:val="000000" w:themeColor="text1"/>
+              </w:rPr>
+            </w:pPr>
+            <w:r>
+              <w:rPr>
+                <w:color w:val="000000" w:themeColor="text1"/>
                 <w:spacing w:val="-2"/>
               </w:rPr>
               <w:t>………………..</w:t>
@@ -2907,8 +3638,14 @@
               <w:pStyle w:val="TableParagraph"/>
               <w:spacing w:line="360" w:lineRule="auto"/>
               <w:ind w:left="50"/>
-            </w:pPr>
-            <w:r>
+              <w:rPr>
+                <w:color w:val="000000" w:themeColor="text1"/>
+              </w:rPr>
+            </w:pPr>
+            <w:r>
+              <w:rPr>
+                <w:color w:val="000000" w:themeColor="text1"/>
+              </w:rPr>
               <w:t>5</w:t>
             </w:r>
           </w:p>
@@ -2922,9 +3659,13 @@
               <w:pStyle w:val="TableParagraph"/>
               <w:spacing w:line="360" w:lineRule="auto"/>
               <w:ind w:left="162"/>
-            </w:pPr>
-            <w:r>
-              <w:rPr>
+              <w:rPr>
+                <w:color w:val="000000" w:themeColor="text1"/>
+              </w:rPr>
+            </w:pPr>
+            <w:r>
+              <w:rPr>
+                <w:color w:val="000000" w:themeColor="text1"/>
                 <w:lang w:val="en-US"/>
               </w:rPr>
               <w:t>…………………………</w:t>
@@ -2940,9 +3681,13 @@
               <w:pStyle w:val="TableParagraph"/>
               <w:spacing w:line="360" w:lineRule="auto"/>
               <w:ind w:left="364"/>
-            </w:pPr>
-            <w:r>
-              <w:rPr>
+              <w:rPr>
+                <w:color w:val="000000" w:themeColor="text1"/>
+              </w:rPr>
+            </w:pPr>
+            <w:r>
+              <w:rPr>
+                <w:color w:val="000000" w:themeColor="text1"/>
                 <w:spacing w:val="-2"/>
               </w:rPr>
               <w:t>(Penguji)</w:t>
@@ -2958,9 +3703,13 @@
               <w:pStyle w:val="TableParagraph"/>
               <w:spacing w:line="360" w:lineRule="auto"/>
               <w:ind w:left="197"/>
-            </w:pPr>
-            <w:r>
-              <w:rPr>
+              <w:rPr>
+                <w:color w:val="000000" w:themeColor="text1"/>
+              </w:rPr>
+            </w:pPr>
+            <w:r>
+              <w:rPr>
+                <w:color w:val="000000" w:themeColor="text1"/>
                 <w:spacing w:val="-2"/>
               </w:rPr>
               <w:t>………………..</w:t>
@@ -2981,8 +3730,14 @@
               <w:pStyle w:val="TableParagraph"/>
               <w:spacing w:line="360" w:lineRule="auto"/>
               <w:ind w:left="50"/>
-            </w:pPr>
-            <w:r>
+              <w:rPr>
+                <w:color w:val="000000" w:themeColor="text1"/>
+              </w:rPr>
+            </w:pPr>
+            <w:r>
+              <w:rPr>
+                <w:color w:val="000000" w:themeColor="text1"/>
+              </w:rPr>
               <w:t>6.</w:t>
             </w:r>
           </w:p>
@@ -2997,11 +3752,13 @@
               <w:spacing w:line="360" w:lineRule="auto"/>
               <w:ind w:left="162"/>
               <w:rPr>
-                <w:spacing w:val="-2"/>
-              </w:rPr>
-            </w:pPr>
-            <w:r>
-              <w:rPr>
+                <w:color w:val="000000" w:themeColor="text1"/>
+                <w:spacing w:val="-2"/>
+              </w:rPr>
+            </w:pPr>
+            <w:r>
+              <w:rPr>
+                <w:color w:val="000000" w:themeColor="text1"/>
                 <w:spacing w:val="-2"/>
                 <w:lang w:val="en-US"/>
               </w:rPr>
@@ -3019,11 +3776,13 @@
               <w:spacing w:line="360" w:lineRule="auto"/>
               <w:ind w:left="364"/>
               <w:rPr>
-                <w:spacing w:val="-2"/>
-              </w:rPr>
-            </w:pPr>
-            <w:r>
-              <w:rPr>
+                <w:color w:val="000000" w:themeColor="text1"/>
+                <w:spacing w:val="-2"/>
+              </w:rPr>
+            </w:pPr>
+            <w:r>
+              <w:rPr>
+                <w:color w:val="000000" w:themeColor="text1"/>
                 <w:spacing w:val="-2"/>
               </w:rPr>
               <w:t>(Penguji)</w:t>
@@ -3040,11 +3799,13 @@
               <w:spacing w:line="360" w:lineRule="auto"/>
               <w:ind w:left="197"/>
               <w:rPr>
-                <w:spacing w:val="-2"/>
-              </w:rPr>
-            </w:pPr>
-            <w:r>
-              <w:rPr>
+                <w:color w:val="000000" w:themeColor="text1"/>
+                <w:spacing w:val="-2"/>
+              </w:rPr>
+            </w:pPr>
+            <w:r>
+              <w:rPr>
+                <w:color w:val="000000" w:themeColor="text1"/>
                 <w:spacing w:val="-2"/>
               </w:rPr>
               <w:t>………………..</w:t>
@@ -3060,6 +3821,7 @@
         <w:ind w:left="0"/>
         <w:rPr>
           <w:b/>
+          <w:color w:val="000000" w:themeColor="text1"/>
           <w:sz w:val="22"/>
         </w:rPr>
       </w:pPr>
@@ -3069,6 +3831,7 @@
         <w:ind w:right="26"/>
         <w:jc w:val="both"/>
         <w:rPr>
+          <w:color w:val="000000" w:themeColor="text1"/>
           <w:sz w:val="22"/>
         </w:rPr>
       </w:pPr>
@@ -3101,6 +3864,7 @@
               <w:ind w:right="26"/>
               <w:jc w:val="both"/>
               <w:rPr>
+                <w:color w:val="000000" w:themeColor="text1"/>
                 <w:sz w:val="22"/>
               </w:rPr>
             </w:pPr>
@@ -3110,36 +3874,68 @@
               <w:ind w:right="26"/>
               <w:jc w:val="both"/>
               <w:rPr>
+                <w:color w:val="000000" w:themeColor="text1"/>
                 <w:sz w:val="22"/>
               </w:rPr>
             </w:pPr>
-            <w:r>
-              <w:rPr>
+            <w:proofErr w:type="spellStart"/>
+            <w:r>
+              <w:rPr>
+                <w:color w:val="000000" w:themeColor="text1"/>
                 <w:sz w:val="22"/>
               </w:rPr>
-              <w:t>Ketua Program Studi Doktor</w:t>
-            </w:r>
+              <w:t>Ketua</w:t>
+            </w:r>
+            <w:proofErr w:type="spellEnd"/>
+            <w:r>
+              <w:rPr>
+                <w:color w:val="000000" w:themeColor="text1"/>
+                <w:sz w:val="22"/>
+              </w:rPr>
+              <w:t xml:space="preserve"> Program Studi </w:t>
+            </w:r>
+            <w:proofErr w:type="spellStart"/>
+            <w:r>
+              <w:rPr>
+                <w:color w:val="000000" w:themeColor="text1"/>
+                <w:sz w:val="22"/>
+              </w:rPr>
+              <w:t>Doktor</w:t>
+            </w:r>
+            <w:proofErr w:type="spellEnd"/>
           </w:p>
           <w:p>
             <w:pPr>
               <w:ind w:right="26"/>
               <w:jc w:val="both"/>
               <w:rPr>
+                <w:color w:val="000000" w:themeColor="text1"/>
                 <w:sz w:val="22"/>
               </w:rPr>
             </w:pPr>
             <w:r>
               <w:rPr>
+                <w:color w:val="000000" w:themeColor="text1"/>
                 <w:sz w:val="22"/>
               </w:rPr>
-              <w:t>Teknik Geofisika</w:t>
-            </w:r>
+              <w:t xml:space="preserve">Teknik </w:t>
+            </w:r>
+            <w:proofErr w:type="spellStart"/>
+            <w:r>
+              <w:rPr>
+                <w:color w:val="000000" w:themeColor="text1"/>
+                <w:sz w:val="22"/>
+              </w:rPr>
+              <w:t>Geofisika</w:t>
+            </w:r>
+            <w:proofErr w:type="spellEnd"/>
           </w:p>
           <w:p>
             <w:pPr>
               <w:ind w:right="26"/>
               <w:jc w:val="both"/>
               <w:rPr>
+                <w:color w:val="000000" w:themeColor="text1"/>
                 <w:sz w:val="22"/>
               </w:rPr>
             </w:pPr>
@@ -3149,6 +3945,7 @@
               <w:ind w:right="26"/>
               <w:jc w:val="both"/>
               <w:rPr>
+                <w:color w:val="000000" w:themeColor="text1"/>
                 <w:sz w:val="22"/>
               </w:rPr>
             </w:pPr>
@@ -3158,6 +3955,7 @@
               <w:ind w:right="26"/>
               <w:jc w:val="both"/>
               <w:rPr>
+                <w:color w:val="000000" w:themeColor="text1"/>
                 <w:sz w:val="22"/>
               </w:rPr>
             </w:pPr>
@@ -3167,6 +3965,7 @@
               <w:ind w:right="26"/>
               <w:jc w:val="both"/>
               <w:rPr>
+                <w:color w:val="000000" w:themeColor="text1"/>
                 <w:sz w:val="22"/>
               </w:rPr>
             </w:pPr>
@@ -3178,7 +3977,7 @@
               <w:rPr>
                 <w:b/>
                 <w:bCs/>
-                <w:color w:val="FF0000"/>
+                <w:color w:val="000000" w:themeColor="text1"/>
                 <w:sz w:val="22"/>
                 <w:u w:val="single"/>
                 <w:lang w:val="fi-FI"/>
@@ -3188,7 +3987,7 @@
               <w:rPr>
                 <w:b/>
                 <w:bCs/>
-                <w:color w:val="FF0000"/>
+                <w:color w:val="000000" w:themeColor="text1"/>
                 <w:sz w:val="22"/>
                 <w:u w:val="single"/>
                 <w:lang w:val="fi-FI"/>
@@ -3199,7 +3998,7 @@
               <w:rPr>
                 <w:b/>
                 <w:bCs/>
-                <w:color w:val="FF0000"/>
+                <w:color w:val="000000" w:themeColor="text1"/>
                 <w:sz w:val="22"/>
                 <w:u w:val="single"/>
                 <w:lang w:val="fi-FI"/>
@@ -3210,7 +4009,7 @@
               <w:rPr>
                 <w:b/>
                 <w:bCs/>
-                <w:color w:val="FF0000"/>
+                <w:color w:val="000000" w:themeColor="text1"/>
                 <w:sz w:val="22"/>
                 <w:u w:val="single"/>
                 <w:lang w:val="fi-FI"/>
@@ -3223,12 +4022,14 @@
               <w:ind w:right="26"/>
               <w:jc w:val="both"/>
               <w:rPr>
+                <w:color w:val="000000" w:themeColor="text1"/>
                 <w:sz w:val="22"/>
                 <w:lang w:val="fi-FI"/>
               </w:rPr>
             </w:pPr>
             <w:r>
               <w:rPr>
+                <w:color w:val="000000" w:themeColor="text1"/>
                 <w:sz w:val="22"/>
                 <w:lang w:val="fi-FI"/>
               </w:rPr>
@@ -3236,6 +4037,7 @@
             </w:r>
             <w:r>
               <w:rPr>
+                <w:color w:val="000000" w:themeColor="text1"/>
                 <w:sz w:val="22"/>
                 <w:lang w:val="fi-FI"/>
               </w:rPr>
@@ -3243,7 +4045,7 @@
             </w:r>
             <w:r>
               <w:rPr>
-                <w:color w:val="FF0000"/>
+                <w:color w:val="000000" w:themeColor="text1"/>
                 <w:sz w:val="22"/>
                 <w:lang w:val="fi-FI"/>
               </w:rPr>
@@ -3251,7 +4053,7 @@
             </w:r>
             <w:r>
               <w:rPr>
-                <w:color w:val="FF0000"/>
+                <w:color w:val="000000" w:themeColor="text1"/>
                 <w:sz w:val="22"/>
                 <w:lang w:val="fi-FI"/>
               </w:rPr>
@@ -3267,17 +4069,20 @@
             <w:pPr>
               <w:ind w:left="-30" w:right="26"/>
               <w:rPr>
+                <w:color w:val="000000" w:themeColor="text1"/>
                 <w:sz w:val="22"/>
               </w:rPr>
             </w:pPr>
             <w:r>
               <w:rPr>
+                <w:color w:val="000000" w:themeColor="text1"/>
                 <w:sz w:val="22"/>
               </w:rPr>
               <w:t>Bandung,</w:t>
             </w:r>
             <w:r>
               <w:rPr>
+                <w:color w:val="000000" w:themeColor="text1"/>
                 <w:spacing w:val="-14"/>
                 <w:sz w:val="22"/>
               </w:rPr>
@@ -3285,23 +4090,42 @@
             </w:r>
             <w:r>
               <w:rPr>
+                <w:color w:val="000000" w:themeColor="text1"/>
                 <w:spacing w:val="-14"/>
                 <w:sz w:val="22"/>
               </w:rPr>
               <w:t>$(</w:t>
             </w:r>
-            <w:r>
-              <w:rPr>
-                <w:color w:val="FF0000"/>
+            <w:proofErr w:type="spellStart"/>
+            <w:r>
+              <w:rPr>
+                <w:color w:val="000000" w:themeColor="text1"/>
                 <w:sz w:val="22"/>
               </w:rPr>
-              <w:t>tgl sidang</w:t>
-            </w:r>
-            <w:r>
-              <w:rPr>
-                <w:color w:val="FF0000"/>
+              <w:t>tgl</w:t>
+            </w:r>
+            <w:proofErr w:type="spellEnd"/>
+            <w:r>
+              <w:rPr>
+                <w:color w:val="000000" w:themeColor="text1"/>
                 <w:sz w:val="22"/>
               </w:rPr>
+              <w:t xml:space="preserve"> </w:t>
+            </w:r>
+            <w:proofErr w:type="spellStart"/>
+            <w:r>
+              <w:rPr>
+                <w:color w:val="000000" w:themeColor="text1"/>
+                <w:sz w:val="22"/>
+              </w:rPr>
+              <w:t>sidang</w:t>
+            </w:r>
+            <w:proofErr w:type="spellEnd"/>
+            <w:r>
+              <w:rPr>
+                <w:color w:val="000000" w:themeColor="text1"/>
+                <w:sz w:val="22"/>
+              </w:rPr>
               <w:t>)</w:t>
             </w:r>
           </w:p>
@@ -3309,17 +4133,22 @@
             <w:pPr>
               <w:ind w:left="-30" w:right="26"/>
               <w:rPr>
+                <w:color w:val="000000" w:themeColor="text1"/>
                 <w:sz w:val="22"/>
               </w:rPr>
             </w:pPr>
-            <w:r>
-              <w:rPr>
+            <w:proofErr w:type="spellStart"/>
+            <w:r>
+              <w:rPr>
+                <w:color w:val="000000" w:themeColor="text1"/>
                 <w:sz w:val="22"/>
               </w:rPr>
               <w:t>Ketua</w:t>
             </w:r>
-            <w:r>
-              <w:rPr>
+            <w:proofErr w:type="spellEnd"/>
+            <w:r>
+              <w:rPr>
+                <w:color w:val="000000" w:themeColor="text1"/>
                 <w:spacing w:val="-3"/>
                 <w:sz w:val="22"/>
               </w:rPr>
@@ -3327,6 +4156,7 @@
             </w:r>
             <w:r>
               <w:rPr>
+                <w:color w:val="000000" w:themeColor="text1"/>
                 <w:sz w:val="22"/>
               </w:rPr>
               <w:t>Sidang,</w:t>
@@ -3336,6 +4166,7 @@
             <w:pPr>
               <w:ind w:left="-30" w:right="26"/>
               <w:rPr>
+                <w:color w:val="000000" w:themeColor="text1"/>
                 <w:spacing w:val="-2"/>
                 <w:sz w:val="22"/>
               </w:rPr>
@@ -3345,6 +4176,7 @@
             <w:pPr>
               <w:ind w:left="-30" w:right="26"/>
               <w:rPr>
+                <w:color w:val="000000" w:themeColor="text1"/>
                 <w:spacing w:val="-2"/>
                 <w:sz w:val="22"/>
               </w:rPr>
@@ -3354,6 +4186,7 @@
             <w:pPr>
               <w:ind w:left="-30" w:right="26"/>
               <w:rPr>
+                <w:color w:val="000000" w:themeColor="text1"/>
                 <w:spacing w:val="-2"/>
                 <w:sz w:val="22"/>
               </w:rPr>
@@ -3363,6 +4196,7 @@
             <w:pPr>
               <w:ind w:left="-30" w:right="26"/>
               <w:rPr>
+                <w:color w:val="000000" w:themeColor="text1"/>
                 <w:spacing w:val="-2"/>
                 <w:sz w:val="22"/>
               </w:rPr>
@@ -3372,6 +4206,7 @@
             <w:pPr>
               <w:ind w:left="-30" w:right="26"/>
               <w:rPr>
+                <w:color w:val="000000" w:themeColor="text1"/>
                 <w:spacing w:val="-2"/>
                 <w:sz w:val="22"/>
               </w:rPr>
@@ -3383,6 +4218,7 @@
               <w:rPr>
                 <w:b/>
                 <w:bCs/>
+                <w:color w:val="000000" w:themeColor="text1"/>
                 <w:u w:val="single"/>
                 <w:lang w:val="fi-FI"/>
               </w:rPr>
@@ -3391,6 +4227,7 @@
               <w:rPr>
                 <w:b/>
                 <w:bCs/>
+                <w:color w:val="000000" w:themeColor="text1"/>
                 <w:u w:val="single"/>
                 <w:lang w:val="fi-FI"/>
               </w:rPr>
@@ -3400,69 +4237,42 @@
               <w:rPr>
                 <w:b/>
                 <w:bCs/>
+                <w:color w:val="000000" w:themeColor="text1"/>
                 <w:u w:val="single"/>
                 <w:lang w:val="fi-FI"/>
               </w:rPr>
-              <w:t>(</w:t>
-            </w:r>
-            <w:r>
-              <w:rPr>
-                <w:b/>
-                <w:bCs/>
-                <w:color w:val="FF0000"/>
-                <w:u w:val="single"/>
-                <w:lang w:val="fi-FI"/>
-              </w:rPr>
-              <w:t>nama ketua sidang</w:t>
-            </w:r>
-            <w:r>
-              <w:rPr>
-                <w:b/>
-                <w:bCs/>
-                <w:u w:val="single"/>
-                <w:lang w:val="fi-FI"/>
-              </w:rPr>
-              <w:t>)</w:t>
+              <w:t>(nama ketua sidang)</w:t>
             </w:r>
           </w:p>
           <w:p>
             <w:pPr>
               <w:ind w:left="-30" w:right="26"/>
               <w:rPr>
+                <w:color w:val="000000" w:themeColor="text1"/>
                 <w:sz w:val="22"/>
                 <w:lang w:val="fi-FI"/>
               </w:rPr>
             </w:pPr>
             <w:r>
               <w:rPr>
+                <w:color w:val="000000" w:themeColor="text1"/>
                 <w:lang w:val="fi-FI"/>
               </w:rPr>
               <w:t xml:space="preserve">NIP </w:t>
             </w:r>
             <w:r>
               <w:rPr>
+                <w:color w:val="000000" w:themeColor="text1"/>
                 <w:lang w:val="fi-FI"/>
               </w:rPr>
               <w:t>$</w:t>
             </w:r>
             <w:r>
               <w:rPr>
+                <w:color w:val="000000" w:themeColor="text1"/>
                 <w:lang w:val="fi-FI"/>
               </w:rPr>
-              <w:t>(</w:t>
-            </w:r>
-            <w:r>
-              <w:rPr>
-                <w:color w:val="FF0000"/>
-                <w:lang w:val="fi-FI"/>
-              </w:rPr>
-              <w:t>nip ketua sidang</w:t>
-            </w:r>
-            <w:r>
-              <w:rPr>
-                <w:lang w:val="fi-FI"/>
-              </w:rPr>
-              <w:t>)</w:t>
+              <w:t>(nip ketua sidang)</w:t>
             </w:r>
           </w:p>
         </w:tc>
@@ -3472,6 +4282,7 @@
       <w:pPr>
         <w:ind w:left="5580" w:right="26"/>
         <w:rPr>
+          <w:color w:val="000000" w:themeColor="text1"/>
           <w:lang w:val="fi-FI"/>
         </w:rPr>
       </w:pPr>

--- a/template/SK-4/ba SK IV.docx
+++ b/template/SK-4/ba SK IV.docx
@@ -232,31 +232,7 @@
                 <w:sz w:val="20"/>
                 <w:szCs w:val="20"/>
               </w:rPr>
-              <w:t>(</w:t>
-            </w:r>
-            <w:proofErr w:type="spellStart"/>
-            <w:r>
-              <w:rPr>
-                <w:rFonts w:ascii="Tahoma-Bold" w:hAnsi="Tahoma-Bold"/>
-                <w:b/>
-                <w:bCs/>
-                <w:color w:val="000000" w:themeColor="text1"/>
-                <w:sz w:val="20"/>
-                <w:szCs w:val="20"/>
-              </w:rPr>
-              <w:t>judul</w:t>
-            </w:r>
-            <w:proofErr w:type="spellEnd"/>
-            <w:r>
-              <w:rPr>
-                <w:rFonts w:ascii="Tahoma-Bold" w:hAnsi="Tahoma-Bold"/>
-                <w:b/>
-                <w:bCs/>
-                <w:color w:val="000000" w:themeColor="text1"/>
-                <w:sz w:val="20"/>
-                <w:szCs w:val="20"/>
-              </w:rPr>
-              <w:t>)</w:t>
+              <w:t>(judul)</w:t>
             </w:r>
           </w:p>
           <w:p>
@@ -469,47 +445,7 @@
                 <w:shd w:val="clear" w:color="auto" w:fill="FFFFFF"/>
                 <w:lang w:val="en-US"/>
               </w:rPr>
-              <w:t xml:space="preserve">(nama </w:t>
-            </w:r>
-            <w:proofErr w:type="spellStart"/>
-            <w:r>
-              <w:rPr>
-                <w:rFonts w:ascii="Segoe UI" w:hAnsi="Segoe UI" w:cs="Segoe UI"/>
-                <w:color w:val="000000" w:themeColor="text1"/>
-                <w:shd w:val="clear" w:color="auto" w:fill="FFFFFF"/>
-                <w:lang w:val="en-US"/>
-              </w:rPr>
-              <w:t>ketua</w:t>
-            </w:r>
-            <w:proofErr w:type="spellEnd"/>
-            <w:r>
-              <w:rPr>
-                <w:rFonts w:ascii="Segoe UI" w:hAnsi="Segoe UI" w:cs="Segoe UI"/>
-                <w:color w:val="000000" w:themeColor="text1"/>
-                <w:shd w:val="clear" w:color="auto" w:fill="FFFFFF"/>
-                <w:lang w:val="en-US"/>
-              </w:rPr>
-              <w:t xml:space="preserve"> </w:t>
-            </w:r>
-            <w:proofErr w:type="spellStart"/>
-            <w:r>
-              <w:rPr>
-                <w:rFonts w:ascii="Segoe UI" w:hAnsi="Segoe UI" w:cs="Segoe UI"/>
-                <w:color w:val="000000" w:themeColor="text1"/>
-                <w:shd w:val="clear" w:color="auto" w:fill="FFFFFF"/>
-                <w:lang w:val="en-US"/>
-              </w:rPr>
-              <w:t>pembimbing</w:t>
-            </w:r>
-            <w:proofErr w:type="spellEnd"/>
-            <w:r>
-              <w:rPr>
-                <w:rFonts w:ascii="Segoe UI" w:hAnsi="Segoe UI" w:cs="Segoe UI"/>
-                <w:color w:val="000000" w:themeColor="text1"/>
-                <w:shd w:val="clear" w:color="auto" w:fill="FFFFFF"/>
-                <w:lang w:val="en-US"/>
-              </w:rPr>
-              <w:t>)</w:t>
+              <w:t>(nama ketua pembimbing)</w:t>
             </w:r>
           </w:p>
         </w:tc>
@@ -627,27 +563,7 @@
                 <w:shd w:val="clear" w:color="auto" w:fill="FFFFFF"/>
                 <w:lang w:val="en-US"/>
               </w:rPr>
-              <w:t xml:space="preserve">(nama </w:t>
-            </w:r>
-            <w:proofErr w:type="spellStart"/>
-            <w:r>
-              <w:rPr>
-                <w:rFonts w:ascii="Segoe UI" w:hAnsi="Segoe UI" w:cs="Segoe UI"/>
-                <w:color w:val="000000" w:themeColor="text1"/>
-                <w:shd w:val="clear" w:color="auto" w:fill="FFFFFF"/>
-                <w:lang w:val="en-US"/>
-              </w:rPr>
-              <w:t>pembimbing</w:t>
-            </w:r>
-            <w:proofErr w:type="spellEnd"/>
-            <w:r>
-              <w:rPr>
-                <w:rFonts w:ascii="Segoe UI" w:hAnsi="Segoe UI" w:cs="Segoe UI"/>
-                <w:color w:val="000000" w:themeColor="text1"/>
-                <w:shd w:val="clear" w:color="auto" w:fill="FFFFFF"/>
-                <w:lang w:val="en-US"/>
-              </w:rPr>
-              <w:t xml:space="preserve"> I)</w:t>
+              <w:t>(nama pembimbing I)</w:t>
             </w:r>
           </w:p>
         </w:tc>
@@ -756,27 +672,7 @@
                 <w:shd w:val="clear" w:color="auto" w:fill="FFFFFF"/>
                 <w:lang w:val="en-US"/>
               </w:rPr>
-              <w:t xml:space="preserve">(nama </w:t>
-            </w:r>
-            <w:proofErr w:type="spellStart"/>
-            <w:r>
-              <w:rPr>
-                <w:rFonts w:ascii="Segoe UI" w:hAnsi="Segoe UI" w:cs="Segoe UI"/>
-                <w:color w:val="000000" w:themeColor="text1"/>
-                <w:shd w:val="clear" w:color="auto" w:fill="FFFFFF"/>
-                <w:lang w:val="en-US"/>
-              </w:rPr>
-              <w:t>pembimbing</w:t>
-            </w:r>
-            <w:proofErr w:type="spellEnd"/>
-            <w:r>
-              <w:rPr>
-                <w:rFonts w:ascii="Segoe UI" w:hAnsi="Segoe UI" w:cs="Segoe UI"/>
-                <w:color w:val="000000" w:themeColor="text1"/>
-                <w:shd w:val="clear" w:color="auto" w:fill="FFFFFF"/>
-                <w:lang w:val="en-US"/>
-              </w:rPr>
-              <w:t xml:space="preserve"> II)</w:t>
+              <w:t>(nama pembimbing II)</w:t>
             </w:r>
           </w:p>
         </w:tc>
@@ -1059,23 +955,7 @@
                 <w:color w:val="000000" w:themeColor="text1"/>
                 <w:lang w:val="en-US"/>
               </w:rPr>
-              <w:t xml:space="preserve"> (</w:t>
-            </w:r>
-            <w:proofErr w:type="spellStart"/>
-            <w:r>
-              <w:rPr>
-                <w:color w:val="000000" w:themeColor="text1"/>
-                <w:lang w:val="en-US"/>
-              </w:rPr>
-              <w:t>Ketua</w:t>
-            </w:r>
-            <w:proofErr w:type="spellEnd"/>
-            <w:r>
-              <w:rPr>
-                <w:color w:val="000000" w:themeColor="text1"/>
-                <w:lang w:val="en-US"/>
-              </w:rPr>
-              <w:t>)</w:t>
+              <w:t xml:space="preserve"> (Ketua)</w:t>
             </w:r>
           </w:p>
         </w:tc>
@@ -1910,6 +1790,13 @@
                 <w:color w:val="000000" w:themeColor="text1"/>
               </w:rPr>
             </w:pPr>
+            <w:r>
+              <w:rPr>
+                <w:color w:val="000000" w:themeColor="text1"/>
+                <w:lang w:val="en-US"/>
+              </w:rPr>
+              <w:t>$(Nilai rata2)</w:t>
+            </w:r>
           </w:p>
         </w:tc>
         <w:tc>
@@ -2141,6 +2028,13 @@
                 <w:color w:val="000000" w:themeColor="text1"/>
               </w:rPr>
             </w:pPr>
+            <w:r>
+              <w:rPr>
+                <w:color w:val="000000" w:themeColor="text1"/>
+                <w:lang w:val="en-US"/>
+              </w:rPr>
+              <w:t>$(Nilai rata2)</w:t>
+            </w:r>
           </w:p>
         </w:tc>
         <w:tc>
@@ -2470,6 +2364,13 @@
                 <w:color w:val="000000" w:themeColor="text1"/>
               </w:rPr>
             </w:pPr>
+            <w:r>
+              <w:rPr>
+                <w:color w:val="000000" w:themeColor="text1"/>
+                <w:lang w:val="en-US"/>
+              </w:rPr>
+              <w:t>$(Nilai rata2)</w:t>
+            </w:r>
           </w:p>
         </w:tc>
         <w:tc>
@@ -2657,6 +2558,13 @@
                 <w:color w:val="000000" w:themeColor="text1"/>
               </w:rPr>
             </w:pPr>
+            <w:r>
+              <w:rPr>
+                <w:color w:val="000000" w:themeColor="text1"/>
+                <w:lang w:val="en-US"/>
+              </w:rPr>
+              <w:t>$(Nilai rata2)</w:t>
+            </w:r>
           </w:p>
         </w:tc>
         <w:tc>
@@ -3005,7 +2913,7 @@
               <w:rPr>
                 <w:color w:val="000000" w:themeColor="text1"/>
               </w:rPr>
-              <w:t xml:space="preserve"> Tidak   lulus, jika NA &lt; 3,5</w:t>
+              <w:t xml:space="preserve"> TIDAK LULUS, jika NA &lt; 3,5</w:t>
             </w:r>
           </w:p>
         </w:tc>
@@ -3196,23 +3104,7 @@
                 <w:color w:val="000000" w:themeColor="text1"/>
                 <w:lang w:val="en-US"/>
               </w:rPr>
-              <w:t xml:space="preserve">Nama </w:t>
-            </w:r>
-            <w:proofErr w:type="spellStart"/>
-            <w:r>
-              <w:rPr>
-                <w:color w:val="000000" w:themeColor="text1"/>
-                <w:lang w:val="en-US"/>
-              </w:rPr>
-              <w:t>penguji</w:t>
-            </w:r>
-            <w:proofErr w:type="spellEnd"/>
-            <w:r>
-              <w:rPr>
-                <w:color w:val="000000" w:themeColor="text1"/>
-                <w:lang w:val="en-US"/>
-              </w:rPr>
-              <w:t xml:space="preserve"> I</w:t>
+              <w:t>Nama penguji I</w:t>
             </w:r>
           </w:p>
         </w:tc>
@@ -3317,23 +3209,7 @@
                 <w:color w:val="000000" w:themeColor="text1"/>
                 <w:lang w:val="en-US"/>
               </w:rPr>
-              <w:t xml:space="preserve">Nama </w:t>
-            </w:r>
-            <w:proofErr w:type="spellStart"/>
-            <w:r>
-              <w:rPr>
-                <w:color w:val="000000" w:themeColor="text1"/>
-                <w:lang w:val="en-US"/>
-              </w:rPr>
-              <w:t>penguji</w:t>
-            </w:r>
-            <w:proofErr w:type="spellEnd"/>
-            <w:r>
-              <w:rPr>
-                <w:color w:val="000000" w:themeColor="text1"/>
-                <w:lang w:val="en-US"/>
-              </w:rPr>
-              <w:t xml:space="preserve"> II</w:t>
+              <w:t>Nama penguji II</w:t>
             </w:r>
           </w:p>
         </w:tc>
@@ -3438,23 +3314,7 @@
                 <w:color w:val="000000" w:themeColor="text1"/>
                 <w:lang w:val="en-US"/>
               </w:rPr>
-              <w:t xml:space="preserve">Nama </w:t>
-            </w:r>
-            <w:proofErr w:type="spellStart"/>
-            <w:r>
-              <w:rPr>
-                <w:color w:val="000000" w:themeColor="text1"/>
-                <w:lang w:val="en-US"/>
-              </w:rPr>
-              <w:t>penguji</w:t>
-            </w:r>
-            <w:proofErr w:type="spellEnd"/>
-            <w:r>
-              <w:rPr>
-                <w:color w:val="000000" w:themeColor="text1"/>
-                <w:lang w:val="en-US"/>
-              </w:rPr>
-              <w:t xml:space="preserve"> III</w:t>
+              <w:t>Nama penguji III</w:t>
             </w:r>
           </w:p>
         </w:tc>
@@ -3560,23 +3420,7 @@
                 <w:color w:val="000000" w:themeColor="text1"/>
                 <w:lang w:val="en-US"/>
               </w:rPr>
-              <w:t xml:space="preserve">Nama </w:t>
-            </w:r>
-            <w:proofErr w:type="spellStart"/>
-            <w:r>
-              <w:rPr>
-                <w:color w:val="000000" w:themeColor="text1"/>
-                <w:lang w:val="en-US"/>
-              </w:rPr>
-              <w:t>penguji</w:t>
-            </w:r>
-            <w:proofErr w:type="spellEnd"/>
-            <w:r>
-              <w:rPr>
-                <w:color w:val="000000" w:themeColor="text1"/>
-                <w:lang w:val="en-US"/>
-              </w:rPr>
-              <w:t xml:space="preserve"> IV</w:t>
+              <w:t>Nama penguji IV</w:t>
             </w:r>
           </w:p>
         </w:tc>
@@ -3878,31 +3722,13 @@
                 <w:sz w:val="22"/>
               </w:rPr>
             </w:pPr>
-            <w:proofErr w:type="spellStart"/>
             <w:r>
               <w:rPr>
                 <w:color w:val="000000" w:themeColor="text1"/>
                 <w:sz w:val="22"/>
               </w:rPr>
-              <w:t>Ketua</w:t>
-            </w:r>
-            <w:proofErr w:type="spellEnd"/>
-            <w:r>
-              <w:rPr>
-                <w:color w:val="000000" w:themeColor="text1"/>
-                <w:sz w:val="22"/>
-              </w:rPr>
-              <w:t xml:space="preserve"> Program Studi </w:t>
-            </w:r>
-            <w:proofErr w:type="spellStart"/>
-            <w:r>
-              <w:rPr>
-                <w:color w:val="000000" w:themeColor="text1"/>
-                <w:sz w:val="22"/>
-              </w:rPr>
-              <w:t>Doktor</w:t>
-            </w:r>
-            <w:proofErr w:type="spellEnd"/>
+              <w:t>Ketua Program Studi Doktor</w:t>
+            </w:r>
           </w:p>
           <w:p>
             <w:pPr>
@@ -3918,17 +3744,8 @@
                 <w:color w:val="000000" w:themeColor="text1"/>
                 <w:sz w:val="22"/>
               </w:rPr>
-              <w:t xml:space="preserve">Teknik </w:t>
-            </w:r>
-            <w:proofErr w:type="spellStart"/>
-            <w:r>
-              <w:rPr>
-                <w:color w:val="000000" w:themeColor="text1"/>
-                <w:sz w:val="22"/>
-              </w:rPr>
-              <w:t>Geofisika</w:t>
-            </w:r>
-            <w:proofErr w:type="spellEnd"/>
+              <w:t>Teknik Geofisika</w:t>
+            </w:r>
           </w:p>
           <w:p>
             <w:pPr>
@@ -4096,56 +3913,36 @@
               </w:rPr>
               <w:t>$(</w:t>
             </w:r>
-            <w:proofErr w:type="spellStart"/>
             <w:r>
               <w:rPr>
                 <w:color w:val="000000" w:themeColor="text1"/>
                 <w:sz w:val="22"/>
               </w:rPr>
-              <w:t>tgl</w:t>
-            </w:r>
-            <w:proofErr w:type="spellEnd"/>
+              <w:t>tgl sidang</w:t>
+            </w:r>
             <w:r>
               <w:rPr>
                 <w:color w:val="000000" w:themeColor="text1"/>
                 <w:sz w:val="22"/>
               </w:rPr>
-              <w:t xml:space="preserve"> </w:t>
-            </w:r>
-            <w:proofErr w:type="spellStart"/>
-            <w:r>
+              <w:t>)</w:t>
+            </w:r>
+          </w:p>
+          <w:p>
+            <w:pPr>
+              <w:ind w:left="-30" w:right="26"/>
               <w:rPr>
                 <w:color w:val="000000" w:themeColor="text1"/>
                 <w:sz w:val="22"/>
               </w:rPr>
-              <w:t>sidang</w:t>
-            </w:r>
-            <w:proofErr w:type="spellEnd"/>
+            </w:pPr>
             <w:r>
               <w:rPr>
                 <w:color w:val="000000" w:themeColor="text1"/>
                 <w:sz w:val="22"/>
               </w:rPr>
-              <w:t>)</w:t>
-            </w:r>
-          </w:p>
-          <w:p>
-            <w:pPr>
-              <w:ind w:left="-30" w:right="26"/>
-              <w:rPr>
-                <w:color w:val="000000" w:themeColor="text1"/>
-                <w:sz w:val="22"/>
-              </w:rPr>
-            </w:pPr>
-            <w:proofErr w:type="spellStart"/>
-            <w:r>
-              <w:rPr>
-                <w:color w:val="000000" w:themeColor="text1"/>
-                <w:sz w:val="22"/>
-              </w:rPr>
               <w:t>Ketua</w:t>
             </w:r>
-            <w:proofErr w:type="spellEnd"/>
             <w:r>
               <w:rPr>
                 <w:color w:val="000000" w:themeColor="text1"/>

--- a/template/SK-4/ba SK IV.docx
+++ b/template/SK-4/ba SK IV.docx
@@ -232,7 +232,31 @@
                 <w:sz w:val="20"/>
                 <w:szCs w:val="20"/>
               </w:rPr>
-              <w:t>(judul)</w:t>
+              <w:t>(</w:t>
+            </w:r>
+            <w:proofErr w:type="spellStart"/>
+            <w:r>
+              <w:rPr>
+                <w:rFonts w:ascii="Tahoma-Bold" w:hAnsi="Tahoma-Bold"/>
+                <w:b/>
+                <w:bCs/>
+                <w:color w:val="000000" w:themeColor="text1"/>
+                <w:sz w:val="20"/>
+                <w:szCs w:val="20"/>
+              </w:rPr>
+              <w:t>judul</w:t>
+            </w:r>
+            <w:proofErr w:type="spellEnd"/>
+            <w:r>
+              <w:rPr>
+                <w:rFonts w:ascii="Tahoma-Bold" w:hAnsi="Tahoma-Bold"/>
+                <w:b/>
+                <w:bCs/>
+                <w:color w:val="000000" w:themeColor="text1"/>
+                <w:sz w:val="20"/>
+                <w:szCs w:val="20"/>
+              </w:rPr>
+              <w:t>)</w:t>
             </w:r>
           </w:p>
           <w:p>
@@ -445,7 +469,47 @@
                 <w:shd w:val="clear" w:color="auto" w:fill="FFFFFF"/>
                 <w:lang w:val="en-US"/>
               </w:rPr>
-              <w:t>(nama ketua pembimbing)</w:t>
+              <w:t xml:space="preserve">(nama </w:t>
+            </w:r>
+            <w:proofErr w:type="spellStart"/>
+            <w:r>
+              <w:rPr>
+                <w:rFonts w:ascii="Segoe UI" w:hAnsi="Segoe UI" w:cs="Segoe UI"/>
+                <w:color w:val="000000" w:themeColor="text1"/>
+                <w:shd w:val="clear" w:color="auto" w:fill="FFFFFF"/>
+                <w:lang w:val="en-US"/>
+              </w:rPr>
+              <w:t>ketua</w:t>
+            </w:r>
+            <w:proofErr w:type="spellEnd"/>
+            <w:r>
+              <w:rPr>
+                <w:rFonts w:ascii="Segoe UI" w:hAnsi="Segoe UI" w:cs="Segoe UI"/>
+                <w:color w:val="000000" w:themeColor="text1"/>
+                <w:shd w:val="clear" w:color="auto" w:fill="FFFFFF"/>
+                <w:lang w:val="en-US"/>
+              </w:rPr>
+              <w:t xml:space="preserve"> </w:t>
+            </w:r>
+            <w:proofErr w:type="spellStart"/>
+            <w:r>
+              <w:rPr>
+                <w:rFonts w:ascii="Segoe UI" w:hAnsi="Segoe UI" w:cs="Segoe UI"/>
+                <w:color w:val="000000" w:themeColor="text1"/>
+                <w:shd w:val="clear" w:color="auto" w:fill="FFFFFF"/>
+                <w:lang w:val="en-US"/>
+              </w:rPr>
+              <w:t>pembimbing</w:t>
+            </w:r>
+            <w:proofErr w:type="spellEnd"/>
+            <w:r>
+              <w:rPr>
+                <w:rFonts w:ascii="Segoe UI" w:hAnsi="Segoe UI" w:cs="Segoe UI"/>
+                <w:color w:val="000000" w:themeColor="text1"/>
+                <w:shd w:val="clear" w:color="auto" w:fill="FFFFFF"/>
+                <w:lang w:val="en-US"/>
+              </w:rPr>
+              <w:t>)</w:t>
             </w:r>
           </w:p>
         </w:tc>
@@ -563,7 +627,27 @@
                 <w:shd w:val="clear" w:color="auto" w:fill="FFFFFF"/>
                 <w:lang w:val="en-US"/>
               </w:rPr>
-              <w:t>(nama pembimbing I)</w:t>
+              <w:t xml:space="preserve">(nama </w:t>
+            </w:r>
+            <w:proofErr w:type="spellStart"/>
+            <w:r>
+              <w:rPr>
+                <w:rFonts w:ascii="Segoe UI" w:hAnsi="Segoe UI" w:cs="Segoe UI"/>
+                <w:color w:val="000000" w:themeColor="text1"/>
+                <w:shd w:val="clear" w:color="auto" w:fill="FFFFFF"/>
+                <w:lang w:val="en-US"/>
+              </w:rPr>
+              <w:t>pembimbing</w:t>
+            </w:r>
+            <w:proofErr w:type="spellEnd"/>
+            <w:r>
+              <w:rPr>
+                <w:rFonts w:ascii="Segoe UI" w:hAnsi="Segoe UI" w:cs="Segoe UI"/>
+                <w:color w:val="000000" w:themeColor="text1"/>
+                <w:shd w:val="clear" w:color="auto" w:fill="FFFFFF"/>
+                <w:lang w:val="en-US"/>
+              </w:rPr>
+              <w:t xml:space="preserve"> I)</w:t>
             </w:r>
           </w:p>
         </w:tc>
@@ -672,7 +756,27 @@
                 <w:shd w:val="clear" w:color="auto" w:fill="FFFFFF"/>
                 <w:lang w:val="en-US"/>
               </w:rPr>
-              <w:t>(nama pembimbing II)</w:t>
+              <w:t xml:space="preserve">(nama </w:t>
+            </w:r>
+            <w:proofErr w:type="spellStart"/>
+            <w:r>
+              <w:rPr>
+                <w:rFonts w:ascii="Segoe UI" w:hAnsi="Segoe UI" w:cs="Segoe UI"/>
+                <w:color w:val="000000" w:themeColor="text1"/>
+                <w:shd w:val="clear" w:color="auto" w:fill="FFFFFF"/>
+                <w:lang w:val="en-US"/>
+              </w:rPr>
+              <w:t>pembimbing</w:t>
+            </w:r>
+            <w:proofErr w:type="spellEnd"/>
+            <w:r>
+              <w:rPr>
+                <w:rFonts w:ascii="Segoe UI" w:hAnsi="Segoe UI" w:cs="Segoe UI"/>
+                <w:color w:val="000000" w:themeColor="text1"/>
+                <w:shd w:val="clear" w:color="auto" w:fill="FFFFFF"/>
+                <w:lang w:val="en-US"/>
+              </w:rPr>
+              <w:t xml:space="preserve"> II)</w:t>
             </w:r>
           </w:p>
         </w:tc>
@@ -955,7 +1059,23 @@
                 <w:color w:val="000000" w:themeColor="text1"/>
                 <w:lang w:val="en-US"/>
               </w:rPr>
-              <w:t xml:space="preserve"> (Ketua)</w:t>
+              <w:t xml:space="preserve"> (</w:t>
+            </w:r>
+            <w:proofErr w:type="spellStart"/>
+            <w:r>
+              <w:rPr>
+                <w:color w:val="000000" w:themeColor="text1"/>
+                <w:lang w:val="en-US"/>
+              </w:rPr>
+              <w:t>Ketua</w:t>
+            </w:r>
+            <w:proofErr w:type="spellEnd"/>
+            <w:r>
+              <w:rPr>
+                <w:color w:val="000000" w:themeColor="text1"/>
+                <w:lang w:val="en-US"/>
+              </w:rPr>
+              <w:t>)</w:t>
             </w:r>
           </w:p>
         </w:tc>
@@ -1793,9 +1913,8 @@
             <w:r>
               <w:rPr>
                 <w:color w:val="000000" w:themeColor="text1"/>
-                <w:lang w:val="en-US"/>
-              </w:rPr>
-              <w:t>$(Nilai rata2)</w:t>
+              </w:rPr>
+              <w:t>${nilai_rata_rata}</w:t>
             </w:r>
           </w:p>
         </w:tc>
@@ -2031,9 +2150,8 @@
             <w:r>
               <w:rPr>
                 <w:color w:val="000000" w:themeColor="text1"/>
-                <w:lang w:val="en-US"/>
-              </w:rPr>
-              <w:t>$(Nilai rata2)</w:t>
+              </w:rPr>
+              <w:t>${nilai_publikasi}</w:t>
             </w:r>
           </w:p>
         </w:tc>
@@ -2367,9 +2485,8 @@
             <w:r>
               <w:rPr>
                 <w:color w:val="000000" w:themeColor="text1"/>
-                <w:lang w:val="en-US"/>
-              </w:rPr>
-              <w:t>$(Nilai rata2)</w:t>
+              </w:rPr>
+              <w:t>${nilai_akhir}</w:t>
             </w:r>
           </w:p>
         </w:tc>
@@ -2553,17 +2670,15 @@
           <w:p>
             <w:pPr>
               <w:pStyle w:val="TableParagraph"/>
-              <w:jc w:val="center"/>
-              <w:rPr>
-                <w:color w:val="000000" w:themeColor="text1"/>
-              </w:rPr>
-            </w:pPr>
-            <w:r>
-              <w:rPr>
-                <w:color w:val="000000" w:themeColor="text1"/>
-                <w:lang w:val="en-US"/>
-              </w:rPr>
-              <w:t>$(Nilai rata2)</w:t>
+              <w:rPr>
+                <w:color w:val="000000" w:themeColor="text1"/>
+              </w:rPr>
+            </w:pPr>
+            <w:r>
+              <w:rPr>
+                <w:color w:val="000000" w:themeColor="text1"/>
+              </w:rPr>
+              <w:t>${indeks_akhir}</w:t>
             </w:r>
           </w:p>
         </w:tc>
@@ -3104,7 +3219,23 @@
                 <w:color w:val="000000" w:themeColor="text1"/>
                 <w:lang w:val="en-US"/>
               </w:rPr>
-              <w:t>Nama penguji I</w:t>
+              <w:t xml:space="preserve">Nama </w:t>
+            </w:r>
+            <w:proofErr w:type="spellStart"/>
+            <w:r>
+              <w:rPr>
+                <w:color w:val="000000" w:themeColor="text1"/>
+                <w:lang w:val="en-US"/>
+              </w:rPr>
+              <w:t>penguji</w:t>
+            </w:r>
+            <w:proofErr w:type="spellEnd"/>
+            <w:r>
+              <w:rPr>
+                <w:color w:val="000000" w:themeColor="text1"/>
+                <w:lang w:val="en-US"/>
+              </w:rPr>
+              <w:t xml:space="preserve"> I</w:t>
             </w:r>
           </w:p>
         </w:tc>
@@ -3209,7 +3340,23 @@
                 <w:color w:val="000000" w:themeColor="text1"/>
                 <w:lang w:val="en-US"/>
               </w:rPr>
-              <w:t>Nama penguji II</w:t>
+              <w:t xml:space="preserve">Nama </w:t>
+            </w:r>
+            <w:proofErr w:type="spellStart"/>
+            <w:r>
+              <w:rPr>
+                <w:color w:val="000000" w:themeColor="text1"/>
+                <w:lang w:val="en-US"/>
+              </w:rPr>
+              <w:t>penguji</w:t>
+            </w:r>
+            <w:proofErr w:type="spellEnd"/>
+            <w:r>
+              <w:rPr>
+                <w:color w:val="000000" w:themeColor="text1"/>
+                <w:lang w:val="en-US"/>
+              </w:rPr>
+              <w:t xml:space="preserve"> II</w:t>
             </w:r>
           </w:p>
         </w:tc>
@@ -3314,7 +3461,23 @@
                 <w:color w:val="000000" w:themeColor="text1"/>
                 <w:lang w:val="en-US"/>
               </w:rPr>
-              <w:t>Nama penguji III</w:t>
+              <w:t xml:space="preserve">Nama </w:t>
+            </w:r>
+            <w:proofErr w:type="spellStart"/>
+            <w:r>
+              <w:rPr>
+                <w:color w:val="000000" w:themeColor="text1"/>
+                <w:lang w:val="en-US"/>
+              </w:rPr>
+              <w:t>penguji</w:t>
+            </w:r>
+            <w:proofErr w:type="spellEnd"/>
+            <w:r>
+              <w:rPr>
+                <w:color w:val="000000" w:themeColor="text1"/>
+                <w:lang w:val="en-US"/>
+              </w:rPr>
+              <w:t xml:space="preserve"> III</w:t>
             </w:r>
           </w:p>
         </w:tc>
@@ -3420,7 +3583,23 @@
                 <w:color w:val="000000" w:themeColor="text1"/>
                 <w:lang w:val="en-US"/>
               </w:rPr>
-              <w:t>Nama penguji IV</w:t>
+              <w:t xml:space="preserve">Nama </w:t>
+            </w:r>
+            <w:proofErr w:type="spellStart"/>
+            <w:r>
+              <w:rPr>
+                <w:color w:val="000000" w:themeColor="text1"/>
+                <w:lang w:val="en-US"/>
+              </w:rPr>
+              <w:t>penguji</w:t>
+            </w:r>
+            <w:proofErr w:type="spellEnd"/>
+            <w:r>
+              <w:rPr>
+                <w:color w:val="000000" w:themeColor="text1"/>
+                <w:lang w:val="en-US"/>
+              </w:rPr>
+              <w:t xml:space="preserve"> IV</w:t>
             </w:r>
           </w:p>
         </w:tc>
@@ -3722,13 +3901,31 @@
                 <w:sz w:val="22"/>
               </w:rPr>
             </w:pPr>
+            <w:proofErr w:type="spellStart"/>
             <w:r>
               <w:rPr>
                 <w:color w:val="000000" w:themeColor="text1"/>
                 <w:sz w:val="22"/>
               </w:rPr>
-              <w:t>Ketua Program Studi Doktor</w:t>
-            </w:r>
+              <w:t>Ketua</w:t>
+            </w:r>
+            <w:proofErr w:type="spellEnd"/>
+            <w:r>
+              <w:rPr>
+                <w:color w:val="000000" w:themeColor="text1"/>
+                <w:sz w:val="22"/>
+              </w:rPr>
+              <w:t xml:space="preserve"> Program Studi </w:t>
+            </w:r>
+            <w:proofErr w:type="spellStart"/>
+            <w:r>
+              <w:rPr>
+                <w:color w:val="000000" w:themeColor="text1"/>
+                <w:sz w:val="22"/>
+              </w:rPr>
+              <w:t>Doktor</w:t>
+            </w:r>
+            <w:proofErr w:type="spellEnd"/>
           </w:p>
           <w:p>
             <w:pPr>
@@ -3744,8 +3941,17 @@
                 <w:color w:val="000000" w:themeColor="text1"/>
                 <w:sz w:val="22"/>
               </w:rPr>
-              <w:t>Teknik Geofisika</w:t>
-            </w:r>
+              <w:t xml:space="preserve">Teknik </w:t>
+            </w:r>
+            <w:proofErr w:type="spellStart"/>
+            <w:r>
+              <w:rPr>
+                <w:color w:val="000000" w:themeColor="text1"/>
+                <w:sz w:val="22"/>
+              </w:rPr>
+              <w:t>Geofisika</w:t>
+            </w:r>
+            <w:proofErr w:type="spellEnd"/>
           </w:p>
           <w:p>
             <w:pPr>
@@ -3913,18 +4119,36 @@
               </w:rPr>
               <w:t>$(</w:t>
             </w:r>
+            <w:proofErr w:type="spellStart"/>
             <w:r>
               <w:rPr>
                 <w:color w:val="000000" w:themeColor="text1"/>
                 <w:sz w:val="22"/>
               </w:rPr>
-              <w:t>tgl sidang</w:t>
-            </w:r>
+              <w:t>tgl</w:t>
+            </w:r>
+            <w:proofErr w:type="spellEnd"/>
             <w:r>
               <w:rPr>
                 <w:color w:val="000000" w:themeColor="text1"/>
                 <w:sz w:val="22"/>
               </w:rPr>
+              <w:t xml:space="preserve"> </w:t>
+            </w:r>
+            <w:proofErr w:type="spellStart"/>
+            <w:r>
+              <w:rPr>
+                <w:color w:val="000000" w:themeColor="text1"/>
+                <w:sz w:val="22"/>
+              </w:rPr>
+              <w:t>sidang</w:t>
+            </w:r>
+            <w:proofErr w:type="spellEnd"/>
+            <w:r>
+              <w:rPr>
+                <w:color w:val="000000" w:themeColor="text1"/>
+                <w:sz w:val="22"/>
+              </w:rPr>
               <w:t>)</w:t>
             </w:r>
           </w:p>
@@ -3936,6 +4160,7 @@
                 <w:sz w:val="22"/>
               </w:rPr>
             </w:pPr>
+            <w:proofErr w:type="spellStart"/>
             <w:r>
               <w:rPr>
                 <w:color w:val="000000" w:themeColor="text1"/>
@@ -3943,6 +4168,7 @@
               </w:rPr>
               <w:t>Ketua</w:t>
             </w:r>
+            <w:proofErr w:type="spellEnd"/>
             <w:r>
               <w:rPr>
                 <w:color w:val="000000" w:themeColor="text1"/>

--- a/template/SK-4/ba SK IV.docx
+++ b/template/SK-4/ba SK IV.docx
@@ -1,6 +1,6 @@
 
 <file path=word/document.xml><?xml version="1.0" encoding="utf-8"?>
-<w:document xmlns:wpc="http://schemas.microsoft.com/office/word/2010/wordprocessingCanvas" xmlns:cx="http://schemas.microsoft.com/office/drawing/2014/chartex" xmlns:cx1="http://schemas.microsoft.com/office/drawing/2015/9/8/chartex" xmlns:cx2="http://schemas.microsoft.com/office/drawing/2015/10/21/chartex" xmlns:cx3="http://schemas.microsoft.com/office/drawing/2016/5/9/chartex" xmlns:cx4="http://schemas.microsoft.com/office/drawing/2016/5/10/chartex" xmlns:cx5="http://schemas.microsoft.com/office/drawing/2016/5/11/chartex" xmlns:cx6="http://schemas.microsoft.com/office/drawing/2016/5/12/chartex" xmlns:cx7="http://schemas.microsoft.com/office/drawing/2016/5/13/chartex" xmlns:cx8="http://schemas.microsoft.com/office/drawing/2016/5/14/chartex" xmlns:mc="http://schemas.openxmlformats.org/markup-compatibility/2006" xmlns:aink="http://schemas.microsoft.com/office/drawing/2016/ink" xmlns:am3d="http://schemas.microsoft.com/office/drawing/2017/model3d" xmlns:o="urn:schemas-microsoft-com:office:office" xmlns:oel="http://schemas.microsoft.com/office/2019/extlst" xmlns:r="http://schemas.openxmlformats.org/officeDocument/2006/relationships" xmlns:m="http://schemas.openxmlformats.org/officeDocument/2006/math" xmlns:v="urn:schemas-microsoft-com:vml" xmlns:wp14="http://schemas.microsoft.com/office/word/2010/wordprocessingDrawing" xmlns:wp="http://schemas.openxmlformats.org/drawingml/2006/wordprocessingDrawing" xmlns:w10="urn:schemas-microsoft-com:office:word" xmlns:w="http://schemas.openxmlformats.org/wordprocessingml/2006/main" xmlns:w14="http://schemas.microsoft.com/office/word/2010/wordml" xmlns:w15="http://schemas.microsoft.com/office/word/2012/wordml" xmlns:w16cei="http://schemas.microsoft.com/office/word/2026/wordml/cei" xmlns:w16cex="http://schemas.microsoft.com/office/word/2018/wordml/cex" xmlns:w16cid="http://schemas.microsoft.com/office/word/2016/wordml/cid" xmlns:w16="http://schemas.microsoft.com/office/word/2018/wordml" xmlns:w16du="http://schemas.microsoft.com/office/word/2023/wordml/word16du" xmlns:w16sdtdh="http://schemas.microsoft.com/office/word/2020/wordml/sdtdatahash" xmlns:w16sdtfl="http://schemas.microsoft.com/office/word/2024/wordml/sdtformatlock" xmlns:w16se="http://schemas.microsoft.com/office/word/2015/wordml/symex" xmlns:wpg="http://schemas.microsoft.com/office/word/2010/wordprocessingGroup" xmlns:wpi="http://schemas.microsoft.com/office/word/2010/wordprocessingInk" xmlns:wne="http://schemas.microsoft.com/office/word/2006/wordml" xmlns:wps="http://schemas.microsoft.com/office/word/2010/wordprocessingShape" mc:Ignorable="w14 w15 w16se w16cid w16 w16cex w16sdtdh w16sdtfl w16du wp14">
+<w:document xmlns:wpc="http://schemas.microsoft.com/office/word/2010/wordprocessingCanvas" xmlns:cx="http://schemas.microsoft.com/office/drawing/2014/chartex" xmlns:cx1="http://schemas.microsoft.com/office/drawing/2015/9/8/chartex" xmlns:cx2="http://schemas.microsoft.com/office/drawing/2015/10/21/chartex" xmlns:cx3="http://schemas.microsoft.com/office/drawing/2016/5/9/chartex" xmlns:cx4="http://schemas.microsoft.com/office/drawing/2016/5/10/chartex" xmlns:cx5="http://schemas.microsoft.com/office/drawing/2016/5/11/chartex" xmlns:cx6="http://schemas.microsoft.com/office/drawing/2016/5/12/chartex" xmlns:cx7="http://schemas.microsoft.com/office/drawing/2016/5/13/chartex" xmlns:cx8="http://schemas.microsoft.com/office/drawing/2016/5/14/chartex" xmlns:mc="http://schemas.openxmlformats.org/markup-compatibility/2006" xmlns:aink="http://schemas.microsoft.com/office/drawing/2016/ink" xmlns:am3d="http://schemas.microsoft.com/office/drawing/2017/model3d" xmlns:o="urn:schemas-microsoft-com:office:office" xmlns:oel="http://schemas.microsoft.com/office/2019/extlst" xmlns:r="http://schemas.openxmlformats.org/officeDocument/2006/relationships" xmlns:m="http://schemas.openxmlformats.org/officeDocument/2006/math" xmlns:v="urn:schemas-microsoft-com:vml" xmlns:wp14="http://schemas.microsoft.com/office/word/2010/wordprocessingDrawing" xmlns:wp="http://schemas.openxmlformats.org/drawingml/2006/wordprocessingDrawing" xmlns:w10="urn:schemas-microsoft-com:office:word" xmlns:w="http://schemas.openxmlformats.org/wordprocessingml/2006/main" xmlns:w14="http://schemas.microsoft.com/office/word/2010/wordml" xmlns:w15="http://schemas.microsoft.com/office/word/2012/wordml" xmlns:w16cex="http://schemas.microsoft.com/office/word/2018/wordml/cex" xmlns:w16cid="http://schemas.microsoft.com/office/word/2016/wordml/cid" xmlns:w16="http://schemas.microsoft.com/office/word/2018/wordml" xmlns:w16du="http://schemas.microsoft.com/office/word/2023/wordml/word16du" xmlns:w16sdtdh="http://schemas.microsoft.com/office/word/2020/wordml/sdtdatahash" xmlns:w16sdtfl="http://schemas.microsoft.com/office/word/2024/wordml/sdtformatlock" xmlns:w16se="http://schemas.microsoft.com/office/word/2015/wordml/symex" xmlns:wpg="http://schemas.microsoft.com/office/word/2010/wordprocessingGroup" xmlns:wpi="http://schemas.microsoft.com/office/word/2010/wordprocessingInk" xmlns:wne="http://schemas.microsoft.com/office/word/2006/wordml" xmlns:wps="http://schemas.microsoft.com/office/word/2010/wordprocessingShape" mc:Ignorable="w14 w15 w16se w16cid w16 w16cex w16sdtdh w16sdtfl w16du wp14">
   <w:body>
     <w:p>
       <w:pPr>
@@ -232,31 +232,7 @@
                 <w:sz w:val="20"/>
                 <w:szCs w:val="20"/>
               </w:rPr>
-              <w:t>(</w:t>
-            </w:r>
-            <w:proofErr w:type="spellStart"/>
-            <w:r>
-              <w:rPr>
-                <w:rFonts w:ascii="Tahoma-Bold" w:hAnsi="Tahoma-Bold"/>
-                <w:b/>
-                <w:bCs/>
-                <w:color w:val="000000" w:themeColor="text1"/>
-                <w:sz w:val="20"/>
-                <w:szCs w:val="20"/>
-              </w:rPr>
-              <w:t>judul</w:t>
-            </w:r>
-            <w:proofErr w:type="spellEnd"/>
-            <w:r>
-              <w:rPr>
-                <w:rFonts w:ascii="Tahoma-Bold" w:hAnsi="Tahoma-Bold"/>
-                <w:b/>
-                <w:bCs/>
-                <w:color w:val="000000" w:themeColor="text1"/>
-                <w:sz w:val="20"/>
-                <w:szCs w:val="20"/>
-              </w:rPr>
-              <w:t>)</w:t>
+              <w:t>(judul)</w:t>
             </w:r>
           </w:p>
           <w:p>
@@ -469,47 +445,7 @@
                 <w:shd w:val="clear" w:color="auto" w:fill="FFFFFF"/>
                 <w:lang w:val="en-US"/>
               </w:rPr>
-              <w:t xml:space="preserve">(nama </w:t>
-            </w:r>
-            <w:proofErr w:type="spellStart"/>
-            <w:r>
-              <w:rPr>
-                <w:rFonts w:ascii="Segoe UI" w:hAnsi="Segoe UI" w:cs="Segoe UI"/>
-                <w:color w:val="000000" w:themeColor="text1"/>
-                <w:shd w:val="clear" w:color="auto" w:fill="FFFFFF"/>
-                <w:lang w:val="en-US"/>
-              </w:rPr>
-              <w:t>ketua</w:t>
-            </w:r>
-            <w:proofErr w:type="spellEnd"/>
-            <w:r>
-              <w:rPr>
-                <w:rFonts w:ascii="Segoe UI" w:hAnsi="Segoe UI" w:cs="Segoe UI"/>
-                <w:color w:val="000000" w:themeColor="text1"/>
-                <w:shd w:val="clear" w:color="auto" w:fill="FFFFFF"/>
-                <w:lang w:val="en-US"/>
-              </w:rPr>
-              <w:t xml:space="preserve"> </w:t>
-            </w:r>
-            <w:proofErr w:type="spellStart"/>
-            <w:r>
-              <w:rPr>
-                <w:rFonts w:ascii="Segoe UI" w:hAnsi="Segoe UI" w:cs="Segoe UI"/>
-                <w:color w:val="000000" w:themeColor="text1"/>
-                <w:shd w:val="clear" w:color="auto" w:fill="FFFFFF"/>
-                <w:lang w:val="en-US"/>
-              </w:rPr>
-              <w:t>pembimbing</w:t>
-            </w:r>
-            <w:proofErr w:type="spellEnd"/>
-            <w:r>
-              <w:rPr>
-                <w:rFonts w:ascii="Segoe UI" w:hAnsi="Segoe UI" w:cs="Segoe UI"/>
-                <w:color w:val="000000" w:themeColor="text1"/>
-                <w:shd w:val="clear" w:color="auto" w:fill="FFFFFF"/>
-                <w:lang w:val="en-US"/>
-              </w:rPr>
-              <w:t>)</w:t>
+              <w:t>(nama ketua pembimbing)</w:t>
             </w:r>
           </w:p>
         </w:tc>
@@ -627,27 +563,7 @@
                 <w:shd w:val="clear" w:color="auto" w:fill="FFFFFF"/>
                 <w:lang w:val="en-US"/>
               </w:rPr>
-              <w:t xml:space="preserve">(nama </w:t>
-            </w:r>
-            <w:proofErr w:type="spellStart"/>
-            <w:r>
-              <w:rPr>
-                <w:rFonts w:ascii="Segoe UI" w:hAnsi="Segoe UI" w:cs="Segoe UI"/>
-                <w:color w:val="000000" w:themeColor="text1"/>
-                <w:shd w:val="clear" w:color="auto" w:fill="FFFFFF"/>
-                <w:lang w:val="en-US"/>
-              </w:rPr>
-              <w:t>pembimbing</w:t>
-            </w:r>
-            <w:proofErr w:type="spellEnd"/>
-            <w:r>
-              <w:rPr>
-                <w:rFonts w:ascii="Segoe UI" w:hAnsi="Segoe UI" w:cs="Segoe UI"/>
-                <w:color w:val="000000" w:themeColor="text1"/>
-                <w:shd w:val="clear" w:color="auto" w:fill="FFFFFF"/>
-                <w:lang w:val="en-US"/>
-              </w:rPr>
-              <w:t xml:space="preserve"> I)</w:t>
+              <w:t>(nama pembimbing I)</w:t>
             </w:r>
           </w:p>
         </w:tc>
@@ -756,27 +672,7 @@
                 <w:shd w:val="clear" w:color="auto" w:fill="FFFFFF"/>
                 <w:lang w:val="en-US"/>
               </w:rPr>
-              <w:t xml:space="preserve">(nama </w:t>
-            </w:r>
-            <w:proofErr w:type="spellStart"/>
-            <w:r>
-              <w:rPr>
-                <w:rFonts w:ascii="Segoe UI" w:hAnsi="Segoe UI" w:cs="Segoe UI"/>
-                <w:color w:val="000000" w:themeColor="text1"/>
-                <w:shd w:val="clear" w:color="auto" w:fill="FFFFFF"/>
-                <w:lang w:val="en-US"/>
-              </w:rPr>
-              <w:t>pembimbing</w:t>
-            </w:r>
-            <w:proofErr w:type="spellEnd"/>
-            <w:r>
-              <w:rPr>
-                <w:rFonts w:ascii="Segoe UI" w:hAnsi="Segoe UI" w:cs="Segoe UI"/>
-                <w:color w:val="000000" w:themeColor="text1"/>
-                <w:shd w:val="clear" w:color="auto" w:fill="FFFFFF"/>
-                <w:lang w:val="en-US"/>
-              </w:rPr>
-              <w:t xml:space="preserve"> II)</w:t>
+              <w:t>(nama pembimbing II)</w:t>
             </w:r>
           </w:p>
         </w:tc>
@@ -1059,23 +955,7 @@
                 <w:color w:val="000000" w:themeColor="text1"/>
                 <w:lang w:val="en-US"/>
               </w:rPr>
-              <w:t xml:space="preserve"> (</w:t>
-            </w:r>
-            <w:proofErr w:type="spellStart"/>
-            <w:r>
-              <w:rPr>
-                <w:color w:val="000000" w:themeColor="text1"/>
-                <w:lang w:val="en-US"/>
-              </w:rPr>
-              <w:t>Ketua</w:t>
-            </w:r>
-            <w:proofErr w:type="spellEnd"/>
-            <w:r>
-              <w:rPr>
-                <w:color w:val="000000" w:themeColor="text1"/>
-                <w:lang w:val="en-US"/>
-              </w:rPr>
-              <w:t>)</w:t>
+              <w:t xml:space="preserve"> (Ketua)</w:t>
             </w:r>
           </w:p>
         </w:tc>
@@ -3219,23 +3099,7 @@
                 <w:color w:val="000000" w:themeColor="text1"/>
                 <w:lang w:val="en-US"/>
               </w:rPr>
-              <w:t xml:space="preserve">Nama </w:t>
-            </w:r>
-            <w:proofErr w:type="spellStart"/>
-            <w:r>
-              <w:rPr>
-                <w:color w:val="000000" w:themeColor="text1"/>
-                <w:lang w:val="en-US"/>
-              </w:rPr>
-              <w:t>penguji</w:t>
-            </w:r>
-            <w:proofErr w:type="spellEnd"/>
-            <w:r>
-              <w:rPr>
-                <w:color w:val="000000" w:themeColor="text1"/>
-                <w:lang w:val="en-US"/>
-              </w:rPr>
-              <w:t xml:space="preserve"> I</w:t>
+              <w:t>Nama penguji I</w:t>
             </w:r>
           </w:p>
         </w:tc>
@@ -3340,23 +3204,7 @@
                 <w:color w:val="000000" w:themeColor="text1"/>
                 <w:lang w:val="en-US"/>
               </w:rPr>
-              <w:t xml:space="preserve">Nama </w:t>
-            </w:r>
-            <w:proofErr w:type="spellStart"/>
-            <w:r>
-              <w:rPr>
-                <w:color w:val="000000" w:themeColor="text1"/>
-                <w:lang w:val="en-US"/>
-              </w:rPr>
-              <w:t>penguji</w:t>
-            </w:r>
-            <w:proofErr w:type="spellEnd"/>
-            <w:r>
-              <w:rPr>
-                <w:color w:val="000000" w:themeColor="text1"/>
-                <w:lang w:val="en-US"/>
-              </w:rPr>
-              <w:t xml:space="preserve"> II</w:t>
+              <w:t>Nama penguji II</w:t>
             </w:r>
           </w:p>
         </w:tc>
@@ -3461,23 +3309,7 @@
                 <w:color w:val="000000" w:themeColor="text1"/>
                 <w:lang w:val="en-US"/>
               </w:rPr>
-              <w:t xml:space="preserve">Nama </w:t>
-            </w:r>
-            <w:proofErr w:type="spellStart"/>
-            <w:r>
-              <w:rPr>
-                <w:color w:val="000000" w:themeColor="text1"/>
-                <w:lang w:val="en-US"/>
-              </w:rPr>
-              <w:t>penguji</w:t>
-            </w:r>
-            <w:proofErr w:type="spellEnd"/>
-            <w:r>
-              <w:rPr>
-                <w:color w:val="000000" w:themeColor="text1"/>
-                <w:lang w:val="en-US"/>
-              </w:rPr>
-              <w:t xml:space="preserve"> III</w:t>
+              <w:t>Nama penguji III</w:t>
             </w:r>
           </w:p>
         </w:tc>
@@ -3583,23 +3415,7 @@
                 <w:color w:val="000000" w:themeColor="text1"/>
                 <w:lang w:val="en-US"/>
               </w:rPr>
-              <w:t xml:space="preserve">Nama </w:t>
-            </w:r>
-            <w:proofErr w:type="spellStart"/>
-            <w:r>
-              <w:rPr>
-                <w:color w:val="000000" w:themeColor="text1"/>
-                <w:lang w:val="en-US"/>
-              </w:rPr>
-              <w:t>penguji</w:t>
-            </w:r>
-            <w:proofErr w:type="spellEnd"/>
-            <w:r>
-              <w:rPr>
-                <w:color w:val="000000" w:themeColor="text1"/>
-                <w:lang w:val="en-US"/>
-              </w:rPr>
-              <w:t xml:space="preserve"> IV</w:t>
+              <w:t>Nama penguji IV</w:t>
             </w:r>
           </w:p>
         </w:tc>
@@ -3901,31 +3717,13 @@
                 <w:sz w:val="22"/>
               </w:rPr>
             </w:pPr>
-            <w:proofErr w:type="spellStart"/>
             <w:r>
               <w:rPr>
                 <w:color w:val="000000" w:themeColor="text1"/>
                 <w:sz w:val="22"/>
               </w:rPr>
-              <w:t>Ketua</w:t>
-            </w:r>
-            <w:proofErr w:type="spellEnd"/>
-            <w:r>
-              <w:rPr>
-                <w:color w:val="000000" w:themeColor="text1"/>
-                <w:sz w:val="22"/>
-              </w:rPr>
-              <w:t xml:space="preserve"> Program Studi </w:t>
-            </w:r>
-            <w:proofErr w:type="spellStart"/>
-            <w:r>
-              <w:rPr>
-                <w:color w:val="000000" w:themeColor="text1"/>
-                <w:sz w:val="22"/>
-              </w:rPr>
-              <w:t>Doktor</w:t>
-            </w:r>
-            <w:proofErr w:type="spellEnd"/>
+              <w:t>Ketua Program Studi Doktor</w:t>
+            </w:r>
           </w:p>
           <w:p>
             <w:pPr>
@@ -3941,17 +3739,8 @@
                 <w:color w:val="000000" w:themeColor="text1"/>
                 <w:sz w:val="22"/>
               </w:rPr>
-              <w:t xml:space="preserve">Teknik </w:t>
-            </w:r>
-            <w:proofErr w:type="spellStart"/>
-            <w:r>
-              <w:rPr>
-                <w:color w:val="000000" w:themeColor="text1"/>
-                <w:sz w:val="22"/>
-              </w:rPr>
-              <w:t>Geofisika</w:t>
-            </w:r>
-            <w:proofErr w:type="spellEnd"/>
+              <w:t>Teknik Geofisika</w:t>
+            </w:r>
           </w:p>
           <w:p>
             <w:pPr>
@@ -3990,8 +3779,17 @@
               <w:rPr>
                 <w:color w:val="000000" w:themeColor="text1"/>
                 <w:sz w:val="22"/>
-              </w:rPr>
-            </w:pPr>
+                <w:lang w:val="fi-FI"/>
+              </w:rPr>
+            </w:pPr>
+            <w:r>
+              <w:rPr>
+                <w:color w:val="000000" w:themeColor="text1"/>
+                <w:sz w:val="22"/>
+                <w:lang w:val="id-ID"/>
+              </w:rPr>
+              <w:t>${signature}</w:t>
+            </w:r>
           </w:p>
           <w:p>
             <w:pPr>
@@ -4119,56 +3917,36 @@
               </w:rPr>
               <w:t>$(</w:t>
             </w:r>
-            <w:proofErr w:type="spellStart"/>
             <w:r>
               <w:rPr>
                 <w:color w:val="000000" w:themeColor="text1"/>
                 <w:sz w:val="22"/>
               </w:rPr>
-              <w:t>tgl</w:t>
-            </w:r>
-            <w:proofErr w:type="spellEnd"/>
+              <w:t>tgl sidang</w:t>
+            </w:r>
             <w:r>
               <w:rPr>
                 <w:color w:val="000000" w:themeColor="text1"/>
                 <w:sz w:val="22"/>
               </w:rPr>
-              <w:t xml:space="preserve"> </w:t>
-            </w:r>
-            <w:proofErr w:type="spellStart"/>
-            <w:r>
+              <w:t>)</w:t>
+            </w:r>
+          </w:p>
+          <w:p>
+            <w:pPr>
+              <w:ind w:left="-30" w:right="26"/>
               <w:rPr>
                 <w:color w:val="000000" w:themeColor="text1"/>
                 <w:sz w:val="22"/>
               </w:rPr>
-              <w:t>sidang</w:t>
-            </w:r>
-            <w:proofErr w:type="spellEnd"/>
+            </w:pPr>
             <w:r>
               <w:rPr>
                 <w:color w:val="000000" w:themeColor="text1"/>
                 <w:sz w:val="22"/>
               </w:rPr>
-              <w:t>)</w:t>
-            </w:r>
-          </w:p>
-          <w:p>
-            <w:pPr>
-              <w:ind w:left="-30" w:right="26"/>
-              <w:rPr>
-                <w:color w:val="000000" w:themeColor="text1"/>
-                <w:sz w:val="22"/>
-              </w:rPr>
-            </w:pPr>
-            <w:proofErr w:type="spellStart"/>
-            <w:r>
-              <w:rPr>
-                <w:color w:val="000000" w:themeColor="text1"/>
-                <w:sz w:val="22"/>
-              </w:rPr>
               <w:t>Ketua</w:t>
             </w:r>
-            <w:proofErr w:type="spellEnd"/>
             <w:r>
               <w:rPr>
                 <w:color w:val="000000" w:themeColor="text1"/>
@@ -4232,8 +4010,18 @@
                 <w:color w:val="000000" w:themeColor="text1"/>
                 <w:spacing w:val="-2"/>
                 <w:sz w:val="22"/>
-              </w:rPr>
-            </w:pPr>
+                <w:lang w:val="fi-FI"/>
+              </w:rPr>
+            </w:pPr>
+            <w:r>
+              <w:rPr>
+                <w:color w:val="000000" w:themeColor="text1"/>
+                <w:spacing w:val="-2"/>
+                <w:sz w:val="22"/>
+                <w:lang w:val="id-ID"/>
+              </w:rPr>
+              <w:t>${signature}</w:t>
+            </w:r>
           </w:p>
           <w:p>
             <w:pPr>
@@ -4323,7 +4111,7 @@
 </file>
 
 <file path=word/endnotes.xml><?xml version="1.0" encoding="utf-8"?>
-<w:endnotes xmlns:wpc="http://schemas.microsoft.com/office/word/2010/wordprocessingCanvas" xmlns:cx="http://schemas.microsoft.com/office/drawing/2014/chartex" xmlns:cx1="http://schemas.microsoft.com/office/drawing/2015/9/8/chartex" xmlns:cx2="http://schemas.microsoft.com/office/drawing/2015/10/21/chartex" xmlns:cx3="http://schemas.microsoft.com/office/drawing/2016/5/9/chartex" xmlns:cx4="http://schemas.microsoft.com/office/drawing/2016/5/10/chartex" xmlns:cx5="http://schemas.microsoft.com/office/drawing/2016/5/11/chartex" xmlns:cx6="http://schemas.microsoft.com/office/drawing/2016/5/12/chartex" xmlns:cx7="http://schemas.microsoft.com/office/drawing/2016/5/13/chartex" xmlns:cx8="http://schemas.microsoft.com/office/drawing/2016/5/14/chartex" xmlns:mc="http://schemas.openxmlformats.org/markup-compatibility/2006" xmlns:aink="http://schemas.microsoft.com/office/drawing/2016/ink" xmlns:am3d="http://schemas.microsoft.com/office/drawing/2017/model3d" xmlns:o="urn:schemas-microsoft-com:office:office" xmlns:oel="http://schemas.microsoft.com/office/2019/extlst" xmlns:r="http://schemas.openxmlformats.org/officeDocument/2006/relationships" xmlns:m="http://schemas.openxmlformats.org/officeDocument/2006/math" xmlns:v="urn:schemas-microsoft-com:vml" xmlns:wp14="http://schemas.microsoft.com/office/word/2010/wordprocessingDrawing" xmlns:wp="http://schemas.openxmlformats.org/drawingml/2006/wordprocessingDrawing" xmlns:w10="urn:schemas-microsoft-com:office:word" xmlns:w="http://schemas.openxmlformats.org/wordprocessingml/2006/main" xmlns:w14="http://schemas.microsoft.com/office/word/2010/wordml" xmlns:w15="http://schemas.microsoft.com/office/word/2012/wordml" xmlns:w16cei="http://schemas.microsoft.com/office/word/2026/wordml/cei" xmlns:w16cex="http://schemas.microsoft.com/office/word/2018/wordml/cex" xmlns:w16cid="http://schemas.microsoft.com/office/word/2016/wordml/cid" xmlns:w16="http://schemas.microsoft.com/office/word/2018/wordml" xmlns:w16du="http://schemas.microsoft.com/office/word/2023/wordml/word16du" xmlns:w16sdtdh="http://schemas.microsoft.com/office/word/2020/wordml/sdtdatahash" xmlns:w16sdtfl="http://schemas.microsoft.com/office/word/2024/wordml/sdtformatlock" xmlns:w16se="http://schemas.microsoft.com/office/word/2015/wordml/symex" xmlns:wpg="http://schemas.microsoft.com/office/word/2010/wordprocessingGroup" xmlns:wpi="http://schemas.microsoft.com/office/word/2010/wordprocessingInk" xmlns:wne="http://schemas.microsoft.com/office/word/2006/wordml" xmlns:wps="http://schemas.microsoft.com/office/word/2010/wordprocessingShape" mc:Ignorable="w14 w15 w16se w16cid w16 w16cex w16sdtdh w16sdtfl w16du wp14">
+<w:endnotes xmlns:wpc="http://schemas.microsoft.com/office/word/2010/wordprocessingCanvas" xmlns:cx="http://schemas.microsoft.com/office/drawing/2014/chartex" xmlns:cx1="http://schemas.microsoft.com/office/drawing/2015/9/8/chartex" xmlns:cx2="http://schemas.microsoft.com/office/drawing/2015/10/21/chartex" xmlns:cx3="http://schemas.microsoft.com/office/drawing/2016/5/9/chartex" xmlns:cx4="http://schemas.microsoft.com/office/drawing/2016/5/10/chartex" xmlns:cx5="http://schemas.microsoft.com/office/drawing/2016/5/11/chartex" xmlns:cx6="http://schemas.microsoft.com/office/drawing/2016/5/12/chartex" xmlns:cx7="http://schemas.microsoft.com/office/drawing/2016/5/13/chartex" xmlns:cx8="http://schemas.microsoft.com/office/drawing/2016/5/14/chartex" xmlns:mc="http://schemas.openxmlformats.org/markup-compatibility/2006" xmlns:aink="http://schemas.microsoft.com/office/drawing/2016/ink" xmlns:am3d="http://schemas.microsoft.com/office/drawing/2017/model3d" xmlns:o="urn:schemas-microsoft-com:office:office" xmlns:oel="http://schemas.microsoft.com/office/2019/extlst" xmlns:r="http://schemas.openxmlformats.org/officeDocument/2006/relationships" xmlns:m="http://schemas.openxmlformats.org/officeDocument/2006/math" xmlns:v="urn:schemas-microsoft-com:vml" xmlns:wp14="http://schemas.microsoft.com/office/word/2010/wordprocessingDrawing" xmlns:wp="http://schemas.openxmlformats.org/drawingml/2006/wordprocessingDrawing" xmlns:w10="urn:schemas-microsoft-com:office:word" xmlns:w="http://schemas.openxmlformats.org/wordprocessingml/2006/main" xmlns:w14="http://schemas.microsoft.com/office/word/2010/wordml" xmlns:w15="http://schemas.microsoft.com/office/word/2012/wordml" xmlns:w16cex="http://schemas.microsoft.com/office/word/2018/wordml/cex" xmlns:w16cid="http://schemas.microsoft.com/office/word/2016/wordml/cid" xmlns:w16="http://schemas.microsoft.com/office/word/2018/wordml" xmlns:w16du="http://schemas.microsoft.com/office/word/2023/wordml/word16du" xmlns:w16sdtdh="http://schemas.microsoft.com/office/word/2020/wordml/sdtdatahash" xmlns:w16sdtfl="http://schemas.microsoft.com/office/word/2024/wordml/sdtformatlock" xmlns:w16se="http://schemas.microsoft.com/office/word/2015/wordml/symex" xmlns:wpg="http://schemas.microsoft.com/office/word/2010/wordprocessingGroup" xmlns:wpi="http://schemas.microsoft.com/office/word/2010/wordprocessingInk" xmlns:wne="http://schemas.microsoft.com/office/word/2006/wordml" xmlns:wps="http://schemas.microsoft.com/office/word/2010/wordprocessingShape" mc:Ignorable="w14 w15 w16se w16cid w16 w16cex w16sdtdh w16sdtfl w16du wp14">
   <w:endnote w:type="separator" w:id="-1">
     <w:p>
       <w:r>
@@ -4342,7 +4130,7 @@
 </file>
 
 <file path=word/footer1.xml><?xml version="1.0" encoding="utf-8"?>
-<w:ftr xmlns:wpc="http://schemas.microsoft.com/office/word/2010/wordprocessingCanvas" xmlns:cx="http://schemas.microsoft.com/office/drawing/2014/chartex" xmlns:cx1="http://schemas.microsoft.com/office/drawing/2015/9/8/chartex" xmlns:cx2="http://schemas.microsoft.com/office/drawing/2015/10/21/chartex" xmlns:cx3="http://schemas.microsoft.com/office/drawing/2016/5/9/chartex" xmlns:cx4="http://schemas.microsoft.com/office/drawing/2016/5/10/chartex" xmlns:cx5="http://schemas.microsoft.com/office/drawing/2016/5/11/chartex" xmlns:cx6="http://schemas.microsoft.com/office/drawing/2016/5/12/chartex" xmlns:cx7="http://schemas.microsoft.com/office/drawing/2016/5/13/chartex" xmlns:cx8="http://schemas.microsoft.com/office/drawing/2016/5/14/chartex" xmlns:mc="http://schemas.openxmlformats.org/markup-compatibility/2006" xmlns:aink="http://schemas.microsoft.com/office/drawing/2016/ink" xmlns:am3d="http://schemas.microsoft.com/office/drawing/2017/model3d" xmlns:o="urn:schemas-microsoft-com:office:office" xmlns:oel="http://schemas.microsoft.com/office/2019/extlst" xmlns:r="http://schemas.openxmlformats.org/officeDocument/2006/relationships" xmlns:m="http://schemas.openxmlformats.org/officeDocument/2006/math" xmlns:v="urn:schemas-microsoft-com:vml" xmlns:wp14="http://schemas.microsoft.com/office/word/2010/wordprocessingDrawing" xmlns:wp="http://schemas.openxmlformats.org/drawingml/2006/wordprocessingDrawing" xmlns:w10="urn:schemas-microsoft-com:office:word" xmlns:w="http://schemas.openxmlformats.org/wordprocessingml/2006/main" xmlns:w14="http://schemas.microsoft.com/office/word/2010/wordml" xmlns:w15="http://schemas.microsoft.com/office/word/2012/wordml" xmlns:w16cei="http://schemas.microsoft.com/office/word/2026/wordml/cei" xmlns:w16cex="http://schemas.microsoft.com/office/word/2018/wordml/cex" xmlns:w16cid="http://schemas.microsoft.com/office/word/2016/wordml/cid" xmlns:w16="http://schemas.microsoft.com/office/word/2018/wordml" xmlns:w16du="http://schemas.microsoft.com/office/word/2023/wordml/word16du" xmlns:w16sdtdh="http://schemas.microsoft.com/office/word/2020/wordml/sdtdatahash" xmlns:w16sdtfl="http://schemas.microsoft.com/office/word/2024/wordml/sdtformatlock" xmlns:w16se="http://schemas.microsoft.com/office/word/2015/wordml/symex" xmlns:wpg="http://schemas.microsoft.com/office/word/2010/wordprocessingGroup" xmlns:wpi="http://schemas.microsoft.com/office/word/2010/wordprocessingInk" xmlns:wne="http://schemas.microsoft.com/office/word/2006/wordml" xmlns:wps="http://schemas.microsoft.com/office/word/2010/wordprocessingShape" mc:Ignorable="w14 w15 w16se w16cid w16 w16cex w16sdtdh w16sdtfl w16du wp14">
+<w:ftr xmlns:wpc="http://schemas.microsoft.com/office/word/2010/wordprocessingCanvas" xmlns:cx="http://schemas.microsoft.com/office/drawing/2014/chartex" xmlns:cx1="http://schemas.microsoft.com/office/drawing/2015/9/8/chartex" xmlns:cx2="http://schemas.microsoft.com/office/drawing/2015/10/21/chartex" xmlns:cx3="http://schemas.microsoft.com/office/drawing/2016/5/9/chartex" xmlns:cx4="http://schemas.microsoft.com/office/drawing/2016/5/10/chartex" xmlns:cx5="http://schemas.microsoft.com/office/drawing/2016/5/11/chartex" xmlns:cx6="http://schemas.microsoft.com/office/drawing/2016/5/12/chartex" xmlns:cx7="http://schemas.microsoft.com/office/drawing/2016/5/13/chartex" xmlns:cx8="http://schemas.microsoft.com/office/drawing/2016/5/14/chartex" xmlns:mc="http://schemas.openxmlformats.org/markup-compatibility/2006" xmlns:aink="http://schemas.microsoft.com/office/drawing/2016/ink" xmlns:am3d="http://schemas.microsoft.com/office/drawing/2017/model3d" xmlns:o="urn:schemas-microsoft-com:office:office" xmlns:oel="http://schemas.microsoft.com/office/2019/extlst" xmlns:r="http://schemas.openxmlformats.org/officeDocument/2006/relationships" xmlns:m="http://schemas.openxmlformats.org/officeDocument/2006/math" xmlns:v="urn:schemas-microsoft-com:vml" xmlns:wp14="http://schemas.microsoft.com/office/word/2010/wordprocessingDrawing" xmlns:wp="http://schemas.openxmlformats.org/drawingml/2006/wordprocessingDrawing" xmlns:w10="urn:schemas-microsoft-com:office:word" xmlns:w="http://schemas.openxmlformats.org/wordprocessingml/2006/main" xmlns:w14="http://schemas.microsoft.com/office/word/2010/wordml" xmlns:w15="http://schemas.microsoft.com/office/word/2012/wordml" xmlns:w16cex="http://schemas.microsoft.com/office/word/2018/wordml/cex" xmlns:w16cid="http://schemas.microsoft.com/office/word/2016/wordml/cid" xmlns:w16="http://schemas.microsoft.com/office/word/2018/wordml" xmlns:w16du="http://schemas.microsoft.com/office/word/2023/wordml/word16du" xmlns:w16sdtdh="http://schemas.microsoft.com/office/word/2020/wordml/sdtdatahash" xmlns:w16sdtfl="http://schemas.microsoft.com/office/word/2024/wordml/sdtformatlock" xmlns:w16se="http://schemas.microsoft.com/office/word/2015/wordml/symex" xmlns:wpg="http://schemas.microsoft.com/office/word/2010/wordprocessingGroup" xmlns:wpi="http://schemas.microsoft.com/office/word/2010/wordprocessingInk" xmlns:wne="http://schemas.microsoft.com/office/word/2006/wordml" xmlns:wps="http://schemas.microsoft.com/office/word/2010/wordprocessingShape" mc:Ignorable="w14 w15 w16se w16cid w16 w16cex w16sdtdh w16sdtfl w16du wp14">
   <w:p>
     <w:pPr>
       <w:pStyle w:val="Footer"/>
@@ -4490,7 +4278,7 @@
             </wp:anchor>
           </w:drawing>
         </mc:Choice>
-        <mc:Fallback>
+        <mc:Fallback xmlns:w16cei="http://schemas.microsoft.com/office/word/2026/wordml/cei">
           <w:pict>
             <v:line w14:anchorId="736FF723" id="Line 416" o:spid="_x0000_s1026" style="position:absolute;z-index:251666432;visibility:visible;mso-wrap-style:square;mso-width-percent:0;mso-height-percent:0;mso-wrap-distance-left:9pt;mso-wrap-distance-top:0;mso-wrap-distance-right:9pt;mso-wrap-distance-bottom:0;mso-position-horizontal:center;mso-position-horizontal-relative:margin;mso-position-vertical:absolute;mso-position-vertical-relative:text;mso-width-percent:0;mso-height-percent:0;mso-width-relative:page;mso-height-relative:page" from="0,-22.8pt" to="496.05pt,-22.8pt" o:gfxdata="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" strokecolor="#7f7f7f [1612]" strokeweight="1.5pt">
               <v:stroke joinstyle="miter"/>
@@ -4505,7 +4293,7 @@
 </file>
 
 <file path=word/footnotes.xml><?xml version="1.0" encoding="utf-8"?>
-<w:footnotes xmlns:wpc="http://schemas.microsoft.com/office/word/2010/wordprocessingCanvas" xmlns:cx="http://schemas.microsoft.com/office/drawing/2014/chartex" xmlns:cx1="http://schemas.microsoft.com/office/drawing/2015/9/8/chartex" xmlns:cx2="http://schemas.microsoft.com/office/drawing/2015/10/21/chartex" xmlns:cx3="http://schemas.microsoft.com/office/drawing/2016/5/9/chartex" xmlns:cx4="http://schemas.microsoft.com/office/drawing/2016/5/10/chartex" xmlns:cx5="http://schemas.microsoft.com/office/drawing/2016/5/11/chartex" xmlns:cx6="http://schemas.microsoft.com/office/drawing/2016/5/12/chartex" xmlns:cx7="http://schemas.microsoft.com/office/drawing/2016/5/13/chartex" xmlns:cx8="http://schemas.microsoft.com/office/drawing/2016/5/14/chartex" xmlns:mc="http://schemas.openxmlformats.org/markup-compatibility/2006" xmlns:aink="http://schemas.microsoft.com/office/drawing/2016/ink" xmlns:am3d="http://schemas.microsoft.com/office/drawing/2017/model3d" xmlns:o="urn:schemas-microsoft-com:office:office" xmlns:oel="http://schemas.microsoft.com/office/2019/extlst" xmlns:r="http://schemas.openxmlformats.org/officeDocument/2006/relationships" xmlns:m="http://schemas.openxmlformats.org/officeDocument/2006/math" xmlns:v="urn:schemas-microsoft-com:vml" xmlns:wp14="http://schemas.microsoft.com/office/word/2010/wordprocessingDrawing" xmlns:wp="http://schemas.openxmlformats.org/drawingml/2006/wordprocessingDrawing" xmlns:w10="urn:schemas-microsoft-com:office:word" xmlns:w="http://schemas.openxmlformats.org/wordprocessingml/2006/main" xmlns:w14="http://schemas.microsoft.com/office/word/2010/wordml" xmlns:w15="http://schemas.microsoft.com/office/word/2012/wordml" xmlns:w16cei="http://schemas.microsoft.com/office/word/2026/wordml/cei" xmlns:w16cex="http://schemas.microsoft.com/office/word/2018/wordml/cex" xmlns:w16cid="http://schemas.microsoft.com/office/word/2016/wordml/cid" xmlns:w16="http://schemas.microsoft.com/office/word/2018/wordml" xmlns:w16du="http://schemas.microsoft.com/office/word/2023/wordml/word16du" xmlns:w16sdtdh="http://schemas.microsoft.com/office/word/2020/wordml/sdtdatahash" xmlns:w16sdtfl="http://schemas.microsoft.com/office/word/2024/wordml/sdtformatlock" xmlns:w16se="http://schemas.microsoft.com/office/word/2015/wordml/symex" xmlns:wpg="http://schemas.microsoft.com/office/word/2010/wordprocessingGroup" xmlns:wpi="http://schemas.microsoft.com/office/word/2010/wordprocessingInk" xmlns:wne="http://schemas.microsoft.com/office/word/2006/wordml" xmlns:wps="http://schemas.microsoft.com/office/word/2010/wordprocessingShape" mc:Ignorable="w14 w15 w16se w16cid w16 w16cex w16sdtdh w16sdtfl w16du wp14">
+<w:footnotes xmlns:wpc="http://schemas.microsoft.com/office/word/2010/wordprocessingCanvas" xmlns:cx="http://schemas.microsoft.com/office/drawing/2014/chartex" xmlns:cx1="http://schemas.microsoft.com/office/drawing/2015/9/8/chartex" xmlns:cx2="http://schemas.microsoft.com/office/drawing/2015/10/21/chartex" xmlns:cx3="http://schemas.microsoft.com/office/drawing/2016/5/9/chartex" xmlns:cx4="http://schemas.microsoft.com/office/drawing/2016/5/10/chartex" xmlns:cx5="http://schemas.microsoft.com/office/drawing/2016/5/11/chartex" xmlns:cx6="http://schemas.microsoft.com/office/drawing/2016/5/12/chartex" xmlns:cx7="http://schemas.microsoft.com/office/drawing/2016/5/13/chartex" xmlns:cx8="http://schemas.microsoft.com/office/drawing/2016/5/14/chartex" xmlns:mc="http://schemas.openxmlformats.org/markup-compatibility/2006" xmlns:aink="http://schemas.microsoft.com/office/drawing/2016/ink" xmlns:am3d="http://schemas.microsoft.com/office/drawing/2017/model3d" xmlns:o="urn:schemas-microsoft-com:office:office" xmlns:oel="http://schemas.microsoft.com/office/2019/extlst" xmlns:r="http://schemas.openxmlformats.org/officeDocument/2006/relationships" xmlns:m="http://schemas.openxmlformats.org/officeDocument/2006/math" xmlns:v="urn:schemas-microsoft-com:vml" xmlns:wp14="http://schemas.microsoft.com/office/word/2010/wordprocessingDrawing" xmlns:wp="http://schemas.openxmlformats.org/drawingml/2006/wordprocessingDrawing" xmlns:w10="urn:schemas-microsoft-com:office:word" xmlns:w="http://schemas.openxmlformats.org/wordprocessingml/2006/main" xmlns:w14="http://schemas.microsoft.com/office/word/2010/wordml" xmlns:w15="http://schemas.microsoft.com/office/word/2012/wordml" xmlns:w16cex="http://schemas.microsoft.com/office/word/2018/wordml/cex" xmlns:w16cid="http://schemas.microsoft.com/office/word/2016/wordml/cid" xmlns:w16="http://schemas.microsoft.com/office/word/2018/wordml" xmlns:w16du="http://schemas.microsoft.com/office/word/2023/wordml/word16du" xmlns:w16sdtdh="http://schemas.microsoft.com/office/word/2020/wordml/sdtdatahash" xmlns:w16sdtfl="http://schemas.microsoft.com/office/word/2024/wordml/sdtformatlock" xmlns:w16se="http://schemas.microsoft.com/office/word/2015/wordml/symex" xmlns:wpg="http://schemas.microsoft.com/office/word/2010/wordprocessingGroup" xmlns:wpi="http://schemas.microsoft.com/office/word/2010/wordprocessingInk" xmlns:wne="http://schemas.microsoft.com/office/word/2006/wordml" xmlns:wps="http://schemas.microsoft.com/office/word/2010/wordprocessingShape" mc:Ignorable="w14 w15 w16se w16cid w16 w16cex w16sdtdh w16sdtfl w16du wp14">
   <w:footnote w:type="separator" w:id="-1">
     <w:p>
       <w:r>
@@ -4524,7 +4312,7 @@
 </file>
 
 <file path=word/header1.xml><?xml version="1.0" encoding="utf-8"?>
-<w:hdr xmlns:wpc="http://schemas.microsoft.com/office/word/2010/wordprocessingCanvas" xmlns:cx="http://schemas.microsoft.com/office/drawing/2014/chartex" xmlns:cx1="http://schemas.microsoft.com/office/drawing/2015/9/8/chartex" xmlns:cx2="http://schemas.microsoft.com/office/drawing/2015/10/21/chartex" xmlns:cx3="http://schemas.microsoft.com/office/drawing/2016/5/9/chartex" xmlns:cx4="http://schemas.microsoft.com/office/drawing/2016/5/10/chartex" xmlns:cx5="http://schemas.microsoft.com/office/drawing/2016/5/11/chartex" xmlns:cx6="http://schemas.microsoft.com/office/drawing/2016/5/12/chartex" xmlns:cx7="http://schemas.microsoft.com/office/drawing/2016/5/13/chartex" xmlns:cx8="http://schemas.microsoft.com/office/drawing/2016/5/14/chartex" xmlns:mc="http://schemas.openxmlformats.org/markup-compatibility/2006" xmlns:aink="http://schemas.microsoft.com/office/drawing/2016/ink" xmlns:am3d="http://schemas.microsoft.com/office/drawing/2017/model3d" xmlns:o="urn:schemas-microsoft-com:office:office" xmlns:oel="http://schemas.microsoft.com/office/2019/extlst" xmlns:r="http://schemas.openxmlformats.org/officeDocument/2006/relationships" xmlns:m="http://schemas.openxmlformats.org/officeDocument/2006/math" xmlns:v="urn:schemas-microsoft-com:vml" xmlns:wp14="http://schemas.microsoft.com/office/word/2010/wordprocessingDrawing" xmlns:wp="http://schemas.openxmlformats.org/drawingml/2006/wordprocessingDrawing" xmlns:w10="urn:schemas-microsoft-com:office:word" xmlns:w="http://schemas.openxmlformats.org/wordprocessingml/2006/main" xmlns:w14="http://schemas.microsoft.com/office/word/2010/wordml" xmlns:w15="http://schemas.microsoft.com/office/word/2012/wordml" xmlns:w16cei="http://schemas.microsoft.com/office/word/2026/wordml/cei" xmlns:w16cex="http://schemas.microsoft.com/office/word/2018/wordml/cex" xmlns:w16cid="http://schemas.microsoft.com/office/word/2016/wordml/cid" xmlns:w16="http://schemas.microsoft.com/office/word/2018/wordml" xmlns:w16du="http://schemas.microsoft.com/office/word/2023/wordml/word16du" xmlns:w16sdtdh="http://schemas.microsoft.com/office/word/2020/wordml/sdtdatahash" xmlns:w16sdtfl="http://schemas.microsoft.com/office/word/2024/wordml/sdtformatlock" xmlns:w16se="http://schemas.microsoft.com/office/word/2015/wordml/symex" xmlns:wpg="http://schemas.microsoft.com/office/word/2010/wordprocessingGroup" xmlns:wpi="http://schemas.microsoft.com/office/word/2010/wordprocessingInk" xmlns:wne="http://schemas.microsoft.com/office/word/2006/wordml" xmlns:wps="http://schemas.microsoft.com/office/word/2010/wordprocessingShape" mc:Ignorable="w14 w15 w16se w16cid w16 w16cex w16sdtdh w16sdtfl w16du wp14">
+<w:hdr xmlns:wpc="http://schemas.microsoft.com/office/word/2010/wordprocessingCanvas" xmlns:cx="http://schemas.microsoft.com/office/drawing/2014/chartex" xmlns:cx1="http://schemas.microsoft.com/office/drawing/2015/9/8/chartex" xmlns:cx2="http://schemas.microsoft.com/office/drawing/2015/10/21/chartex" xmlns:cx3="http://schemas.microsoft.com/office/drawing/2016/5/9/chartex" xmlns:cx4="http://schemas.microsoft.com/office/drawing/2016/5/10/chartex" xmlns:cx5="http://schemas.microsoft.com/office/drawing/2016/5/11/chartex" xmlns:cx6="http://schemas.microsoft.com/office/drawing/2016/5/12/chartex" xmlns:cx7="http://schemas.microsoft.com/office/drawing/2016/5/13/chartex" xmlns:cx8="http://schemas.microsoft.com/office/drawing/2016/5/14/chartex" xmlns:mc="http://schemas.openxmlformats.org/markup-compatibility/2006" xmlns:aink="http://schemas.microsoft.com/office/drawing/2016/ink" xmlns:am3d="http://schemas.microsoft.com/office/drawing/2017/model3d" xmlns:o="urn:schemas-microsoft-com:office:office" xmlns:oel="http://schemas.microsoft.com/office/2019/extlst" xmlns:r="http://schemas.openxmlformats.org/officeDocument/2006/relationships" xmlns:m="http://schemas.openxmlformats.org/officeDocument/2006/math" xmlns:v="urn:schemas-microsoft-com:vml" xmlns:wp14="http://schemas.microsoft.com/office/word/2010/wordprocessingDrawing" xmlns:wp="http://schemas.openxmlformats.org/drawingml/2006/wordprocessingDrawing" xmlns:w10="urn:schemas-microsoft-com:office:word" xmlns:w="http://schemas.openxmlformats.org/wordprocessingml/2006/main" xmlns:w14="http://schemas.microsoft.com/office/word/2010/wordml" xmlns:w15="http://schemas.microsoft.com/office/word/2012/wordml" xmlns:w16cex="http://schemas.microsoft.com/office/word/2018/wordml/cex" xmlns:w16cid="http://schemas.microsoft.com/office/word/2016/wordml/cid" xmlns:w16="http://schemas.microsoft.com/office/word/2018/wordml" xmlns:w16du="http://schemas.microsoft.com/office/word/2023/wordml/word16du" xmlns:w16sdtdh="http://schemas.microsoft.com/office/word/2020/wordml/sdtdatahash" xmlns:w16sdtfl="http://schemas.microsoft.com/office/word/2024/wordml/sdtformatlock" xmlns:w16se="http://schemas.microsoft.com/office/word/2015/wordml/symex" xmlns:wpg="http://schemas.microsoft.com/office/word/2010/wordprocessingGroup" xmlns:wpi="http://schemas.microsoft.com/office/word/2010/wordprocessingInk" xmlns:wne="http://schemas.microsoft.com/office/word/2006/wordml" xmlns:wps="http://schemas.microsoft.com/office/word/2010/wordprocessingShape" mc:Ignorable="w14 w15 w16se w16cid w16 w16cex w16sdtdh w16sdtfl w16du wp14">
   <w:tbl>
     <w:tblPr>
       <w:tblW w:w="9957" w:type="dxa"/>
@@ -4814,7 +4602,7 @@
             </wp:anchor>
           </w:drawing>
         </mc:Choice>
-        <mc:Fallback>
+        <mc:Fallback xmlns:w16cei="http://schemas.microsoft.com/office/word/2026/wordml/cei">
           <w:pict>
             <v:line w14:anchorId="1F9328B4" id="Line 416" o:spid="_x0000_s1026" style="position:absolute;z-index:251664384;visibility:visible;mso-wrap-style:square;mso-width-percent:0;mso-height-percent:0;mso-wrap-distance-left:9pt;mso-wrap-distance-top:0;mso-wrap-distance-right:9pt;mso-wrap-distance-bottom:0;mso-position-horizontal:absolute;mso-position-horizontal-relative:margin;mso-position-vertical:absolute;mso-position-vertical-relative:text;mso-width-percent:0;mso-height-percent:0;mso-width-relative:page;mso-height-relative:page" from="-24.1pt,2.65pt" to="471.95pt,2.65pt" o:gfxdata="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" strokeweight="3.75pt">
               <v:stroke linestyle="thinThick"/>
@@ -5240,7 +5028,6 @@
   <w:style w:type="character" w:default="1" w:styleId="DefaultParagraphFont">
     <w:name w:val="Default Paragraph Font"/>
     <w:uiPriority w:val="1"/>
-    <w:semiHidden/>
     <w:unhideWhenUsed/>
   </w:style>
   <w:style w:type="table" w:default="1" w:styleId="TableNormal">

--- a/template/SK-4/ba SK IV.docx
+++ b/template/SK-4/ba SK IV.docx
@@ -3099,7 +3099,14 @@
                 <w:color w:val="000000" w:themeColor="text1"/>
                 <w:lang w:val="en-US"/>
               </w:rPr>
-              <w:t>Nama penguji I</w:t>
+              <w:t>Nama penguji</w:t>
+            </w:r>
+            <w:r>
+              <w:rPr>
+                <w:color w:val="000000" w:themeColor="text1"/>
+                <w:lang w:val="en-US"/>
+              </w:rPr>
+              <w:t xml:space="preserve"> I</w:t>
             </w:r>
           </w:p>
         </w:tc>
@@ -3204,7 +3211,14 @@
                 <w:color w:val="000000" w:themeColor="text1"/>
                 <w:lang w:val="en-US"/>
               </w:rPr>
-              <w:t>Nama penguji II</w:t>
+              <w:t>Nama penguji</w:t>
+            </w:r>
+            <w:r>
+              <w:rPr>
+                <w:color w:val="000000" w:themeColor="text1"/>
+                <w:lang w:val="en-US"/>
+              </w:rPr>
+              <w:t xml:space="preserve"> II</w:t>
             </w:r>
           </w:p>
         </w:tc>
@@ -3309,7 +3323,14 @@
                 <w:color w:val="000000" w:themeColor="text1"/>
                 <w:lang w:val="en-US"/>
               </w:rPr>
-              <w:t>Nama penguji III</w:t>
+              <w:t>Nama penguji</w:t>
+            </w:r>
+            <w:r>
+              <w:rPr>
+                <w:color w:val="000000" w:themeColor="text1"/>
+                <w:lang w:val="en-US"/>
+              </w:rPr>
+              <w:t xml:space="preserve"> III</w:t>
             </w:r>
           </w:p>
         </w:tc>
@@ -3415,7 +3436,7 @@
                 <w:color w:val="000000" w:themeColor="text1"/>
                 <w:lang w:val="en-US"/>
               </w:rPr>
-              <w:t>Nama penguji IV</w:t>
+              <w:t>…………………………</w:t>
             </w:r>
           </w:p>
         </w:tc>
@@ -3556,115 +3577,7 @@
           </w:p>
         </w:tc>
       </w:tr>
-      <w:tr>
-        <w:trPr>
-          <w:trHeight w:val="287"/>
-        </w:trPr>
-        <w:tc>
-          <w:tcPr>
-            <w:tcW w:w="322" w:type="dxa"/>
-          </w:tcPr>
-          <w:p>
-            <w:pPr>
-              <w:pStyle w:val="TableParagraph"/>
-              <w:spacing w:line="360" w:lineRule="auto"/>
-              <w:ind w:left="50"/>
-              <w:rPr>
-                <w:color w:val="000000" w:themeColor="text1"/>
-              </w:rPr>
-            </w:pPr>
-            <w:r>
-              <w:rPr>
-                <w:color w:val="000000" w:themeColor="text1"/>
-              </w:rPr>
-              <w:t>6.</w:t>
-            </w:r>
-          </w:p>
-        </w:tc>
-        <w:tc>
-          <w:tcPr>
-            <w:tcW w:w="4102" w:type="dxa"/>
-          </w:tcPr>
-          <w:p>
-            <w:pPr>
-              <w:pStyle w:val="TableParagraph"/>
-              <w:spacing w:line="360" w:lineRule="auto"/>
-              <w:ind w:left="162"/>
-              <w:rPr>
-                <w:color w:val="000000" w:themeColor="text1"/>
-                <w:spacing w:val="-2"/>
-              </w:rPr>
-            </w:pPr>
-            <w:r>
-              <w:rPr>
-                <w:color w:val="000000" w:themeColor="text1"/>
-                <w:spacing w:val="-2"/>
-                <w:lang w:val="en-US"/>
-              </w:rPr>
-              <w:t>………………………….</w:t>
-            </w:r>
-          </w:p>
-        </w:tc>
-        <w:tc>
-          <w:tcPr>
-            <w:tcW w:w="2413" w:type="dxa"/>
-          </w:tcPr>
-          <w:p>
-            <w:pPr>
-              <w:pStyle w:val="TableParagraph"/>
-              <w:spacing w:line="360" w:lineRule="auto"/>
-              <w:ind w:left="364"/>
-              <w:rPr>
-                <w:color w:val="000000" w:themeColor="text1"/>
-                <w:spacing w:val="-2"/>
-              </w:rPr>
-            </w:pPr>
-            <w:r>
-              <w:rPr>
-                <w:color w:val="000000" w:themeColor="text1"/>
-                <w:spacing w:val="-2"/>
-              </w:rPr>
-              <w:t>(Penguji)</w:t>
-            </w:r>
-          </w:p>
-        </w:tc>
-        <w:tc>
-          <w:tcPr>
-            <w:tcW w:w="1680" w:type="dxa"/>
-          </w:tcPr>
-          <w:p>
-            <w:pPr>
-              <w:pStyle w:val="TableParagraph"/>
-              <w:spacing w:line="360" w:lineRule="auto"/>
-              <w:ind w:left="197"/>
-              <w:rPr>
-                <w:color w:val="000000" w:themeColor="text1"/>
-                <w:spacing w:val="-2"/>
-              </w:rPr>
-            </w:pPr>
-            <w:r>
-              <w:rPr>
-                <w:color w:val="000000" w:themeColor="text1"/>
-                <w:spacing w:val="-2"/>
-              </w:rPr>
-              <w:t>………………..</w:t>
-            </w:r>
-          </w:p>
-        </w:tc>
-      </w:tr>
     </w:tbl>
-    <w:p>
-      <w:pPr>
-        <w:pStyle w:val="BodyText"/>
-        <w:spacing w:before="11"/>
-        <w:ind w:left="0"/>
-        <w:rPr>
-          <w:b/>
-          <w:color w:val="000000" w:themeColor="text1"/>
-          <w:sz w:val="22"/>
-        </w:rPr>
-      </w:pPr>
-    </w:p>
     <w:p>
       <w:pPr>
         <w:ind w:right="26"/>
@@ -3779,7 +3692,6 @@
               <w:rPr>
                 <w:color w:val="000000" w:themeColor="text1"/>
                 <w:sz w:val="22"/>
-                <w:lang w:val="fi-FI"/>
               </w:rPr>
             </w:pPr>
             <w:r>
@@ -3801,7 +3713,6 @@
                 <w:color w:val="000000" w:themeColor="text1"/>
                 <w:sz w:val="22"/>
                 <w:u w:val="single"/>
-                <w:lang w:val="fi-FI"/>
               </w:rPr>
             </w:pPr>
             <w:r>
@@ -3811,7 +3722,6 @@
                 <w:color w:val="000000" w:themeColor="text1"/>
                 <w:sz w:val="22"/>
                 <w:u w:val="single"/>
-                <w:lang w:val="fi-FI"/>
               </w:rPr>
               <w:t>$(</w:t>
             </w:r>
@@ -3822,7 +3732,6 @@
                 <w:color w:val="000000" w:themeColor="text1"/>
                 <w:sz w:val="22"/>
                 <w:u w:val="single"/>
-                <w:lang w:val="fi-FI"/>
               </w:rPr>
               <w:t>Nama kaprodi</w:t>
             </w:r>
@@ -3833,7 +3742,6 @@
                 <w:color w:val="000000" w:themeColor="text1"/>
                 <w:sz w:val="22"/>
                 <w:u w:val="single"/>
-                <w:lang w:val="fi-FI"/>
               </w:rPr>
               <w:t>)</w:t>
             </w:r>
@@ -3845,14 +3753,12 @@
               <w:rPr>
                 <w:color w:val="000000" w:themeColor="text1"/>
                 <w:sz w:val="22"/>
-                <w:lang w:val="fi-FI"/>
               </w:rPr>
             </w:pPr>
             <w:r>
               <w:rPr>
                 <w:color w:val="000000" w:themeColor="text1"/>
                 <w:sz w:val="22"/>
-                <w:lang w:val="fi-FI"/>
               </w:rPr>
               <w:t xml:space="preserve">NIP </w:t>
             </w:r>
@@ -3860,7 +3766,6 @@
               <w:rPr>
                 <w:color w:val="000000" w:themeColor="text1"/>
                 <w:sz w:val="22"/>
-                <w:lang w:val="fi-FI"/>
               </w:rPr>
               <w:t>$(</w:t>
             </w:r>
@@ -3868,7 +3773,6 @@
               <w:rPr>
                 <w:color w:val="000000" w:themeColor="text1"/>
                 <w:sz w:val="22"/>
-                <w:lang w:val="fi-FI"/>
               </w:rPr>
               <w:t>nip kaprodi</w:t>
             </w:r>
@@ -3876,7 +3780,6 @@
               <w:rPr>
                 <w:color w:val="000000" w:themeColor="text1"/>
                 <w:sz w:val="22"/>
-                <w:lang w:val="fi-FI"/>
               </w:rPr>
               <w:t>)</w:t>
             </w:r>
@@ -5028,6 +4931,7 @@
   <w:style w:type="character" w:default="1" w:styleId="DefaultParagraphFont">
     <w:name w:val="Default Paragraph Font"/>
     <w:uiPriority w:val="1"/>
+    <w:semiHidden/>
     <w:unhideWhenUsed/>
   </w:style>
   <w:style w:type="table" w:default="1" w:styleId="TableNormal">
